--- a/Documents/BackendFejlesztoi.docx
+++ b/Documents/BackendFejlesztoi.docx
@@ -52,21 +52,32 @@
           <w:bCs/>
         </w:rPr>
       </w:pPr>
-      <w:proofErr w:type="spellStart"/>
       <w:r>
         <w:rPr>
           <w:b/>
           <w:bCs/>
         </w:rPr>
-        <w:t>Laravel</w:t>
-      </w:r>
-      <w:proofErr w:type="spellEnd"/>
-      <w:r>
+        <w:t>Laravel, Verzió 12.44</w:t>
+      </w:r>
+    </w:p>
+    <w:p>
+      <w:pPr>
+        <w:pStyle w:val="Listaszerbekezds"/>
+        <w:numPr>
+          <w:ilvl w:val="0"/>
+          <w:numId w:val="9"/>
+        </w:numPr>
         <w:rPr>
           <w:b/>
           <w:bCs/>
         </w:rPr>
-        <w:t>, Verzió 12.44</w:t>
+      </w:pPr>
+      <w:r>
+        <w:rPr>
+          <w:b/>
+          <w:bCs/>
+        </w:rPr>
+        <w:t>Használt modulok: API</w:t>
       </w:r>
     </w:p>
     <w:p/>
@@ -116,21 +127,8 @@
           <w:numId w:val="5"/>
         </w:numPr>
       </w:pPr>
-      <w:proofErr w:type="spellStart"/>
-      <w:proofErr w:type="gramStart"/>
-      <w:r>
-        <w:t>kategoriak</w:t>
-      </w:r>
-      <w:proofErr w:type="spellEnd"/>
-      <w:r>
-        <w:t>(</w:t>
-      </w:r>
-      <w:proofErr w:type="gramEnd"/>
-      <w:r>
-        <w:t>)</w:t>
-      </w:r>
-      <w:r>
-        <w:t xml:space="preserve"> - Kategóriákkal köti össze, 1 kategóriához több alkategória van kötve.</w:t>
+      <w:r>
+        <w:t>kategoriak() - Kategóriákkal köti össze, 1 kategóriához több alkategória van kötve.</w:t>
       </w:r>
     </w:p>
     <w:p>
@@ -141,21 +139,8 @@
           <w:numId w:val="5"/>
         </w:numPr>
       </w:pPr>
-      <w:proofErr w:type="spellStart"/>
-      <w:proofErr w:type="gramStart"/>
-      <w:r>
-        <w:t>mennyisegtipus</w:t>
-      </w:r>
-      <w:proofErr w:type="spellEnd"/>
-      <w:r>
-        <w:t>(</w:t>
-      </w:r>
-      <w:proofErr w:type="gramEnd"/>
-      <w:r>
-        <w:t>)</w:t>
-      </w:r>
-      <w:r>
-        <w:t xml:space="preserve"> – Mennyiség típusokkal köti össze, 1 mennyiség típushoz több alkategória van kötve.</w:t>
+      <w:r>
+        <w:t>mennyisegtipus() – Mennyiség típusokkal köti össze, 1 mennyiség típushoz több alkategória van kötve.</w:t>
       </w:r>
     </w:p>
     <w:p>
@@ -166,21 +151,8 @@
           <w:numId w:val="5"/>
         </w:numPr>
       </w:pPr>
-      <w:proofErr w:type="spellStart"/>
-      <w:proofErr w:type="gramStart"/>
-      <w:r>
-        <w:t>vevesobjektum</w:t>
-      </w:r>
-      <w:proofErr w:type="spellEnd"/>
-      <w:r>
-        <w:t>(</w:t>
-      </w:r>
-      <w:proofErr w:type="gramEnd"/>
-      <w:r>
-        <w:t>)</w:t>
-      </w:r>
-      <w:r>
-        <w:t xml:space="preserve"> – Vevés Objektummal köti össze, 1 vevési objektumhoz 1 alkategória van kötve.</w:t>
+      <w:r>
+        <w:t>vevesobjektum() – Vevés Objektummal köti össze, 1 vevési objektumhoz 1 alkategória van kötve.</w:t>
       </w:r>
     </w:p>
     <w:p>
@@ -192,7 +164,6 @@
           <w:szCs w:val="44"/>
         </w:rPr>
       </w:pPr>
-      <w:proofErr w:type="spellStart"/>
       <w:r>
         <w:rPr>
           <w:sz w:val="44"/>
@@ -200,7 +171,6 @@
         </w:rPr>
         <w:t>Contact</w:t>
       </w:r>
-      <w:proofErr w:type="spellEnd"/>
     </w:p>
     <w:p>
       <w:pPr>
@@ -210,45 +180,11 @@
           <w:numId w:val="6"/>
         </w:numPr>
       </w:pPr>
-      <w:proofErr w:type="spellStart"/>
-      <w:proofErr w:type="gramStart"/>
-      <w:r>
-        <w:t>contactTipusok</w:t>
-      </w:r>
-      <w:proofErr w:type="spellEnd"/>
-      <w:r>
-        <w:t>(</w:t>
-      </w:r>
-      <w:proofErr w:type="gramEnd"/>
-      <w:r>
-        <w:t>)</w:t>
-      </w:r>
-      <w:r>
-        <w:t xml:space="preserve"> – </w:t>
-      </w:r>
-      <w:proofErr w:type="spellStart"/>
-      <w:r>
-        <w:t>Contact</w:t>
-      </w:r>
-      <w:proofErr w:type="spellEnd"/>
-      <w:r>
-        <w:t xml:space="preserve"> típusokkal köti össze, 1 </w:t>
-      </w:r>
-      <w:proofErr w:type="spellStart"/>
-      <w:r>
-        <w:t>contactnak</w:t>
-      </w:r>
-      <w:proofErr w:type="spellEnd"/>
-      <w:r>
-        <w:t xml:space="preserve"> 1 </w:t>
-      </w:r>
-      <w:proofErr w:type="spellStart"/>
-      <w:r>
-        <w:t>contact</w:t>
-      </w:r>
-      <w:proofErr w:type="spellEnd"/>
-      <w:r>
-        <w:t xml:space="preserve"> típusa van.</w:t>
+      <w:r>
+        <w:t>contactTipusok()</w:t>
+      </w:r>
+      <w:r>
+        <w:t xml:space="preserve"> – Contact típusokkal köti össze, 1 contactnak 1 contact típusa van.</w:t>
       </w:r>
     </w:p>
     <w:p>
@@ -260,22 +196,45 @@
           <w:szCs w:val="44"/>
         </w:rPr>
       </w:pPr>
-      <w:proofErr w:type="spellStart"/>
       <w:r>
         <w:rPr>
           <w:sz w:val="44"/>
           <w:szCs w:val="44"/>
         </w:rPr>
-        <w:t>Contact</w:t>
-      </w:r>
-      <w:r>
+        <w:t>ContactTipusok</w:t>
+      </w:r>
+    </w:p>
+    <w:p>
+      <w:pPr>
+        <w:pStyle w:val="Listaszerbekezds"/>
+        <w:numPr>
+          <w:ilvl w:val="0"/>
+          <w:numId w:val="8"/>
+        </w:numPr>
+      </w:pPr>
+      <w:r>
+        <w:t>contact()</w:t>
+      </w:r>
+      <w:r>
+        <w:t xml:space="preserve"> – Contactokkal köti össze.</w:t>
+      </w:r>
+    </w:p>
+    <w:p>
+      <w:pPr>
+        <w:pStyle w:val="Alcm"/>
+        <w:jc w:val="center"/>
         <w:rPr>
           <w:sz w:val="44"/>
           <w:szCs w:val="44"/>
         </w:rPr>
-        <w:t>Tipusok</w:t>
-      </w:r>
-      <w:proofErr w:type="spellEnd"/>
+      </w:pPr>
+      <w:r>
+        <w:rPr>
+          <w:sz w:val="44"/>
+          <w:szCs w:val="44"/>
+        </w:rPr>
+        <w:t>Csoportok</w:t>
+      </w:r>
     </w:p>
     <w:p>
       <w:pPr>
@@ -285,29 +244,71 @@
           <w:numId w:val="8"/>
         </w:numPr>
       </w:pPr>
-      <w:proofErr w:type="spellStart"/>
-      <w:proofErr w:type="gramStart"/>
-      <w:r>
-        <w:t>contact</w:t>
-      </w:r>
-      <w:proofErr w:type="spellEnd"/>
-      <w:r>
-        <w:t>(</w:t>
-      </w:r>
-      <w:proofErr w:type="gramEnd"/>
-      <w:r>
-        <w:t>)</w:t>
-      </w:r>
-      <w:r>
-        <w:t xml:space="preserve"> – </w:t>
-      </w:r>
-      <w:proofErr w:type="spellStart"/>
-      <w:r>
-        <w:t>Contactokkal</w:t>
-      </w:r>
-      <w:proofErr w:type="spellEnd"/>
-      <w:r>
-        <w:t xml:space="preserve"> köti össze.</w:t>
+      <w:r>
+        <w:t>csoportTipus() – Csoport típusokkal köti össze, 1 csoport</w:t>
+      </w:r>
+      <w:r>
+        <w:t>hoz</w:t>
+      </w:r>
+      <w:r>
+        <w:t xml:space="preserve"> 1 csoport típus van</w:t>
+      </w:r>
+      <w:r>
+        <w:t xml:space="preserve"> hozzá kötve</w:t>
+      </w:r>
+      <w:r>
+        <w:t>.</w:t>
+      </w:r>
+    </w:p>
+    <w:p>
+      <w:pPr>
+        <w:pStyle w:val="Listaszerbekezds"/>
+        <w:numPr>
+          <w:ilvl w:val="0"/>
+          <w:numId w:val="8"/>
+        </w:numPr>
+      </w:pPr>
+      <w:r>
+        <w:t xml:space="preserve">vevesLista() </w:t>
+      </w:r>
+      <w:r>
+        <w:t>–</w:t>
+      </w:r>
+      <w:r>
+        <w:t xml:space="preserve"> </w:t>
+      </w:r>
+      <w:r>
+        <w:t>Vevési listákkal köti össze, 1 vevési listához 1 csoport van hozzá kötve, de ez opcionális.</w:t>
+      </w:r>
+    </w:p>
+    <w:p>
+      <w:pPr>
+        <w:pStyle w:val="Listaszerbekezds"/>
+        <w:numPr>
+          <w:ilvl w:val="0"/>
+          <w:numId w:val="8"/>
+        </w:numPr>
+      </w:pPr>
+      <w:r>
+        <w:t>csoportTagsag()</w:t>
+      </w:r>
+      <w:r>
+        <w:t xml:space="preserve"> – Csoport tagságokkal köti össze, 1 csoport tagsághoz 1 csoport van hozzá kötve.</w:t>
+      </w:r>
+    </w:p>
+    <w:p>
+      <w:pPr>
+        <w:pStyle w:val="Listaszerbekezds"/>
+        <w:numPr>
+          <w:ilvl w:val="0"/>
+          <w:numId w:val="8"/>
+        </w:numPr>
+      </w:pPr>
+      <w:r>
+        <w:t>user()</w:t>
+      </w:r>
+      <w:r>
+        <w:t xml:space="preserve"> – Felhasználókkal köti össze, egy csoporthoz egy készítő felhasználó van hozzá kötve.</w:t>
       </w:r>
     </w:p>
     <w:p>
@@ -324,129 +325,37 @@
           <w:sz w:val="44"/>
           <w:szCs w:val="44"/>
         </w:rPr>
-        <w:t>Csoportok</w:t>
-      </w:r>
-    </w:p>
-    <w:p>
-      <w:pPr>
-        <w:pStyle w:val="Listaszerbekezds"/>
-        <w:numPr>
-          <w:ilvl w:val="0"/>
-          <w:numId w:val="8"/>
-        </w:numPr>
-      </w:pPr>
-      <w:proofErr w:type="spellStart"/>
-      <w:proofErr w:type="gramStart"/>
-      <w:r>
-        <w:t>csoportTipus</w:t>
-      </w:r>
-      <w:proofErr w:type="spellEnd"/>
-      <w:r>
-        <w:t>(</w:t>
-      </w:r>
-      <w:proofErr w:type="gramEnd"/>
-      <w:r>
-        <w:t>)</w:t>
-      </w:r>
-      <w:r>
-        <w:t xml:space="preserve"> – Csoport típusokkal köti össze, 1 csoport</w:t>
-      </w:r>
-      <w:r>
-        <w:t>hoz</w:t>
-      </w:r>
-      <w:r>
-        <w:t xml:space="preserve"> 1 csoport típus van</w:t>
-      </w:r>
-      <w:r>
-        <w:t xml:space="preserve"> hozzá kötve</w:t>
-      </w:r>
-      <w:r>
-        <w:t>.</w:t>
-      </w:r>
-    </w:p>
-    <w:p>
-      <w:pPr>
-        <w:pStyle w:val="Listaszerbekezds"/>
-        <w:numPr>
-          <w:ilvl w:val="0"/>
-          <w:numId w:val="8"/>
-        </w:numPr>
-      </w:pPr>
-      <w:proofErr w:type="spellStart"/>
-      <w:proofErr w:type="gramStart"/>
-      <w:r>
-        <w:t>vevesLista</w:t>
-      </w:r>
-      <w:proofErr w:type="spellEnd"/>
-      <w:r>
-        <w:t>(</w:t>
-      </w:r>
-      <w:proofErr w:type="gramEnd"/>
-      <w:r>
-        <w:t>)</w:t>
-      </w:r>
-      <w:r>
-        <w:t xml:space="preserve"> </w:t>
-      </w:r>
-      <w:r>
-        <w:t>–</w:t>
-      </w:r>
-      <w:r>
-        <w:t xml:space="preserve"> </w:t>
-      </w:r>
-      <w:r>
-        <w:t>Vevési listákkal köti össze, 1 vevési listához 1 csoport van hozzá kötve, de ez opcionális.</w:t>
-      </w:r>
-    </w:p>
-    <w:p>
-      <w:pPr>
-        <w:pStyle w:val="Listaszerbekezds"/>
-        <w:numPr>
-          <w:ilvl w:val="0"/>
-          <w:numId w:val="8"/>
-        </w:numPr>
-      </w:pPr>
-      <w:proofErr w:type="spellStart"/>
-      <w:proofErr w:type="gramStart"/>
-      <w:r>
-        <w:t>csoportTagsag</w:t>
-      </w:r>
-      <w:proofErr w:type="spellEnd"/>
-      <w:r>
-        <w:t>(</w:t>
-      </w:r>
-      <w:proofErr w:type="gramEnd"/>
-      <w:r>
-        <w:t>)</w:t>
-      </w:r>
-      <w:r>
-        <w:t xml:space="preserve"> – Csoport tagságokkal köti össze, 1 csoport tagsághoz 1 csoport van hozzá kötve.</w:t>
-      </w:r>
-    </w:p>
-    <w:p>
-      <w:pPr>
-        <w:pStyle w:val="Listaszerbekezds"/>
-        <w:numPr>
-          <w:ilvl w:val="0"/>
-          <w:numId w:val="8"/>
-        </w:numPr>
-      </w:pPr>
-      <w:proofErr w:type="spellStart"/>
-      <w:proofErr w:type="gramStart"/>
-      <w:r>
-        <w:t>user</w:t>
-      </w:r>
-      <w:proofErr w:type="spellEnd"/>
-      <w:r>
-        <w:t>(</w:t>
-      </w:r>
-      <w:proofErr w:type="gramEnd"/>
-      <w:r>
-        <w:t>)</w:t>
-      </w:r>
-      <w:r>
-        <w:t xml:space="preserve"> – Felhasználókkal köti össze, egy csoporthoz egy készítő felhasználó van hozzá kötve.</w:t>
-      </w:r>
+        <w:t>CsoportTagsag</w:t>
+      </w:r>
+    </w:p>
+    <w:p>
+      <w:pPr>
+        <w:pStyle w:val="Listaszerbekezds"/>
+        <w:numPr>
+          <w:ilvl w:val="0"/>
+          <w:numId w:val="10"/>
+        </w:numPr>
+      </w:pPr>
+      <w:r>
+        <w:t>user() – Felhasználókkal köti össze, egy csoport tagsághoz 1 felhasználó van kötve.</w:t>
+      </w:r>
+    </w:p>
+    <w:p>
+      <w:pPr>
+        <w:pStyle w:val="Listaszerbekezds"/>
+        <w:numPr>
+          <w:ilvl w:val="0"/>
+          <w:numId w:val="10"/>
+        </w:numPr>
+      </w:pPr>
+      <w:r>
+        <w:t>csoport() – Csoportokkal köti össze.</w:t>
+      </w:r>
+    </w:p>
+    <w:p>
+      <w:pPr>
+        <w:pStyle w:val="Listaszerbekezds"/>
+      </w:pPr>
     </w:p>
     <w:p>
       <w:pPr>
@@ -457,65 +366,38 @@
           <w:szCs w:val="44"/>
         </w:rPr>
       </w:pPr>
-      <w:proofErr w:type="spellStart"/>
-      <w:r>
+    </w:p>
+    <w:p>
+      <w:pPr>
+        <w:pStyle w:val="Alcm"/>
+        <w:jc w:val="center"/>
         <w:rPr>
           <w:sz w:val="44"/>
           <w:szCs w:val="44"/>
         </w:rPr>
-        <w:t>CsoportTagsag</w:t>
-      </w:r>
-      <w:proofErr w:type="spellEnd"/>
-    </w:p>
-    <w:p>
-      <w:pPr>
-        <w:pStyle w:val="Listaszerbekezds"/>
-        <w:numPr>
-          <w:ilvl w:val="0"/>
-          <w:numId w:val="10"/>
-        </w:numPr>
-      </w:pPr>
-      <w:proofErr w:type="spellStart"/>
-      <w:proofErr w:type="gramStart"/>
-      <w:r>
-        <w:t>user</w:t>
-      </w:r>
-      <w:proofErr w:type="spellEnd"/>
-      <w:r>
-        <w:t>(</w:t>
-      </w:r>
-      <w:proofErr w:type="gramEnd"/>
-      <w:r>
-        <w:t>)</w:t>
-      </w:r>
-      <w:r>
-        <w:t xml:space="preserve"> – Felhasználókkal köti össze, egy csoport tagsághoz 1 felhasználó van kötve.</w:t>
-      </w:r>
-    </w:p>
-    <w:p>
-      <w:pPr>
-        <w:pStyle w:val="Listaszerbekezds"/>
-        <w:numPr>
-          <w:ilvl w:val="0"/>
-          <w:numId w:val="10"/>
-        </w:numPr>
-      </w:pPr>
-      <w:proofErr w:type="gramStart"/>
-      <w:r>
-        <w:t>csoport(</w:t>
-      </w:r>
-      <w:proofErr w:type="gramEnd"/>
-      <w:r>
-        <w:t>)</w:t>
+      </w:pPr>
+      <w:r>
+        <w:rPr>
+          <w:sz w:val="44"/>
+          <w:szCs w:val="44"/>
+        </w:rPr>
+        <w:t>CsoportTipusok</w:t>
+      </w:r>
+    </w:p>
+    <w:p>
+      <w:pPr>
+        <w:pStyle w:val="Listaszerbekezds"/>
+        <w:numPr>
+          <w:ilvl w:val="0"/>
+          <w:numId w:val="11"/>
+        </w:numPr>
+      </w:pPr>
+      <w:r>
+        <w:t>csoportok()</w:t>
       </w:r>
       <w:r>
         <w:t xml:space="preserve"> – Csoportokkal köti össze.</w:t>
       </w:r>
-    </w:p>
-    <w:p>
-      <w:pPr>
-        <w:pStyle w:val="Listaszerbekezds"/>
-      </w:pPr>
     </w:p>
     <w:p>
       <w:pPr>
@@ -526,6 +408,28 @@
           <w:szCs w:val="44"/>
         </w:rPr>
       </w:pPr>
+      <w:r>
+        <w:rPr>
+          <w:sz w:val="44"/>
+          <w:szCs w:val="44"/>
+        </w:rPr>
+        <w:t>Kategoriák</w:t>
+      </w:r>
+    </w:p>
+    <w:p>
+      <w:pPr>
+        <w:pStyle w:val="Listaszerbekezds"/>
+        <w:numPr>
+          <w:ilvl w:val="0"/>
+          <w:numId w:val="11"/>
+        </w:numPr>
+      </w:pPr>
+      <w:r>
+        <w:t>alkategoriak()</w:t>
+      </w:r>
+      <w:r>
+        <w:t xml:space="preserve"> – Alkategóriákkal köti össze.</w:t>
+      </w:r>
     </w:p>
     <w:p>
       <w:pPr>
@@ -536,16 +440,13 @@
           <w:szCs w:val="44"/>
         </w:rPr>
       </w:pPr>
-      <w:proofErr w:type="spellStart"/>
       <w:r>
         <w:rPr>
           <w:sz w:val="44"/>
           <w:szCs w:val="44"/>
         </w:rPr>
-        <w:lastRenderedPageBreak/>
-        <w:t>CsoportTipusok</w:t>
-      </w:r>
-      <w:proofErr w:type="spellEnd"/>
+        <w:t>Kupon</w:t>
+      </w:r>
     </w:p>
     <w:p>
       <w:pPr>
@@ -555,16 +456,11 @@
           <w:numId w:val="11"/>
         </w:numPr>
       </w:pPr>
-      <w:proofErr w:type="gramStart"/>
-      <w:r>
-        <w:t>csoportok(</w:t>
-      </w:r>
-      <w:proofErr w:type="gramEnd"/>
-      <w:r>
-        <w:t>)</w:t>
-      </w:r>
-      <w:r>
-        <w:t xml:space="preserve"> – Csoportokkal köti össze.</w:t>
+      <w:r>
+        <w:t>user()</w:t>
+      </w:r>
+      <w:r>
+        <w:t xml:space="preserve"> – Felhasználókkal köti össze, 1 kuponhoz 1 feltöltői felhasználó van hozzá kötve.</w:t>
       </w:r>
     </w:p>
     <w:p>
@@ -576,15 +472,13 @@
           <w:szCs w:val="44"/>
         </w:rPr>
       </w:pPr>
-      <w:proofErr w:type="spellStart"/>
       <w:r>
         <w:rPr>
           <w:sz w:val="44"/>
           <w:szCs w:val="44"/>
         </w:rPr>
-        <w:t>Kategoriák</w:t>
-      </w:r>
-      <w:proofErr w:type="spellEnd"/>
+        <w:t>MennyisegTipusok</w:t>
+      </w:r>
     </w:p>
     <w:p>
       <w:pPr>
@@ -594,18 +488,8 @@
           <w:numId w:val="11"/>
         </w:numPr>
       </w:pPr>
-      <w:proofErr w:type="spellStart"/>
-      <w:proofErr w:type="gramStart"/>
-      <w:r>
-        <w:t>alkategoriak</w:t>
-      </w:r>
-      <w:proofErr w:type="spellEnd"/>
-      <w:r>
-        <w:t>(</w:t>
-      </w:r>
-      <w:proofErr w:type="gramEnd"/>
-      <w:r>
-        <w:t>)</w:t>
+      <w:r>
+        <w:t>alkategoriak()</w:t>
       </w:r>
       <w:r>
         <w:t xml:space="preserve"> – Alkategóriákkal köti össze.</w:t>
@@ -625,7 +509,7 @@
           <w:sz w:val="44"/>
           <w:szCs w:val="44"/>
         </w:rPr>
-        <w:t>Kupon</w:t>
+        <w:t>Temak</w:t>
       </w:r>
     </w:p>
     <w:p>
@@ -636,21 +520,11 @@
           <w:numId w:val="11"/>
         </w:numPr>
       </w:pPr>
-      <w:proofErr w:type="spellStart"/>
-      <w:proofErr w:type="gramStart"/>
-      <w:r>
-        <w:t>user</w:t>
-      </w:r>
-      <w:proofErr w:type="spellEnd"/>
-      <w:r>
-        <w:t>(</w:t>
-      </w:r>
-      <w:proofErr w:type="gramEnd"/>
-      <w:r>
-        <w:t>)</w:t>
-      </w:r>
-      <w:r>
-        <w:t xml:space="preserve"> – Felhasználókkal köti össze, 1 kuponhoz 1 feltöltői felhasználó van hozzá kötve.</w:t>
+      <w:r>
+        <w:t>beallitasok()</w:t>
+      </w:r>
+      <w:r>
+        <w:t xml:space="preserve"> – Felhasználókkal köti össze, 1 felhasználóhoz 1 téma van hozzá kötve.</w:t>
       </w:r>
     </w:p>
     <w:p>
@@ -662,15 +536,13 @@
           <w:szCs w:val="44"/>
         </w:rPr>
       </w:pPr>
-      <w:proofErr w:type="spellStart"/>
       <w:r>
         <w:rPr>
           <w:sz w:val="44"/>
           <w:szCs w:val="44"/>
         </w:rPr>
-        <w:t>MennyisegTipusok</w:t>
-      </w:r>
-      <w:proofErr w:type="spellEnd"/>
+        <w:t>User</w:t>
+      </w:r>
     </w:p>
     <w:p>
       <w:pPr>
@@ -680,21 +552,44 @@
           <w:numId w:val="11"/>
         </w:numPr>
       </w:pPr>
-      <w:proofErr w:type="spellStart"/>
-      <w:proofErr w:type="gramStart"/>
-      <w:r>
-        <w:t>alkategoriak</w:t>
-      </w:r>
-      <w:proofErr w:type="spellEnd"/>
-      <w:r>
-        <w:t>(</w:t>
-      </w:r>
-      <w:proofErr w:type="gramEnd"/>
-      <w:r>
-        <w:t>)</w:t>
-      </w:r>
-      <w:r>
-        <w:t xml:space="preserve"> – Alkategóriákkal köti össze.</w:t>
+      <w:r>
+        <w:t>kupon() – Kuponokkal köti össze.</w:t>
+      </w:r>
+    </w:p>
+    <w:p>
+      <w:pPr>
+        <w:pStyle w:val="Listaszerbekezds"/>
+        <w:numPr>
+          <w:ilvl w:val="0"/>
+          <w:numId w:val="11"/>
+        </w:numPr>
+      </w:pPr>
+      <w:r>
+        <w:t>vevesLista() – Vevési listákkal köti össze.</w:t>
+      </w:r>
+    </w:p>
+    <w:p>
+      <w:pPr>
+        <w:pStyle w:val="Listaszerbekezds"/>
+        <w:numPr>
+          <w:ilvl w:val="0"/>
+          <w:numId w:val="11"/>
+        </w:numPr>
+      </w:pPr>
+      <w:r>
+        <w:t>csoportok() – Csoportokkal köti össze.</w:t>
+      </w:r>
+    </w:p>
+    <w:p>
+      <w:pPr>
+        <w:pStyle w:val="Listaszerbekezds"/>
+        <w:numPr>
+          <w:ilvl w:val="0"/>
+          <w:numId w:val="11"/>
+        </w:numPr>
+      </w:pPr>
+      <w:r>
+        <w:t>csoportTagsag() – Csoport tagsággal köti össze.</w:t>
       </w:r>
     </w:p>
     <w:p>
@@ -706,40 +601,66 @@
           <w:szCs w:val="44"/>
         </w:rPr>
       </w:pPr>
-      <w:proofErr w:type="spellStart"/>
       <w:r>
         <w:rPr>
           <w:sz w:val="44"/>
           <w:szCs w:val="44"/>
         </w:rPr>
-        <w:t>Temak</w:t>
-      </w:r>
-      <w:proofErr w:type="spellEnd"/>
-    </w:p>
-    <w:p>
-      <w:pPr>
-        <w:pStyle w:val="Listaszerbekezds"/>
-        <w:numPr>
-          <w:ilvl w:val="0"/>
-          <w:numId w:val="11"/>
-        </w:numPr>
-      </w:pPr>
-      <w:proofErr w:type="spellStart"/>
-      <w:proofErr w:type="gramStart"/>
-      <w:r>
-        <w:t>beallitasok</w:t>
-      </w:r>
-      <w:proofErr w:type="spellEnd"/>
-      <w:r>
-        <w:t>(</w:t>
-      </w:r>
-      <w:proofErr w:type="gramEnd"/>
-      <w:r>
-        <w:t>)</w:t>
-      </w:r>
-      <w:r>
-        <w:t xml:space="preserve"> – Felhasználókkal köti össze, 1 felhasználóhoz 1 téma van hozzá kötve.</w:t>
-      </w:r>
+        <w:t>VevesLista</w:t>
+      </w:r>
+    </w:p>
+    <w:p>
+      <w:pPr>
+        <w:pStyle w:val="Listaszerbekezds"/>
+        <w:numPr>
+          <w:ilvl w:val="0"/>
+          <w:numId w:val="12"/>
+        </w:numPr>
+      </w:pPr>
+      <w:r>
+        <w:t xml:space="preserve">user() – </w:t>
+      </w:r>
+      <w:r>
+        <w:t>Felhasználókkal</w:t>
+      </w:r>
+      <w:r>
+        <w:t xml:space="preserve"> köti össze, 1 vevési listához 1 felhasználó van hozzá kötve.</w:t>
+      </w:r>
+    </w:p>
+    <w:p>
+      <w:pPr>
+        <w:pStyle w:val="Listaszerbekezds"/>
+        <w:numPr>
+          <w:ilvl w:val="0"/>
+          <w:numId w:val="12"/>
+        </w:numPr>
+      </w:pPr>
+      <w:r>
+        <w:t>csoport()</w:t>
+      </w:r>
+      <w:r>
+        <w:t xml:space="preserve"> – Csoportokkal köti össze.</w:t>
+      </w:r>
+    </w:p>
+    <w:p>
+      <w:pPr>
+        <w:pStyle w:val="Listaszerbekezds"/>
+        <w:numPr>
+          <w:ilvl w:val="0"/>
+          <w:numId w:val="12"/>
+        </w:numPr>
+      </w:pPr>
+      <w:r>
+        <w:t>vevesobjektum()</w:t>
+      </w:r>
+      <w:r>
+        <w:t xml:space="preserve"> – Vevési objektumokkal köti össze, 1 vevési objektumhoz 1 vevési lista van hozzá kötve.</w:t>
+      </w:r>
+    </w:p>
+    <w:p>
+      <w:pPr>
+        <w:pStyle w:val="Listaszerbekezds"/>
+      </w:pPr>
     </w:p>
     <w:p>
       <w:pPr>
@@ -750,224 +671,13 @@
           <w:szCs w:val="44"/>
         </w:rPr>
       </w:pPr>
-      <w:proofErr w:type="spellStart"/>
       <w:r>
         <w:rPr>
           <w:sz w:val="44"/>
           <w:szCs w:val="44"/>
         </w:rPr>
-        <w:t>User</w:t>
-      </w:r>
-      <w:proofErr w:type="spellEnd"/>
-    </w:p>
-    <w:p>
-      <w:pPr>
-        <w:pStyle w:val="Listaszerbekezds"/>
-        <w:numPr>
-          <w:ilvl w:val="0"/>
-          <w:numId w:val="11"/>
-        </w:numPr>
-      </w:pPr>
-      <w:proofErr w:type="gramStart"/>
-      <w:r>
-        <w:t>kupon(</w:t>
-      </w:r>
-      <w:proofErr w:type="gramEnd"/>
-      <w:r>
-        <w:t>)</w:t>
-      </w:r>
-      <w:r>
-        <w:t xml:space="preserve"> – Kuponokkal köti össze.</w:t>
-      </w:r>
-    </w:p>
-    <w:p>
-      <w:pPr>
-        <w:pStyle w:val="Listaszerbekezds"/>
-        <w:numPr>
-          <w:ilvl w:val="0"/>
-          <w:numId w:val="11"/>
-        </w:numPr>
-      </w:pPr>
-      <w:proofErr w:type="spellStart"/>
-      <w:proofErr w:type="gramStart"/>
-      <w:r>
-        <w:t>vevesLista</w:t>
-      </w:r>
-      <w:proofErr w:type="spellEnd"/>
-      <w:r>
-        <w:t>(</w:t>
-      </w:r>
-      <w:proofErr w:type="gramEnd"/>
-      <w:r>
-        <w:t>)</w:t>
-      </w:r>
-      <w:r>
-        <w:t xml:space="preserve"> – Vevési listákkal köti össze.</w:t>
-      </w:r>
-    </w:p>
-    <w:p>
-      <w:pPr>
-        <w:pStyle w:val="Listaszerbekezds"/>
-        <w:numPr>
-          <w:ilvl w:val="0"/>
-          <w:numId w:val="11"/>
-        </w:numPr>
-      </w:pPr>
-      <w:proofErr w:type="gramStart"/>
-      <w:r>
-        <w:t>csoportok(</w:t>
-      </w:r>
-      <w:proofErr w:type="gramEnd"/>
-      <w:r>
-        <w:t>)</w:t>
-      </w:r>
-      <w:r>
-        <w:t xml:space="preserve"> – Csoportokkal köti össze.</w:t>
-      </w:r>
-    </w:p>
-    <w:p>
-      <w:pPr>
-        <w:pStyle w:val="Listaszerbekezds"/>
-        <w:numPr>
-          <w:ilvl w:val="0"/>
-          <w:numId w:val="11"/>
-        </w:numPr>
-      </w:pPr>
-      <w:proofErr w:type="spellStart"/>
-      <w:proofErr w:type="gramStart"/>
-      <w:r>
-        <w:t>csoportTagsag</w:t>
-      </w:r>
-      <w:proofErr w:type="spellEnd"/>
-      <w:r>
-        <w:t>(</w:t>
-      </w:r>
-      <w:proofErr w:type="gramEnd"/>
-      <w:r>
-        <w:t>)</w:t>
-      </w:r>
-      <w:r>
-        <w:t xml:space="preserve"> – Csoport tagsággal köti össze.</w:t>
-      </w:r>
-    </w:p>
-    <w:p>
-      <w:pPr>
-        <w:pStyle w:val="Alcm"/>
-        <w:jc w:val="center"/>
-        <w:rPr>
-          <w:sz w:val="44"/>
-          <w:szCs w:val="44"/>
-        </w:rPr>
-      </w:pPr>
-      <w:proofErr w:type="spellStart"/>
-      <w:r>
-        <w:rPr>
-          <w:sz w:val="44"/>
-          <w:szCs w:val="44"/>
-        </w:rPr>
-        <w:t>VevesLista</w:t>
-      </w:r>
-      <w:proofErr w:type="spellEnd"/>
-    </w:p>
-    <w:p>
-      <w:pPr>
-        <w:pStyle w:val="Listaszerbekezds"/>
-        <w:numPr>
-          <w:ilvl w:val="0"/>
-          <w:numId w:val="12"/>
-        </w:numPr>
-      </w:pPr>
-      <w:proofErr w:type="spellStart"/>
-      <w:proofErr w:type="gramStart"/>
-      <w:r>
-        <w:t>user</w:t>
-      </w:r>
-      <w:proofErr w:type="spellEnd"/>
-      <w:r>
-        <w:t>(</w:t>
-      </w:r>
-      <w:proofErr w:type="gramEnd"/>
-      <w:r>
-        <w:t>)</w:t>
-      </w:r>
-      <w:r>
-        <w:t xml:space="preserve"> – </w:t>
-      </w:r>
-      <w:r>
-        <w:t>Felhasználókkal</w:t>
-      </w:r>
-      <w:r>
-        <w:t xml:space="preserve"> köti össze, 1 vevési listához 1 felhasználó van hozzá kötve.</w:t>
-      </w:r>
-    </w:p>
-    <w:p>
-      <w:pPr>
-        <w:pStyle w:val="Listaszerbekezds"/>
-        <w:numPr>
-          <w:ilvl w:val="0"/>
-          <w:numId w:val="12"/>
-        </w:numPr>
-      </w:pPr>
-      <w:proofErr w:type="gramStart"/>
-      <w:r>
-        <w:t>csoport(</w:t>
-      </w:r>
-      <w:proofErr w:type="gramEnd"/>
-      <w:r>
-        <w:t>)</w:t>
-      </w:r>
-      <w:r>
-        <w:t xml:space="preserve"> – Csoportokkal köti össze.</w:t>
-      </w:r>
-    </w:p>
-    <w:p>
-      <w:pPr>
-        <w:pStyle w:val="Listaszerbekezds"/>
-        <w:numPr>
-          <w:ilvl w:val="0"/>
-          <w:numId w:val="12"/>
-        </w:numPr>
-      </w:pPr>
-      <w:proofErr w:type="spellStart"/>
-      <w:proofErr w:type="gramStart"/>
-      <w:r>
-        <w:t>vevesobjektum</w:t>
-      </w:r>
-      <w:proofErr w:type="spellEnd"/>
-      <w:r>
-        <w:t>(</w:t>
-      </w:r>
-      <w:proofErr w:type="gramEnd"/>
-      <w:r>
-        <w:t>)</w:t>
-      </w:r>
-      <w:r>
-        <w:t xml:space="preserve"> – Vevési objektumokkal köti össze, 1 vevési objektumhoz 1 vevési lista van hozzá kötve.</w:t>
-      </w:r>
-    </w:p>
-    <w:p>
-      <w:pPr>
-        <w:pStyle w:val="Listaszerbekezds"/>
-      </w:pPr>
-    </w:p>
-    <w:p>
-      <w:pPr>
-        <w:pStyle w:val="Alcm"/>
-        <w:jc w:val="center"/>
-        <w:rPr>
-          <w:sz w:val="44"/>
-          <w:szCs w:val="44"/>
-        </w:rPr>
-      </w:pPr>
-      <w:proofErr w:type="spellStart"/>
-      <w:r>
-        <w:rPr>
-          <w:sz w:val="44"/>
-          <w:szCs w:val="44"/>
-        </w:rPr>
         <w:t>VevesObjektum</w:t>
       </w:r>
-      <w:proofErr w:type="spellEnd"/>
     </w:p>
     <w:p>
       <w:pPr>
@@ -977,21 +687,8 @@
           <w:numId w:val="13"/>
         </w:numPr>
       </w:pPr>
-      <w:proofErr w:type="spellStart"/>
-      <w:proofErr w:type="gramStart"/>
-      <w:r>
-        <w:t>alKategoria</w:t>
-      </w:r>
-      <w:proofErr w:type="spellEnd"/>
-      <w:r>
-        <w:t>(</w:t>
-      </w:r>
-      <w:proofErr w:type="gramEnd"/>
-      <w:r>
-        <w:t>)</w:t>
-      </w:r>
-      <w:r>
-        <w:t xml:space="preserve"> – Alkategóriákkal köti össze.</w:t>
+      <w:r>
+        <w:t>alKategoria() – Alkategóriákkal köti össze.</w:t>
       </w:r>
     </w:p>
     <w:p>
@@ -1002,21 +699,8 @@
           <w:numId w:val="13"/>
         </w:numPr>
       </w:pPr>
-      <w:proofErr w:type="spellStart"/>
-      <w:proofErr w:type="gramStart"/>
-      <w:r>
-        <w:t>vevesLista</w:t>
-      </w:r>
-      <w:proofErr w:type="spellEnd"/>
-      <w:r>
-        <w:t>(</w:t>
-      </w:r>
-      <w:proofErr w:type="gramEnd"/>
-      <w:r>
-        <w:t>)</w:t>
-      </w:r>
-      <w:r>
-        <w:t xml:space="preserve"> – Vevési listákkal köti össze.</w:t>
+      <w:r>
+        <w:t>vevesLista() – Vevési listákkal köti össze.</w:t>
       </w:r>
     </w:p>
     <w:p>
@@ -1042,6 +726,7 @@
           <w:sz w:val="96"/>
           <w:szCs w:val="96"/>
         </w:rPr>
+        <w:lastRenderedPageBreak/>
         <w:t>Végpontok</w:t>
       </w:r>
     </w:p>
@@ -1071,7 +756,6 @@
         </w:numPr>
       </w:pPr>
       <w:r>
-        <w:lastRenderedPageBreak/>
         <w:t>egy felhasználó összes vevési listája</w:t>
       </w:r>
       <w:r>
@@ -1089,19 +773,9 @@
         </w:rPr>
         <w:br/>
       </w:r>
-      <w:proofErr w:type="spellStart"/>
-      <w:r>
-        <w:t>bearer</w:t>
-      </w:r>
-      <w:proofErr w:type="spellEnd"/>
-      <w:r>
-        <w:t xml:space="preserve">: session </w:t>
-      </w:r>
-      <w:proofErr w:type="spellStart"/>
-      <w:r>
-        <w:t>token</w:t>
-      </w:r>
-      <w:proofErr w:type="spellEnd"/>
+      <w:r>
+        <w:t>bearer: session token</w:t>
+      </w:r>
     </w:p>
     <w:p/>
     <w:p>
@@ -1126,20 +800,8 @@
       </w:r>
       <w:r>
         <w:br/>
-      </w:r>
-      <w:proofErr w:type="spellStart"/>
-      <w:r>
-        <w:t>bearer</w:t>
-      </w:r>
-      <w:proofErr w:type="spellEnd"/>
-      <w:r>
-        <w:t xml:space="preserve">: session </w:t>
-      </w:r>
-      <w:proofErr w:type="spellStart"/>
-      <w:r>
-        <w:t>token</w:t>
-      </w:r>
-      <w:proofErr w:type="spellEnd"/>
+        <w:t>bearer: session token</w:t>
+      </w:r>
     </w:p>
     <w:p/>
     <w:p>
@@ -1164,20 +826,8 @@
       </w:r>
       <w:r>
         <w:br/>
-      </w:r>
-      <w:proofErr w:type="spellStart"/>
-      <w:r>
-        <w:t>bearer</w:t>
-      </w:r>
-      <w:proofErr w:type="spellEnd"/>
-      <w:r>
-        <w:t xml:space="preserve">: session </w:t>
-      </w:r>
-      <w:proofErr w:type="spellStart"/>
-      <w:r>
-        <w:t>token</w:t>
-      </w:r>
-      <w:proofErr w:type="spellEnd"/>
+        <w:t>bearer: session token</w:t>
+      </w:r>
     </w:p>
     <w:p/>
     <w:p>
@@ -1189,15 +839,7 @@
         </w:numPr>
       </w:pPr>
       <w:r>
-        <w:t xml:space="preserve">egy felhasználó összes költségei </w:t>
-      </w:r>
-      <w:proofErr w:type="spellStart"/>
-      <w:r>
-        <w:t>alkategoriák</w:t>
-      </w:r>
-      <w:proofErr w:type="spellEnd"/>
-      <w:r>
-        <w:t xml:space="preserve"> szerint</w:t>
+        <w:t>egy felhasználó összes költségei alkategoriák szerint</w:t>
       </w:r>
       <w:r>
         <w:br/>
@@ -1210,20 +852,8 @@
       </w:r>
       <w:r>
         <w:br/>
-      </w:r>
-      <w:proofErr w:type="spellStart"/>
-      <w:r>
-        <w:t>bearer</w:t>
-      </w:r>
-      <w:proofErr w:type="spellEnd"/>
-      <w:r>
-        <w:t xml:space="preserve">: session </w:t>
-      </w:r>
-      <w:proofErr w:type="spellStart"/>
-      <w:r>
-        <w:t>token</w:t>
-      </w:r>
-      <w:proofErr w:type="spellEnd"/>
+        <w:t>bearer: session token</w:t>
+      </w:r>
     </w:p>
     <w:p/>
     <w:p>
@@ -1248,20 +878,8 @@
       </w:r>
       <w:r>
         <w:br/>
-      </w:r>
-      <w:proofErr w:type="spellStart"/>
-      <w:r>
-        <w:t>bearer</w:t>
-      </w:r>
-      <w:proofErr w:type="spellEnd"/>
-      <w:r>
-        <w:t xml:space="preserve">: session </w:t>
-      </w:r>
-      <w:proofErr w:type="spellStart"/>
-      <w:r>
-        <w:t>token</w:t>
-      </w:r>
-      <w:proofErr w:type="spellEnd"/>
+        <w:t>bearer: session token</w:t>
+      </w:r>
     </w:p>
     <w:p/>
     <w:p>
@@ -1286,20 +904,8 @@
       </w:r>
       <w:r>
         <w:br/>
-      </w:r>
-      <w:proofErr w:type="spellStart"/>
-      <w:r>
-        <w:t>bearer</w:t>
-      </w:r>
-      <w:proofErr w:type="spellEnd"/>
-      <w:r>
-        <w:t xml:space="preserve">: session </w:t>
-      </w:r>
-      <w:proofErr w:type="spellStart"/>
-      <w:r>
-        <w:t>token</w:t>
-      </w:r>
-      <w:proofErr w:type="spellEnd"/>
+        <w:t>bearer: session token</w:t>
+      </w:r>
     </w:p>
     <w:p/>
     <w:p>
@@ -1414,7 +1020,6 @@
         </w:numPr>
       </w:pPr>
       <w:r>
-        <w:lastRenderedPageBreak/>
         <w:t>felhasználó nyilvános adatai</w:t>
       </w:r>
       <w:r>
@@ -1432,19 +1037,9 @@
         </w:rPr>
         <w:br/>
       </w:r>
-      <w:proofErr w:type="spellStart"/>
-      <w:r>
-        <w:t>bearer</w:t>
-      </w:r>
-      <w:proofErr w:type="spellEnd"/>
-      <w:r>
-        <w:t xml:space="preserve">: session </w:t>
-      </w:r>
-      <w:proofErr w:type="spellStart"/>
-      <w:r>
-        <w:t>token</w:t>
-      </w:r>
-      <w:proofErr w:type="spellEnd"/>
+      <w:r>
+        <w:t>bearer: session token</w:t>
+      </w:r>
     </w:p>
     <w:p/>
     <w:p>
@@ -1456,13 +1051,8 @@
         </w:numPr>
       </w:pPr>
       <w:r>
-        <w:t xml:space="preserve">csoport </w:t>
-      </w:r>
-      <w:proofErr w:type="spellStart"/>
-      <w:r>
-        <w:t>felhasználoi</w:t>
-      </w:r>
-      <w:proofErr w:type="spellEnd"/>
+        <w:t>csoport felhasználoi</w:t>
+      </w:r>
       <w:r>
         <w:br/>
       </w:r>
@@ -1474,20 +1064,8 @@
       </w:r>
       <w:r>
         <w:br/>
-      </w:r>
-      <w:proofErr w:type="spellStart"/>
-      <w:r>
-        <w:t>bearer</w:t>
-      </w:r>
-      <w:proofErr w:type="spellEnd"/>
-      <w:r>
-        <w:t xml:space="preserve">: session </w:t>
-      </w:r>
-      <w:proofErr w:type="spellStart"/>
-      <w:r>
-        <w:t>token</w:t>
-      </w:r>
-      <w:proofErr w:type="spellEnd"/>
+        <w:t>bearer: session token</w:t>
+      </w:r>
     </w:p>
     <w:p/>
     <w:p>
@@ -1499,13 +1077,8 @@
         </w:numPr>
       </w:pPr>
       <w:r>
-        <w:t xml:space="preserve">összes kitöltött </w:t>
-      </w:r>
-      <w:proofErr w:type="spellStart"/>
-      <w:r>
-        <w:t>ürlap</w:t>
-      </w:r>
-      <w:proofErr w:type="spellEnd"/>
+        <w:t>összes kitöltött ürlap</w:t>
+      </w:r>
       <w:r>
         <w:br/>
       </w:r>
@@ -1517,38 +1090,7 @@
       </w:r>
       <w:r>
         <w:br/>
-      </w:r>
-      <w:proofErr w:type="spellStart"/>
-      <w:r>
-        <w:t>bearer</w:t>
-      </w:r>
-      <w:proofErr w:type="spellEnd"/>
-      <w:r>
-        <w:t xml:space="preserve">: session </w:t>
-      </w:r>
-      <w:proofErr w:type="spellStart"/>
-      <w:r>
-        <w:t>token</w:t>
-      </w:r>
-      <w:proofErr w:type="spellEnd"/>
-      <w:r>
-        <w:t xml:space="preserve"> (csak nagyobb mint 1 </w:t>
-      </w:r>
-      <w:proofErr w:type="spellStart"/>
-      <w:r>
-        <w:t>jogosultsagu</w:t>
-      </w:r>
-      <w:proofErr w:type="spellEnd"/>
-      <w:r>
-        <w:t xml:space="preserve"> </w:t>
-      </w:r>
-      <w:proofErr w:type="spellStart"/>
-      <w:r>
-        <w:t>szintu</w:t>
-      </w:r>
-      <w:proofErr w:type="spellEnd"/>
-      <w:r>
-        <w:t xml:space="preserve"> tud)</w:t>
+        <w:t>bearer: session token (csak nagyobb mint 1 jogosultsagu szintu tud)</w:t>
       </w:r>
     </w:p>
     <w:p/>
@@ -1592,65 +1134,26 @@
       </w:r>
       <w:r>
         <w:br/>
-      </w:r>
-      <w:r>
         <w:t>{</w:t>
       </w:r>
       <w:r>
         <w:br/>
-      </w:r>
-      <w:r>
-        <w:t>"</w:t>
-      </w:r>
-      <w:proofErr w:type="spellStart"/>
-      <w:r>
-        <w:t>nev</w:t>
-      </w:r>
-      <w:proofErr w:type="spellEnd"/>
-      <w:r>
-        <w:t>":"", ##Muszály</w:t>
-      </w:r>
-      <w:r>
-        <w:br/>
-      </w:r>
-      <w:r>
-        <w:t>"email":"", ##Muszál</w:t>
-      </w:r>
-      <w:r>
-        <w:t>y</w:t>
-      </w:r>
-      <w:r>
-        <w:br/>
-      </w:r>
-      <w:r>
-        <w:t>"</w:t>
-      </w:r>
-      <w:proofErr w:type="spellStart"/>
-      <w:r>
-        <w:t>password</w:t>
-      </w:r>
-      <w:proofErr w:type="spellEnd"/>
-      <w:r>
-        <w:t>":"", ##Muszály</w:t>
-      </w:r>
-      <w:r>
-        <w:br/>
-      </w:r>
-      <w:r>
-        <w:t>"</w:t>
-      </w:r>
-      <w:proofErr w:type="spellStart"/>
-      <w:r>
-        <w:t>password_confirmation</w:t>
-      </w:r>
-      <w:proofErr w:type="spellEnd"/>
-      <w:r>
-        <w:t>":"" ##Muszály</w:t>
-      </w:r>
-      <w:r>
-        <w:br/>
-      </w:r>
-      <w:r>
+        <w:t>"nev":"", ##Muszály</w:t>
+      </w:r>
+      <w:r>
+        <w:br/>
+        <w:t>"email":"", ##Muszály</w:t>
+      </w:r>
+      <w:r>
+        <w:br/>
+        <w:t>"password":"", ##Muszály</w:t>
+      </w:r>
+      <w:r>
+        <w:br/>
+        <w:t>"password_confirmation":"" ##Muszály</w:t>
+      </w:r>
+      <w:r>
+        <w:br/>
         <w:t>}</w:t>
       </w:r>
     </w:p>
@@ -1678,34 +1181,18 @@
       </w:r>
       <w:r>
         <w:br/>
-      </w:r>
-      <w:r>
         <w:t>{</w:t>
       </w:r>
       <w:r>
         <w:br/>
-      </w:r>
-      <w:r>
         <w:t>"email":"", ##Muszály</w:t>
       </w:r>
       <w:r>
         <w:br/>
-      </w:r>
-      <w:r>
-        <w:t>"</w:t>
-      </w:r>
-      <w:proofErr w:type="spellStart"/>
-      <w:r>
-        <w:t>password</w:t>
-      </w:r>
-      <w:proofErr w:type="spellEnd"/>
-      <w:r>
-        <w:t>":"" ##Muszály</w:t>
-      </w:r>
-      <w:r>
-        <w:br/>
-      </w:r>
-      <w:r>
+        <w:t>"password":"" ##Muszály</w:t>
+      </w:r>
+      <w:r>
+        <w:br/>
         <w:t>}</w:t>
       </w:r>
     </w:p>
@@ -1720,6 +1207,7 @@
         </w:numPr>
       </w:pPr>
       <w:r>
+        <w:lastRenderedPageBreak/>
         <w:t>csoport létrehozása</w:t>
       </w:r>
       <w:r>
@@ -1733,58 +1221,22 @@
       </w:r>
       <w:r>
         <w:br/>
-      </w:r>
-      <w:proofErr w:type="spellStart"/>
-      <w:r>
-        <w:t>bearer</w:t>
-      </w:r>
-      <w:proofErr w:type="spellEnd"/>
-      <w:r>
-        <w:t xml:space="preserve">: session </w:t>
-      </w:r>
-      <w:proofErr w:type="spellStart"/>
-      <w:r>
-        <w:t>token</w:t>
-      </w:r>
-      <w:proofErr w:type="spellEnd"/>
-      <w:r>
-        <w:br/>
-      </w:r>
-      <w:r>
+        <w:t>bearer: session token</w:t>
+      </w:r>
+      <w:r>
+        <w:br/>
         <w:t>{</w:t>
       </w:r>
       <w:r>
         <w:br/>
-      </w:r>
-      <w:r>
-        <w:t>"</w:t>
-      </w:r>
-      <w:proofErr w:type="spellStart"/>
-      <w:r>
-        <w:t>csoport_tipus_id</w:t>
-      </w:r>
-      <w:proofErr w:type="spellEnd"/>
-      <w:r>
-        <w:t>":"", ##Muszály</w:t>
-      </w:r>
-      <w:r>
-        <w:br/>
-      </w:r>
-      <w:r>
-        <w:t>"</w:t>
-      </w:r>
-      <w:proofErr w:type="spellStart"/>
-      <w:r>
-        <w:t>megnevezes</w:t>
-      </w:r>
-      <w:proofErr w:type="spellEnd"/>
-      <w:r>
-        <w:t>":"" ##Muszály</w:t>
-      </w:r>
-      <w:r>
-        <w:br/>
-      </w:r>
-      <w:r>
+        <w:t>"csoport_tipus_id":"", ##Muszály</w:t>
+      </w:r>
+      <w:r>
+        <w:br/>
+        <w:t>"megnevezes":"" ##Muszály</w:t>
+      </w:r>
+      <w:r>
+        <w:br/>
         <w:t>}</w:t>
       </w:r>
     </w:p>
@@ -1798,15 +1250,7 @@
         </w:numPr>
       </w:pPr>
       <w:r>
-        <w:t xml:space="preserve">Kitöltött </w:t>
-      </w:r>
-      <w:proofErr w:type="spellStart"/>
-      <w:r>
-        <w:t>ürlap</w:t>
-      </w:r>
-      <w:proofErr w:type="spellEnd"/>
-      <w:r>
-        <w:t xml:space="preserve"> létrehozása</w:t>
+        <w:t>Kitöltött ürlap létrehozása</w:t>
       </w:r>
       <w:r>
         <w:br/>
@@ -1819,50 +1263,22 @@
       </w:r>
       <w:r>
         <w:br/>
-      </w:r>
-      <w:proofErr w:type="spellStart"/>
-      <w:r>
-        <w:t>bearer</w:t>
-      </w:r>
-      <w:proofErr w:type="spellEnd"/>
-      <w:r>
-        <w:t xml:space="preserve">: session </w:t>
-      </w:r>
-      <w:proofErr w:type="spellStart"/>
-      <w:r>
-        <w:t>token</w:t>
-      </w:r>
-      <w:proofErr w:type="spellEnd"/>
-      <w:r>
-        <w:br/>
-      </w:r>
-      <w:r>
+        <w:t>bearer: session token</w:t>
+      </w:r>
+      <w:r>
+        <w:br/>
         <w:t>{</w:t>
       </w:r>
       <w:r>
         <w:br/>
-      </w:r>
-      <w:r>
-        <w:t>"</w:t>
-      </w:r>
-      <w:proofErr w:type="spellStart"/>
-      <w:r>
-        <w:t>contactTipusId</w:t>
-      </w:r>
-      <w:proofErr w:type="spellEnd"/>
-      <w:r>
-        <w:t>":"", ##Muszály</w:t>
-      </w:r>
-      <w:r>
-        <w:br/>
-      </w:r>
-      <w:r>
+        <w:t>"contactTipusId":"", ##Muszály</w:t>
+      </w:r>
+      <w:r>
+        <w:br/>
         <w:t>"text":"" ##Muszály</w:t>
       </w:r>
       <w:r>
         <w:br/>
-      </w:r>
-      <w:r>
         <w:t>}</w:t>
       </w:r>
     </w:p>
@@ -1893,68 +1309,23 @@
         </w:rPr>
         <w:br/>
       </w:r>
-      <w:proofErr w:type="spellStart"/>
-      <w:r>
-        <w:t>bearer</w:t>
-      </w:r>
-      <w:proofErr w:type="spellEnd"/>
-      <w:r>
-        <w:t xml:space="preserve">: session </w:t>
-      </w:r>
-      <w:proofErr w:type="spellStart"/>
-      <w:r>
-        <w:t>token</w:t>
-      </w:r>
-      <w:proofErr w:type="spellEnd"/>
-      <w:r>
-        <w:t xml:space="preserve"> (csak saját csoportba </w:t>
-      </w:r>
-      <w:proofErr w:type="gramStart"/>
-      <w:r>
-        <w:t>tudsz</w:t>
-      </w:r>
-      <w:proofErr w:type="gramEnd"/>
-      <w:r>
-        <w:t xml:space="preserve"> ami a tied)</w:t>
-      </w:r>
-      <w:r>
-        <w:br/>
-      </w:r>
-      <w:r>
+      <w:r>
+        <w:t>bearer: session token (csak saját csoportba tudsz ami a tied)</w:t>
+      </w:r>
+      <w:r>
+        <w:br/>
         <w:t>{</w:t>
       </w:r>
       <w:r>
         <w:br/>
-      </w:r>
-      <w:r>
-        <w:t>"</w:t>
-      </w:r>
-      <w:proofErr w:type="spellStart"/>
-      <w:r>
-        <w:t>csoport_id</w:t>
-      </w:r>
-      <w:proofErr w:type="spellEnd"/>
-      <w:r>
-        <w:t>":"", ##Muszály</w:t>
-      </w:r>
-      <w:r>
-        <w:br/>
-      </w:r>
-      <w:r>
-        <w:t>"</w:t>
-      </w:r>
-      <w:proofErr w:type="spellStart"/>
-      <w:r>
-        <w:t>felhasznalo_id</w:t>
-      </w:r>
-      <w:proofErr w:type="spellEnd"/>
-      <w:r>
-        <w:t>":"" ##Muszály</w:t>
-      </w:r>
-      <w:r>
-        <w:br/>
-      </w:r>
-      <w:r>
+        <w:t>"csoport_id":"", ##Muszály</w:t>
+      </w:r>
+      <w:r>
+        <w:br/>
+        <w:t>"felhasznalo_id":"" ##Muszály</w:t>
+      </w:r>
+      <w:r>
+        <w:br/>
         <w:t>}</w:t>
       </w:r>
     </w:p>
@@ -1984,136 +1355,38 @@
       </w:r>
       <w:r>
         <w:br/>
-      </w:r>
-      <w:proofErr w:type="spellStart"/>
-      <w:r>
-        <w:t>bearer</w:t>
-      </w:r>
-      <w:proofErr w:type="spellEnd"/>
-      <w:r>
-        <w:t xml:space="preserve">: session </w:t>
-      </w:r>
-      <w:proofErr w:type="spellStart"/>
-      <w:r>
-        <w:t>token</w:t>
-      </w:r>
-      <w:proofErr w:type="spellEnd"/>
-      <w:r>
-        <w:t xml:space="preserve"> (csak olyan </w:t>
-      </w:r>
-      <w:proofErr w:type="spellStart"/>
-      <w:r>
-        <w:t>felhasználo</w:t>
-      </w:r>
-      <w:proofErr w:type="spellEnd"/>
-      <w:r>
-        <w:t xml:space="preserve"> </w:t>
-      </w:r>
-      <w:proofErr w:type="gramStart"/>
-      <w:r>
-        <w:t>tud</w:t>
-      </w:r>
-      <w:proofErr w:type="gramEnd"/>
-      <w:r>
-        <w:t xml:space="preserve"> aki nagyobb </w:t>
-      </w:r>
-      <w:proofErr w:type="spellStart"/>
-      <w:r>
-        <w:t>jogosultsag</w:t>
-      </w:r>
-      <w:proofErr w:type="spellEnd"/>
-      <w:r>
-        <w:t xml:space="preserve"> mint 0)</w:t>
-      </w:r>
-      <w:r>
-        <w:br/>
-      </w:r>
-      <w:r>
+        <w:t>bearer: session token (csak olyan felhasználo tud aki nagyobb jogosultsag mint 0)</w:t>
+      </w:r>
+      <w:r>
+        <w:br/>
         <w:t>{</w:t>
       </w:r>
       <w:r>
         <w:br/>
-      </w:r>
-      <w:r>
-        <w:t>"</w:t>
-      </w:r>
-      <w:proofErr w:type="spellStart"/>
-      <w:r>
-        <w:t>kezdesi_datum</w:t>
-      </w:r>
-      <w:proofErr w:type="spellEnd"/>
-      <w:r>
-        <w:t>":"", ##Muszály</w:t>
-      </w:r>
-      <w:r>
-        <w:br/>
-      </w:r>
-      <w:r>
-        <w:t>"</w:t>
-      </w:r>
-      <w:proofErr w:type="spellStart"/>
-      <w:r>
-        <w:t>lejarasi_datum</w:t>
-      </w:r>
-      <w:proofErr w:type="spellEnd"/>
-      <w:r>
-        <w:t>":"", ##Muszály</w:t>
-      </w:r>
-      <w:r>
-        <w:br/>
-      </w:r>
-      <w:r>
-        <w:t>"</w:t>
-      </w:r>
-      <w:proofErr w:type="spellStart"/>
-      <w:r>
-        <w:t>kod</w:t>
-      </w:r>
-      <w:proofErr w:type="spellEnd"/>
-      <w:r>
-        <w:t>":"", ##Muszály</w:t>
-      </w:r>
-      <w:r>
-        <w:br/>
-      </w:r>
-      <w:r>
-        <w:t>"kedvezmeny":"", ##Muszál</w:t>
-      </w:r>
-      <w:r>
-        <w:t>y</w:t>
-      </w:r>
-      <w:r>
-        <w:br/>
-      </w:r>
-      <w:r>
-        <w:t>"</w:t>
-      </w:r>
-      <w:proofErr w:type="spellStart"/>
-      <w:r>
-        <w:t>megjegyzes</w:t>
-      </w:r>
-      <w:proofErr w:type="spellEnd"/>
-      <w:r>
-        <w:t xml:space="preserve">":"", </w:t>
-      </w:r>
-      <w:r>
-        <w:br/>
-      </w:r>
-      <w:r>
-        <w:t>"</w:t>
-      </w:r>
-      <w:proofErr w:type="spellStart"/>
-      <w:r>
-        <w:t>hasznalasi_hely</w:t>
-      </w:r>
-      <w:proofErr w:type="spellEnd"/>
-      <w:r>
-        <w:t>":"" ##Muszály</w:t>
-      </w:r>
-      <w:r>
-        <w:br/>
-      </w:r>
-      <w:r>
+        <w:t>"kezdesi_datum":"", ##Muszály</w:t>
+      </w:r>
+      <w:r>
+        <w:br/>
+        <w:t>"lejarasi_datum":"", ##Muszály</w:t>
+      </w:r>
+      <w:r>
+        <w:br/>
+        <w:t>"kod":"", ##Muszály</w:t>
+      </w:r>
+      <w:r>
+        <w:br/>
+        <w:t>"kedvezmeny":"", ##Muszály</w:t>
+      </w:r>
+      <w:r>
+        <w:br/>
+        <w:t xml:space="preserve">"megjegyzes":"", </w:t>
+      </w:r>
+      <w:r>
+        <w:br/>
+        <w:t>"hasznalasi_hely":"" ##Muszály</w:t>
+      </w:r>
+      <w:r>
+        <w:br/>
         <w:t>}</w:t>
       </w:r>
     </w:p>
@@ -2140,114 +1413,37 @@
       </w:r>
       <w:r>
         <w:br/>
-      </w:r>
-      <w:proofErr w:type="spellStart"/>
-      <w:r>
-        <w:t>bearer</w:t>
-      </w:r>
-      <w:proofErr w:type="spellEnd"/>
-      <w:r>
-        <w:t xml:space="preserve">: session </w:t>
-      </w:r>
-      <w:proofErr w:type="spellStart"/>
-      <w:r>
-        <w:t>token</w:t>
-      </w:r>
-      <w:proofErr w:type="spellEnd"/>
-      <w:r>
-        <w:t xml:space="preserve"> (csoportnál csak az </w:t>
-      </w:r>
-      <w:proofErr w:type="gramStart"/>
-      <w:r>
-        <w:t>tud</w:t>
-      </w:r>
-      <w:proofErr w:type="gramEnd"/>
-      <w:r>
-        <w:t xml:space="preserve"> aki benne van a csoportba és nagyobb jogosultság szint mint 0)</w:t>
-      </w:r>
-      <w:r>
-        <w:br/>
-      </w:r>
-      <w:r>
+        <w:t>bearer: session token (csoportnál csak az tud aki benne van a csoportba és nagyobb jogosultság szint mint 0)</w:t>
+      </w:r>
+      <w:r>
+        <w:br/>
         <w:t>{</w:t>
       </w:r>
       <w:r>
         <w:br/>
-      </w:r>
-      <w:r>
-        <w:t>"</w:t>
-      </w:r>
-      <w:proofErr w:type="spellStart"/>
-      <w:r>
-        <w:t>veves_lista_id</w:t>
-      </w:r>
-      <w:proofErr w:type="spellEnd"/>
-      <w:r>
-        <w:t>":"", ##Muszály</w:t>
-      </w:r>
-      <w:r>
-        <w:br/>
-      </w:r>
-      <w:r>
-        <w:t>"</w:t>
-      </w:r>
-      <w:proofErr w:type="spellStart"/>
-      <w:r>
-        <w:t>alKategoria_id</w:t>
-      </w:r>
-      <w:proofErr w:type="spellEnd"/>
-      <w:r>
-        <w:t>":"", ##Muszály</w:t>
-      </w:r>
-      <w:r>
-        <w:br/>
-      </w:r>
-      <w:r>
-        <w:t>"</w:t>
-      </w:r>
-      <w:proofErr w:type="spellStart"/>
-      <w:r>
-        <w:t>megnevezes</w:t>
-      </w:r>
-      <w:proofErr w:type="spellEnd"/>
-      <w:r>
-        <w:t>":"",</w:t>
-      </w:r>
-      <w:r>
-        <w:br/>
-      </w:r>
-      <w:r>
-        <w:t>"</w:t>
-      </w:r>
-      <w:proofErr w:type="spellStart"/>
-      <w:r>
-        <w:t>ar</w:t>
-      </w:r>
-      <w:proofErr w:type="spellEnd"/>
-      <w:r>
-        <w:t>":"", ##Muszál</w:t>
-      </w:r>
-      <w:r>
-        <w:t>y</w:t>
-      </w:r>
-      <w:r>
-        <w:br/>
-      </w:r>
-      <w:r>
-        <w:t>"</w:t>
-      </w:r>
-      <w:proofErr w:type="spellStart"/>
-      <w:r>
-        <w:t>mennyiseg</w:t>
-      </w:r>
-      <w:proofErr w:type="spellEnd"/>
-      <w:r>
-        <w:t>":"" ##Muszály</w:t>
-      </w:r>
-      <w:r>
-        <w:br/>
-      </w:r>
-      <w:r>
+        <w:t>"veves_lista_id":"", ##Muszály</w:t>
+      </w:r>
+      <w:r>
+        <w:br/>
+        <w:t>"alKategoria_id":"", ##Muszály</w:t>
+      </w:r>
+      <w:r>
+        <w:br/>
+      </w:r>
+      <w:r>
+        <w:lastRenderedPageBreak/>
+        <w:t>"megnevezes":"",</w:t>
+      </w:r>
+      <w:r>
+        <w:br/>
+        <w:t>"ar":"", ##Muszály</w:t>
+      </w:r>
+      <w:r>
+        <w:br/>
+        <w:t>"mennyiseg":"" ##Muszály</w:t>
+      </w:r>
+      <w:r>
+        <w:br/>
         <w:t>}</w:t>
       </w:r>
     </w:p>
@@ -2274,70 +1470,22 @@
       </w:r>
       <w:r>
         <w:br/>
-      </w:r>
-      <w:proofErr w:type="spellStart"/>
-      <w:r>
-        <w:lastRenderedPageBreak/>
-        <w:t>bearer</w:t>
-      </w:r>
-      <w:proofErr w:type="spellEnd"/>
-      <w:r>
-        <w:t xml:space="preserve">: session </w:t>
-      </w:r>
-      <w:proofErr w:type="spellStart"/>
-      <w:r>
-        <w:t>token</w:t>
-      </w:r>
-      <w:proofErr w:type="spellEnd"/>
-      <w:r>
-        <w:t xml:space="preserve"> (csoportnál csak az </w:t>
-      </w:r>
-      <w:proofErr w:type="gramStart"/>
-      <w:r>
-        <w:t>tud</w:t>
-      </w:r>
-      <w:proofErr w:type="gramEnd"/>
-      <w:r>
-        <w:t xml:space="preserve"> aki benne van a csoportba és nagyobb jogosultság szint mint 0)</w:t>
-      </w:r>
-      <w:r>
-        <w:br/>
-      </w:r>
-      <w:r>
+        <w:t>bearer: session token (csoportnál csak az tud aki benne van a csoportba és nagyobb jogosultság szint mint 0)</w:t>
+      </w:r>
+      <w:r>
+        <w:br/>
         <w:t>{</w:t>
       </w:r>
       <w:r>
         <w:br/>
-      </w:r>
-      <w:r>
-        <w:t>"</w:t>
-      </w:r>
-      <w:proofErr w:type="spellStart"/>
-      <w:r>
-        <w:t>felhasznalo_id</w:t>
-      </w:r>
-      <w:proofErr w:type="spellEnd"/>
-      <w:r>
-        <w:t>":"", ##Muszály</w:t>
-      </w:r>
-      <w:r>
-        <w:br/>
-      </w:r>
-      <w:r>
-        <w:t>"</w:t>
-      </w:r>
-      <w:proofErr w:type="spellStart"/>
-      <w:r>
-        <w:t>csoport_id</w:t>
-      </w:r>
-      <w:proofErr w:type="spellEnd"/>
-      <w:r>
-        <w:t>":""</w:t>
-      </w:r>
-      <w:r>
-        <w:br/>
-      </w:r>
-      <w:r>
+        <w:t>"felhasznalo_id":"", ##Muszály</w:t>
+      </w:r>
+      <w:r>
+        <w:br/>
+        <w:t>"csoport_id":""</w:t>
+      </w:r>
+      <w:r>
+        <w:br/>
         <w:t>}</w:t>
       </w:r>
     </w:p>
@@ -2380,151 +1528,46 @@
         <w:t>(http://127.0.0.1:8000/api/felhasznalo/modositas)</w:t>
       </w:r>
       <w:r>
-        <w:t xml:space="preserve"> (itt a </w:t>
-      </w:r>
-      <w:proofErr w:type="spellStart"/>
-      <w:r>
-        <w:t>json</w:t>
-      </w:r>
-      <w:proofErr w:type="spellEnd"/>
-      <w:r>
-        <w:t xml:space="preserve"> be ne adj meg olyan </w:t>
-      </w:r>
-      <w:proofErr w:type="gramStart"/>
-      <w:r>
-        <w:t>adatot</w:t>
-      </w:r>
-      <w:proofErr w:type="gramEnd"/>
-      <w:r>
-        <w:t xml:space="preserve"> amit nem akarsz változtatni, ha saját felhasználót akarsz módosítani akkor ne adj meg felhasználó </w:t>
-      </w:r>
-      <w:proofErr w:type="spellStart"/>
-      <w:r>
-        <w:t>id</w:t>
-      </w:r>
-      <w:proofErr w:type="spellEnd"/>
-      <w:r>
-        <w:t>-t.)</w:t>
-      </w:r>
-      <w:r>
-        <w:br/>
-      </w:r>
-      <w:proofErr w:type="spellStart"/>
-      <w:r>
-        <w:t>bearer</w:t>
-      </w:r>
-      <w:proofErr w:type="spellEnd"/>
-      <w:r>
-        <w:t xml:space="preserve">: session </w:t>
-      </w:r>
-      <w:proofErr w:type="spellStart"/>
-      <w:r>
-        <w:t>token</w:t>
-      </w:r>
-      <w:proofErr w:type="spellEnd"/>
-      <w:r>
-        <w:t xml:space="preserve"> (más felhasználót csak 2 vagy nagyobb jogosultsági szinten lehet)</w:t>
-      </w:r>
-      <w:r>
-        <w:br/>
-      </w:r>
-      <w:r>
+        <w:t xml:space="preserve"> (itt a json be ne adj meg olyan adatot amit nem akarsz változtatni, ha saját felhasználót akarsz módosítani akkor ne adj meg felhasználó id-t.)</w:t>
+      </w:r>
+      <w:r>
+        <w:br/>
+        <w:t>bearer: session token (más felhasználót csak 2 vagy nagyobb jogosultsági szinten lehet)</w:t>
+      </w:r>
+      <w:r>
+        <w:br/>
         <w:t>{</w:t>
       </w:r>
       <w:r>
         <w:br/>
-      </w:r>
-      <w:r>
-        <w:t>"</w:t>
-      </w:r>
-      <w:proofErr w:type="spellStart"/>
-      <w:r>
-        <w:t>felhasznalo_id_valtoztatni</w:t>
-      </w:r>
-      <w:proofErr w:type="spellEnd"/>
-      <w:r>
-        <w:t>":"",</w:t>
-      </w:r>
-      <w:r>
-        <w:br/>
-      </w:r>
-      <w:r>
-        <w:t>"</w:t>
-      </w:r>
-      <w:proofErr w:type="spellStart"/>
-      <w:r>
-        <w:t>nev</w:t>
-      </w:r>
-      <w:proofErr w:type="spellEnd"/>
-      <w:r>
-        <w:t>":"",</w:t>
-      </w:r>
-      <w:r>
-        <w:br/>
-      </w:r>
-      <w:r>
-        <w:t>"</w:t>
-      </w:r>
-      <w:proofErr w:type="spellStart"/>
-      <w:r>
-        <w:t>becenev</w:t>
-      </w:r>
-      <w:proofErr w:type="spellEnd"/>
-      <w:r>
-        <w:t>":"",</w:t>
-      </w:r>
-      <w:r>
-        <w:br/>
-      </w:r>
-      <w:r>
-        <w:t>"</w:t>
-      </w:r>
-      <w:proofErr w:type="spellStart"/>
-      <w:r>
-        <w:t>profilkep_url</w:t>
-      </w:r>
-      <w:proofErr w:type="spellEnd"/>
-      <w:r>
-        <w:t>":"",</w:t>
-      </w:r>
-      <w:r>
-        <w:br/>
-      </w:r>
-      <w:r>
+        <w:t>"felhasznalo_id_valtoztatni":"",</w:t>
+      </w:r>
+      <w:r>
+        <w:br/>
+        <w:t>"nev":"",</w:t>
+      </w:r>
+      <w:r>
+        <w:br/>
+        <w:t>"becenev":"",</w:t>
+      </w:r>
+      <w:r>
+        <w:br/>
+        <w:t>"profilkep_url":"",</w:t>
+      </w:r>
+      <w:r>
+        <w:br/>
         <w:t>"kuponok":"",</w:t>
       </w:r>
       <w:r>
         <w:br/>
-      </w:r>
-      <w:r>
-        <w:t>"</w:t>
-      </w:r>
-      <w:proofErr w:type="spellStart"/>
-      <w:r>
-        <w:t>termekArKovetes</w:t>
-      </w:r>
-      <w:proofErr w:type="spellEnd"/>
-      <w:r>
-        <w:t>":"",</w:t>
-      </w:r>
-      <w:r>
-        <w:br/>
-      </w:r>
-      <w:r>
-        <w:t>"</w:t>
-      </w:r>
-      <w:proofErr w:type="spellStart"/>
-      <w:r>
-        <w:t>brokerArKovetes</w:t>
-      </w:r>
-      <w:proofErr w:type="spellEnd"/>
-      <w:r>
-        <w:t>":""</w:t>
-      </w:r>
-      <w:r>
-        <w:br/>
-      </w:r>
-      <w:r>
+        <w:t>"termekArKovetes":"",</w:t>
+      </w:r>
+      <w:r>
+        <w:br/>
+        <w:t>"brokerArKovetes":""</w:t>
+      </w:r>
+      <w:r>
+        <w:br/>
         <w:t>}</w:t>
       </w:r>
     </w:p>
@@ -2554,74 +1597,27 @@
         </w:rPr>
         <w:br/>
       </w:r>
-      <w:proofErr w:type="spellStart"/>
-      <w:r>
-        <w:t>bearer</w:t>
-      </w:r>
-      <w:proofErr w:type="spellEnd"/>
-      <w:r>
-        <w:t xml:space="preserve">: session </w:t>
-      </w:r>
-      <w:proofErr w:type="spellStart"/>
-      <w:r>
-        <w:t>token</w:t>
-      </w:r>
-      <w:proofErr w:type="spellEnd"/>
-      <w:r>
-        <w:t xml:space="preserve"> (csak saját csoportot tudsz ezzel változtatni)</w:t>
-      </w:r>
-      <w:r>
-        <w:br/>
-      </w:r>
-      <w:r>
+      <w:r>
+        <w:t>bearer: session token (csak saját csoportot tudsz ezzel változtatni)</w:t>
+      </w:r>
+      <w:r>
+        <w:br/>
         <w:t>{</w:t>
       </w:r>
       <w:r>
         <w:br/>
-      </w:r>
-      <w:r>
-        <w:t>"</w:t>
-      </w:r>
-      <w:proofErr w:type="spellStart"/>
-      <w:r>
-        <w:t>megnevezes</w:t>
-      </w:r>
-      <w:proofErr w:type="spellEnd"/>
-      <w:r>
-        <w:t>":"",</w:t>
-      </w:r>
-      <w:r>
-        <w:br/>
-      </w:r>
-      <w:r>
-        <w:t>"</w:t>
-      </w:r>
-      <w:proofErr w:type="spellStart"/>
-      <w:r>
-        <w:t>csoport_tipus_id</w:t>
-      </w:r>
-      <w:proofErr w:type="spellEnd"/>
-      <w:r>
-        <w:t>":"",</w:t>
-      </w:r>
-      <w:r>
-        <w:br/>
-      </w:r>
-      <w:r>
-        <w:t>"</w:t>
-      </w:r>
-      <w:proofErr w:type="spellStart"/>
-      <w:r>
-        <w:t>keszito_felhasznalo_id</w:t>
-      </w:r>
-      <w:proofErr w:type="spellEnd"/>
-      <w:r>
-        <w:t>":""</w:t>
-      </w:r>
-      <w:r>
-        <w:br/>
-      </w:r>
-      <w:r>
+        <w:t>"megnevezes":"",</w:t>
+      </w:r>
+      <w:r>
+        <w:br/>
+        <w:t>"csoport_tipus_id":"",</w:t>
+      </w:r>
+      <w:r>
+        <w:br/>
+        <w:t>"keszito_felhasznalo_id":""</w:t>
+      </w:r>
+      <w:r>
+        <w:br/>
         <w:t>}</w:t>
       </w:r>
     </w:p>
@@ -2635,13 +1631,8 @@
         </w:numPr>
       </w:pPr>
       <w:r>
-        <w:t xml:space="preserve">csoport tagság </w:t>
-      </w:r>
-      <w:proofErr w:type="spellStart"/>
-      <w:r>
-        <w:t>modositása</w:t>
-      </w:r>
-      <w:proofErr w:type="spellEnd"/>
+        <w:t>csoport tagság modositása</w:t>
+      </w:r>
       <w:r>
         <w:br/>
       </w:r>
@@ -2653,83 +1644,29 @@
       </w:r>
       <w:r>
         <w:br/>
-      </w:r>
-      <w:proofErr w:type="spellStart"/>
-      <w:r>
-        <w:t>bearer</w:t>
-      </w:r>
-      <w:proofErr w:type="spellEnd"/>
-      <w:r>
-        <w:t xml:space="preserve">: session </w:t>
-      </w:r>
-      <w:proofErr w:type="spellStart"/>
-      <w:r>
-        <w:t>token</w:t>
-      </w:r>
-      <w:proofErr w:type="spellEnd"/>
-      <w:r>
-        <w:t xml:space="preserve"> (mást változtatni csak saját csoporton belül tudsz, becenevet bármilyen </w:t>
-      </w:r>
-      <w:proofErr w:type="gramStart"/>
-      <w:r>
-        <w:t>csoportba</w:t>
-      </w:r>
-      <w:proofErr w:type="gramEnd"/>
-      <w:r>
-        <w:t xml:space="preserve"> amibe vagy)</w:t>
-      </w:r>
-      <w:r>
-        <w:br/>
-      </w:r>
-      <w:r>
+        <w:t>bearer: session token (mást változtatni csak saját csoporton belül tudsz, becenevet bármilyen csoportba amibe vagy)</w:t>
+      </w:r>
+      <w:r>
+        <w:br/>
         <w:t>{</w:t>
       </w:r>
       <w:r>
         <w:br/>
       </w:r>
       <w:r>
-        <w:t>"</w:t>
-      </w:r>
-      <w:proofErr w:type="spellStart"/>
-      <w:r>
-        <w:t>becenev</w:t>
-      </w:r>
-      <w:proofErr w:type="spellEnd"/>
-      <w:r>
-        <w:t>":"",</w:t>
-      </w:r>
-      <w:r>
-        <w:br/>
-      </w:r>
-      <w:r>
-        <w:t>"</w:t>
-      </w:r>
-      <w:proofErr w:type="spellStart"/>
-      <w:r>
-        <w:t>mastValtoztatniId</w:t>
-      </w:r>
-      <w:proofErr w:type="spellEnd"/>
-      <w:r>
-        <w:t>":"",</w:t>
-      </w:r>
-      <w:r>
-        <w:br/>
-      </w:r>
-      <w:r>
-        <w:t>"</w:t>
-      </w:r>
-      <w:proofErr w:type="spellStart"/>
-      <w:r>
-        <w:t>jogosultsag_szint</w:t>
-      </w:r>
-      <w:proofErr w:type="spellEnd"/>
-      <w:r>
-        <w:t>":""</w:t>
-      </w:r>
-      <w:r>
-        <w:br/>
-      </w:r>
-      <w:r>
+        <w:lastRenderedPageBreak/>
+        <w:t>"becenev":"",</w:t>
+      </w:r>
+      <w:r>
+        <w:br/>
+        <w:t>"mastValtoztatniId":"",</w:t>
+      </w:r>
+      <w:r>
+        <w:br/>
+        <w:t>"jogosultsag_szint":""</w:t>
+      </w:r>
+      <w:r>
+        <w:br/>
         <w:t>}</w:t>
       </w:r>
     </w:p>
@@ -2744,14 +1681,8 @@
         </w:numPr>
       </w:pPr>
       <w:r>
-        <w:lastRenderedPageBreak/>
-        <w:t xml:space="preserve">vevési objektum </w:t>
-      </w:r>
-      <w:proofErr w:type="spellStart"/>
-      <w:r>
-        <w:t>modositása</w:t>
-      </w:r>
-      <w:proofErr w:type="spellEnd"/>
+        <w:t>vevési objektum modositása</w:t>
+      </w:r>
       <w:r>
         <w:br/>
       </w:r>
@@ -2763,119 +1694,34 @@
       </w:r>
       <w:r>
         <w:br/>
-      </w:r>
-      <w:proofErr w:type="spellStart"/>
-      <w:r>
-        <w:t>bearer</w:t>
-      </w:r>
-      <w:proofErr w:type="spellEnd"/>
-      <w:r>
-        <w:t xml:space="preserve">: session </w:t>
-      </w:r>
-      <w:proofErr w:type="spellStart"/>
-      <w:r>
-        <w:t>token</w:t>
-      </w:r>
-      <w:proofErr w:type="spellEnd"/>
-      <w:r>
-        <w:t xml:space="preserve"> (csoporton kívül csak sajátodat tudod, csoporton belül csak ha nagyobb mint 1 </w:t>
-      </w:r>
-      <w:proofErr w:type="spellStart"/>
-      <w:r>
-        <w:t>jogosultsag</w:t>
-      </w:r>
-      <w:proofErr w:type="spellEnd"/>
-      <w:r>
-        <w:t xml:space="preserve"> szinted van, statisztika elfogadás után csak a megnevezést lehet változtatni, de akinek nagyobb a globális </w:t>
-      </w:r>
-      <w:proofErr w:type="spellStart"/>
-      <w:r>
-        <w:t>jogosultsagi</w:t>
-      </w:r>
-      <w:proofErr w:type="spellEnd"/>
-      <w:r>
-        <w:t xml:space="preserve"> szintje mint 1 az tud mindent)</w:t>
-      </w:r>
-      <w:r>
-        <w:br/>
-      </w:r>
-      <w:r>
+        <w:t>bearer: session token (csoporton kívül csak sajátodat tudod, csoporton belül csak ha nagyobb mint 1 jogosultsag szinted van, statisztika elfogadás után csak a megnevezést lehet változtatni, de akinek nagyobb a globális jogosultsagi szintje mint 1 az tud mindent)</w:t>
+      </w:r>
+      <w:r>
+        <w:br/>
         <w:t>{</w:t>
       </w:r>
       <w:r>
         <w:br/>
-      </w:r>
-      <w:r>
-        <w:t>"</w:t>
-      </w:r>
-      <w:proofErr w:type="spellStart"/>
-      <w:r>
-        <w:t>alKategoria_id</w:t>
-      </w:r>
-      <w:proofErr w:type="spellEnd"/>
-      <w:r>
-        <w:t>":"",</w:t>
-      </w:r>
-      <w:r>
-        <w:br/>
-      </w:r>
-      <w:r>
-        <w:t>"</w:t>
-      </w:r>
-      <w:proofErr w:type="spellStart"/>
-      <w:r>
-        <w:t>megnevezes</w:t>
-      </w:r>
-      <w:proofErr w:type="spellEnd"/>
-      <w:r>
-        <w:t>":"",</w:t>
-      </w:r>
-      <w:r>
-        <w:br/>
-      </w:r>
-      <w:r>
-        <w:t>"</w:t>
-      </w:r>
-      <w:proofErr w:type="spellStart"/>
-      <w:r>
-        <w:t>ar</w:t>
-      </w:r>
-      <w:proofErr w:type="spellEnd"/>
-      <w:r>
-        <w:t>":"",</w:t>
-      </w:r>
-      <w:r>
-        <w:br/>
-      </w:r>
-      <w:r>
-        <w:t>"</w:t>
-      </w:r>
-      <w:proofErr w:type="spellStart"/>
-      <w:r>
-        <w:t>mennyiseg</w:t>
-      </w:r>
-      <w:proofErr w:type="spellEnd"/>
-      <w:r>
-        <w:t>":"",</w:t>
-      </w:r>
-      <w:r>
-        <w:br/>
-      </w:r>
-      <w:r>
-        <w:t>"</w:t>
-      </w:r>
-      <w:proofErr w:type="spellStart"/>
-      <w:r>
-        <w:t>elfogadott_statisztikara</w:t>
-      </w:r>
-      <w:proofErr w:type="spellEnd"/>
-      <w:r>
-        <w:t>":""</w:t>
-      </w:r>
-      <w:r>
-        <w:br/>
-      </w:r>
-      <w:r>
+        <w:t>"alKategoria_id":"",</w:t>
+      </w:r>
+      <w:r>
+        <w:br/>
+        <w:t>"megnevezes":"",</w:t>
+      </w:r>
+      <w:r>
+        <w:br/>
+        <w:t>"ar":"",</w:t>
+      </w:r>
+      <w:r>
+        <w:br/>
+        <w:t>"mennyiseg":"",</w:t>
+      </w:r>
+      <w:r>
+        <w:br/>
+        <w:t>"elfogadott_statisztikara":""</w:t>
+      </w:r>
+      <w:r>
+        <w:br/>
         <w:t>}</w:t>
       </w:r>
     </w:p>
@@ -2902,128 +1748,38 @@
       </w:r>
       <w:r>
         <w:br/>
-      </w:r>
-      <w:proofErr w:type="spellStart"/>
-      <w:r>
-        <w:t>bearer</w:t>
-      </w:r>
-      <w:proofErr w:type="spellEnd"/>
-      <w:r>
-        <w:t xml:space="preserve">: session </w:t>
-      </w:r>
-      <w:proofErr w:type="spellStart"/>
-      <w:r>
-        <w:t>token</w:t>
-      </w:r>
-      <w:proofErr w:type="spellEnd"/>
-      <w:r>
-        <w:t xml:space="preserve"> (csak nagyobb mint 0 </w:t>
-      </w:r>
-      <w:proofErr w:type="spellStart"/>
-      <w:r>
-        <w:t>jogosultsagu</w:t>
-      </w:r>
-      <w:proofErr w:type="spellEnd"/>
-      <w:r>
-        <w:t xml:space="preserve"> </w:t>
-      </w:r>
-      <w:proofErr w:type="spellStart"/>
-      <w:r>
-        <w:t>szintu</w:t>
-      </w:r>
-      <w:proofErr w:type="spellEnd"/>
-      <w:r>
-        <w:t xml:space="preserve"> tud)</w:t>
-      </w:r>
-      <w:r>
-        <w:br/>
-      </w:r>
-      <w:r>
+        <w:t>bearer: session token (csak nagyobb mint 0 jogosultsagu szintu tud)</w:t>
+      </w:r>
+      <w:r>
+        <w:br/>
         <w:t>{</w:t>
       </w:r>
       <w:r>
         <w:br/>
-      </w:r>
-      <w:r>
-        <w:t>"</w:t>
-      </w:r>
-      <w:proofErr w:type="spellStart"/>
-      <w:r>
-        <w:t>kezdesi_datum</w:t>
-      </w:r>
-      <w:proofErr w:type="spellEnd"/>
-      <w:r>
-        <w:t>":"",</w:t>
-      </w:r>
-      <w:r>
-        <w:br/>
-      </w:r>
-      <w:r>
-        <w:t>"</w:t>
-      </w:r>
-      <w:proofErr w:type="spellStart"/>
-      <w:r>
-        <w:t>lejarasi_datum</w:t>
-      </w:r>
-      <w:proofErr w:type="spellEnd"/>
-      <w:r>
-        <w:t>":""</w:t>
-      </w:r>
-      <w:r>
-        <w:t>,</w:t>
-      </w:r>
-      <w:r>
-        <w:br/>
-      </w:r>
-      <w:r>
-        <w:t>"</w:t>
-      </w:r>
-      <w:proofErr w:type="spellStart"/>
-      <w:r>
-        <w:t>kod</w:t>
-      </w:r>
-      <w:proofErr w:type="spellEnd"/>
-      <w:r>
-        <w:t>":"",</w:t>
-      </w:r>
-      <w:r>
-        <w:br/>
-      </w:r>
-      <w:r>
+        <w:t>"kezdesi_datum":"",</w:t>
+      </w:r>
+      <w:r>
+        <w:br/>
+        <w:t>"lejarasi_datum":"",</w:t>
+      </w:r>
+      <w:r>
+        <w:br/>
+        <w:t>"kod":"",</w:t>
+      </w:r>
+      <w:r>
+        <w:br/>
         <w:t>"kedvezmeny":"",</w:t>
       </w:r>
       <w:r>
         <w:br/>
-      </w:r>
-      <w:r>
-        <w:t>"</w:t>
-      </w:r>
-      <w:proofErr w:type="spellStart"/>
-      <w:r>
-        <w:t>megjegyzes</w:t>
-      </w:r>
-      <w:proofErr w:type="spellEnd"/>
-      <w:r>
-        <w:t xml:space="preserve">":"", </w:t>
-      </w:r>
-      <w:r>
-        <w:br/>
-      </w:r>
-      <w:r>
-        <w:t>"</w:t>
-      </w:r>
-      <w:proofErr w:type="spellStart"/>
-      <w:r>
-        <w:t>hasznalasi_hely</w:t>
-      </w:r>
-      <w:proofErr w:type="spellEnd"/>
-      <w:r>
-        <w:t>":""</w:t>
-      </w:r>
-      <w:r>
-        <w:br/>
-      </w:r>
-      <w:r>
+        <w:t xml:space="preserve">"megjegyzes":"", </w:t>
+      </w:r>
+      <w:r>
+        <w:br/>
+        <w:t>"hasznalasi_hely":""</w:t>
+      </w:r>
+      <w:r>
+        <w:br/>
         <w:t>}</w:t>
       </w:r>
     </w:p>
@@ -3068,37 +1824,8 @@
       <w:r>
         <w:br/>
       </w:r>
-      <w:proofErr w:type="spellStart"/>
-      <w:r>
-        <w:t>bearer</w:t>
-      </w:r>
-      <w:proofErr w:type="spellEnd"/>
-      <w:r>
-        <w:t xml:space="preserve">: session </w:t>
-      </w:r>
-      <w:proofErr w:type="spellStart"/>
-      <w:r>
-        <w:t>token</w:t>
-      </w:r>
-      <w:proofErr w:type="spellEnd"/>
-      <w:r>
-        <w:t xml:space="preserve"> (hogy ha a megadott </w:t>
-      </w:r>
-      <w:proofErr w:type="spellStart"/>
-      <w:r>
-        <w:t>id</w:t>
-      </w:r>
-      <w:proofErr w:type="spellEnd"/>
-      <w:r>
-        <w:t xml:space="preserve"> nem a sajátod akkor csak 2 vagy nagyobb </w:t>
-      </w:r>
-      <w:proofErr w:type="spellStart"/>
-      <w:r>
-        <w:t>jogosultsagi</w:t>
-      </w:r>
-      <w:proofErr w:type="spellEnd"/>
-      <w:r>
-        <w:t xml:space="preserve"> szinttel tudod azt torolni)</w:t>
+      <w:r>
+        <w:t>bearer: session token (hogy ha a megadott id nem a sajátod akkor csak 2 vagy nagyobb jogosultsagi szinttel tudod azt torolni)</w:t>
       </w:r>
     </w:p>
     <w:p/>
@@ -3125,53 +1852,8 @@
       <w:r>
         <w:br/>
       </w:r>
-      <w:proofErr w:type="spellStart"/>
-      <w:r>
-        <w:t>bearer</w:t>
-      </w:r>
-      <w:proofErr w:type="spellEnd"/>
-      <w:r>
-        <w:t xml:space="preserve">: session </w:t>
-      </w:r>
-      <w:proofErr w:type="spellStart"/>
-      <w:r>
-        <w:t>token</w:t>
-      </w:r>
-      <w:proofErr w:type="spellEnd"/>
-      <w:r>
-        <w:t xml:space="preserve"> (csak olyan </w:t>
-      </w:r>
-      <w:proofErr w:type="spellStart"/>
-      <w:r>
-        <w:t>vevesi</w:t>
-      </w:r>
-      <w:proofErr w:type="spellEnd"/>
-      <w:r>
-        <w:t xml:space="preserve"> </w:t>
-      </w:r>
-      <w:proofErr w:type="spellStart"/>
-      <w:r>
-        <w:t>listad</w:t>
-      </w:r>
-      <w:proofErr w:type="spellEnd"/>
-      <w:r>
-        <w:t xml:space="preserve"> tudsz </w:t>
-      </w:r>
-      <w:proofErr w:type="gramStart"/>
-      <w:r>
-        <w:t>torolni</w:t>
-      </w:r>
-      <w:proofErr w:type="gramEnd"/>
-      <w:r>
-        <w:t xml:space="preserve"> ami a tied vagy, ha csoporthoz tartozik akkor csak nagyobb vagy </w:t>
-      </w:r>
-      <w:proofErr w:type="spellStart"/>
-      <w:r>
-        <w:t>egyenlo</w:t>
-      </w:r>
-      <w:proofErr w:type="spellEnd"/>
-      <w:r>
-        <w:t xml:space="preserve"> mint 1 jogosultsággal lehet abba a csoportba)</w:t>
+      <w:r>
+        <w:t>bearer: session token (csak olyan vevesi listad tudsz torolni ami a tied vagy, ha csoporthoz tartozik akkor csak nagyobb vagy egyenlo mint 1 jogosultsággal lehet abba a csoportba)</w:t>
       </w:r>
     </w:p>
     <w:p/>
@@ -3198,53 +1880,8 @@
       <w:r>
         <w:br/>
       </w:r>
-      <w:proofErr w:type="spellStart"/>
-      <w:r>
-        <w:t>bearer</w:t>
-      </w:r>
-      <w:proofErr w:type="spellEnd"/>
-      <w:r>
-        <w:t xml:space="preserve">: session </w:t>
-      </w:r>
-      <w:proofErr w:type="spellStart"/>
-      <w:r>
-        <w:t>token</w:t>
-      </w:r>
-      <w:proofErr w:type="spellEnd"/>
-      <w:r>
-        <w:t xml:space="preserve"> (csak olyan </w:t>
-      </w:r>
-      <w:proofErr w:type="spellStart"/>
-      <w:r>
-        <w:t>vevesi</w:t>
-      </w:r>
-      <w:proofErr w:type="spellEnd"/>
-      <w:r>
-        <w:t xml:space="preserve"> </w:t>
-      </w:r>
-      <w:proofErr w:type="spellStart"/>
-      <w:r>
-        <w:t>listad</w:t>
-      </w:r>
-      <w:proofErr w:type="spellEnd"/>
-      <w:r>
-        <w:t xml:space="preserve"> tudsz </w:t>
-      </w:r>
-      <w:proofErr w:type="gramStart"/>
-      <w:r>
-        <w:t>torolni</w:t>
-      </w:r>
-      <w:proofErr w:type="gramEnd"/>
-      <w:r>
-        <w:t xml:space="preserve"> ami a tied vagy, ha csoporthoz tartozik akkor csak nagyobb vagy </w:t>
-      </w:r>
-      <w:proofErr w:type="spellStart"/>
-      <w:r>
-        <w:t>egyenlo</w:t>
-      </w:r>
-      <w:proofErr w:type="spellEnd"/>
-      <w:r>
-        <w:t xml:space="preserve"> mint 1 jogosultsággal lehet abba a csoportba)</w:t>
+      <w:r>
+        <w:t>bearer: session token (csak olyan vevesi listad tudsz torolni ami a tied vagy, ha csoporthoz tartozik akkor csak nagyobb vagy egyenlo mint 1 jogosultsággal lehet abba a csoportba)</w:t>
       </w:r>
     </w:p>
     <w:p/>
@@ -3257,7 +1894,6 @@
         </w:numPr>
       </w:pPr>
       <w:r>
-        <w:lastRenderedPageBreak/>
         <w:t>csoport törlése</w:t>
       </w:r>
       <w:r>
@@ -3272,29 +1908,8 @@
       <w:r>
         <w:br/>
       </w:r>
-      <w:proofErr w:type="spellStart"/>
-      <w:r>
-        <w:t>bearer</w:t>
-      </w:r>
-      <w:proofErr w:type="spellEnd"/>
-      <w:r>
-        <w:t xml:space="preserve">: session </w:t>
-      </w:r>
-      <w:proofErr w:type="spellStart"/>
-      <w:r>
-        <w:t>token</w:t>
-      </w:r>
-      <w:proofErr w:type="spellEnd"/>
-      <w:r>
-        <w:t xml:space="preserve"> (csak olyan csoportot tudsz </w:t>
-      </w:r>
-      <w:proofErr w:type="gramStart"/>
-      <w:r>
-        <w:t>torolni</w:t>
-      </w:r>
-      <w:proofErr w:type="gramEnd"/>
-      <w:r>
-        <w:t xml:space="preserve"> ami a tied)</w:t>
+      <w:r>
+        <w:t>bearer: session token (csak olyan csoportot tudsz torolni ami a tied)</w:t>
       </w:r>
     </w:p>
     <w:p/>
@@ -3324,37 +1939,8 @@
         </w:rPr>
         <w:br/>
       </w:r>
-      <w:proofErr w:type="spellStart"/>
-      <w:r>
-        <w:t>bearer</w:t>
-      </w:r>
-      <w:proofErr w:type="spellEnd"/>
-      <w:r>
-        <w:t xml:space="preserve">: session </w:t>
-      </w:r>
-      <w:proofErr w:type="spellStart"/>
-      <w:r>
-        <w:t>token</w:t>
-      </w:r>
-      <w:proofErr w:type="spellEnd"/>
-      <w:r>
-        <w:t xml:space="preserve"> (csak olyan </w:t>
-      </w:r>
-      <w:proofErr w:type="spellStart"/>
-      <w:r>
-        <w:t>csoporttagsagot</w:t>
-      </w:r>
-      <w:proofErr w:type="spellEnd"/>
-      <w:r>
-        <w:t xml:space="preserve"> tudsz </w:t>
-      </w:r>
-      <w:proofErr w:type="gramStart"/>
-      <w:r>
-        <w:t>torolni</w:t>
-      </w:r>
-      <w:proofErr w:type="gramEnd"/>
-      <w:r>
-        <w:t xml:space="preserve"> ami a tied vagy olyan csoportba van ami a tied)</w:t>
+      <w:r>
+        <w:t>bearer: session token (csak olyan csoporttagsagot tudsz torolni ami a tied vagy olyan csoportba van ami a tied)</w:t>
       </w:r>
     </w:p>
     <w:p/>
@@ -3384,37 +1970,8 @@
         </w:rPr>
         <w:br/>
       </w:r>
-      <w:proofErr w:type="spellStart"/>
-      <w:r>
-        <w:t>bearer</w:t>
-      </w:r>
-      <w:proofErr w:type="spellEnd"/>
-      <w:r>
-        <w:t xml:space="preserve">: session </w:t>
-      </w:r>
-      <w:proofErr w:type="spellStart"/>
-      <w:r>
-        <w:t>token</w:t>
-      </w:r>
-      <w:proofErr w:type="spellEnd"/>
-      <w:r>
-        <w:t xml:space="preserve"> (csak nagyobb mint 0 </w:t>
-      </w:r>
-      <w:proofErr w:type="spellStart"/>
-      <w:r>
-        <w:t>jogosultsagu</w:t>
-      </w:r>
-      <w:proofErr w:type="spellEnd"/>
-      <w:r>
-        <w:t xml:space="preserve"> </w:t>
-      </w:r>
-      <w:proofErr w:type="spellStart"/>
-      <w:r>
-        <w:t>szintu</w:t>
-      </w:r>
-      <w:proofErr w:type="spellEnd"/>
-      <w:r>
-        <w:t xml:space="preserve"> tud)</w:t>
+      <w:r>
+        <w:t>bearer: session token (csak nagyobb mint 0 jogosultsagu szintu tud)</w:t>
       </w:r>
     </w:p>
     <w:p/>
@@ -3427,15 +1984,7 @@
         </w:numPr>
       </w:pPr>
       <w:r>
-        <w:t xml:space="preserve">Kitöltött </w:t>
-      </w:r>
-      <w:proofErr w:type="spellStart"/>
-      <w:r>
-        <w:t>ürlap</w:t>
-      </w:r>
-      <w:proofErr w:type="spellEnd"/>
-      <w:r>
-        <w:t xml:space="preserve"> törlése</w:t>
+        <w:t>Kitöltött ürlap törlése</w:t>
       </w:r>
       <w:r>
         <w:br/>
@@ -3452,37 +2001,8 @@
         </w:rPr>
         <w:br/>
       </w:r>
-      <w:proofErr w:type="spellStart"/>
-      <w:r>
-        <w:t>bearer</w:t>
-      </w:r>
-      <w:proofErr w:type="spellEnd"/>
-      <w:r>
-        <w:t xml:space="preserve">: session </w:t>
-      </w:r>
-      <w:proofErr w:type="spellStart"/>
-      <w:r>
-        <w:t>token</w:t>
-      </w:r>
-      <w:proofErr w:type="spellEnd"/>
-      <w:r>
-        <w:t xml:space="preserve"> (csak nagyobb mint 1 </w:t>
-      </w:r>
-      <w:proofErr w:type="spellStart"/>
-      <w:r>
-        <w:t>jogosultsagu</w:t>
-      </w:r>
-      <w:proofErr w:type="spellEnd"/>
-      <w:r>
-        <w:t xml:space="preserve"> </w:t>
-      </w:r>
-      <w:proofErr w:type="spellStart"/>
-      <w:r>
-        <w:t>szintu</w:t>
-      </w:r>
-      <w:proofErr w:type="spellEnd"/>
-      <w:r>
-        <w:t xml:space="preserve"> tud)</w:t>
+      <w:r>
+        <w:t>bearer: session token (csak nagyobb mint 1 jogosultsagu szintu tud)</w:t>
       </w:r>
     </w:p>
     <w:sectPr>
@@ -5130,6 +3650,7 @@
     <w:lsdException w:name="HTML Sample" w:semiHidden="1" w:unhideWhenUsed="1"/>
     <w:lsdException w:name="HTML Typewriter" w:semiHidden="1" w:unhideWhenUsed="1"/>
     <w:lsdException w:name="HTML Variable" w:semiHidden="1" w:unhideWhenUsed="1"/>
+    <w:lsdException w:name="Normal Table" w:semiHidden="1" w:unhideWhenUsed="1"/>
     <w:lsdException w:name="annotation subject" w:semiHidden="1" w:unhideWhenUsed="1"/>
     <w:lsdException w:name="No List" w:semiHidden="1" w:unhideWhenUsed="1"/>
     <w:lsdException w:name="Outline List 1" w:semiHidden="1" w:unhideWhenUsed="1"/>
@@ -5176,8 +3697,10 @@
     <w:lsdException w:name="Table Subtle 2" w:semiHidden="1" w:unhideWhenUsed="1"/>
     <w:lsdException w:name="Table Web 1" w:semiHidden="1" w:unhideWhenUsed="1"/>
     <w:lsdException w:name="Table Web 2" w:semiHidden="1" w:unhideWhenUsed="1"/>
+    <w:lsdException w:name="Table Web 3" w:semiHidden="1" w:unhideWhenUsed="1"/>
     <w:lsdException w:name="Balloon Text" w:semiHidden="1" w:unhideWhenUsed="1"/>
     <w:lsdException w:name="Table Grid" w:uiPriority="39"/>
+    <w:lsdException w:name="Table Theme" w:semiHidden="1" w:unhideWhenUsed="1"/>
     <w:lsdException w:name="Placeholder Text" w:semiHidden="1"/>
     <w:lsdException w:name="No Spacing" w:uiPriority="1" w:qFormat="1"/>
     <w:lsdException w:name="Light Shading" w:uiPriority="60"/>

--- a/Documents/BackendFejlesztoi.docx
+++ b/Documents/BackendFejlesztoi.docx
@@ -77,6 +77,26 @@
           <w:b/>
           <w:bCs/>
         </w:rPr>
+        <w:t>Minimális php szint: 8.2</w:t>
+      </w:r>
+    </w:p>
+    <w:p>
+      <w:pPr>
+        <w:pStyle w:val="Listaszerbekezds"/>
+        <w:numPr>
+          <w:ilvl w:val="0"/>
+          <w:numId w:val="9"/>
+        </w:numPr>
+        <w:rPr>
+          <w:b/>
+          <w:bCs/>
+        </w:rPr>
+      </w:pPr>
+      <w:r>
+        <w:rPr>
+          <w:b/>
+          <w:bCs/>
+        </w:rPr>
         <w:t>Használt modulok: API</w:t>
       </w:r>
     </w:p>
@@ -218,6 +238,9 @@
       <w:r>
         <w:t xml:space="preserve"> – Contactokkal köti össze.</w:t>
       </w:r>
+      <w:r>
+        <w:t xml:space="preserve"> 1 contact tipushoz több contact kötödik.</w:t>
+      </w:r>
     </w:p>
     <w:p>
       <w:pPr>
@@ -398,6 +421,9 @@
       <w:r>
         <w:t xml:space="preserve"> – Csoportokkal köti össze.</w:t>
       </w:r>
+      <w:r>
+        <w:t xml:space="preserve"> 1 csoport tipushoz több csoport kötödik.</w:t>
+      </w:r>
     </w:p>
     <w:p>
       <w:pPr>
@@ -430,6 +456,9 @@
       <w:r>
         <w:t xml:space="preserve"> – Alkategóriákkal köti össze.</w:t>
       </w:r>
+      <w:r>
+        <w:t xml:space="preserve"> 1 Kategoriához több alkategoria kötödik</w:t>
+      </w:r>
     </w:p>
     <w:p>
       <w:pPr>
@@ -494,6 +523,9 @@
       <w:r>
         <w:t xml:space="preserve"> – Alkategóriákkal köti össze.</w:t>
       </w:r>
+      <w:r>
+        <w:t xml:space="preserve"> 1 Mennyiségtipus hoz több alkategoria kötödik</w:t>
+      </w:r>
     </w:p>
     <w:p>
       <w:pPr>
@@ -555,6 +587,9 @@
       <w:r>
         <w:t>kupon() – Kuponokkal köti össze.</w:t>
       </w:r>
+      <w:r>
+        <w:t xml:space="preserve"> 1 felhasználóhoz több kupon kötődhet</w:t>
+      </w:r>
     </w:p>
     <w:p>
       <w:pPr>
@@ -567,6 +602,9 @@
       <w:r>
         <w:t>vevesLista() – Vevési listákkal köti össze.</w:t>
       </w:r>
+      <w:r>
+        <w:t xml:space="preserve"> 1 felhasználóhoz több vevési lista kötődhet</w:t>
+      </w:r>
     </w:p>
     <w:p>
       <w:pPr>
@@ -579,6 +617,9 @@
       <w:r>
         <w:t>csoportok() – Csoportokkal köti össze.</w:t>
       </w:r>
+      <w:r>
+        <w:t xml:space="preserve"> 1 felhasználóhoz több csoport kötődhet</w:t>
+      </w:r>
     </w:p>
     <w:p>
       <w:pPr>
@@ -590,6 +631,9 @@
       </w:pPr>
       <w:r>
         <w:t>csoportTagsag() – Csoport tagsággal köti össze.</w:t>
+      </w:r>
+      <w:r>
+        <w:t xml:space="preserve"> 1 felhasználóhoz több csoporttagság kötődhet</w:t>
       </w:r>
     </w:p>
     <w:p>
@@ -641,6 +685,9 @@
       <w:r>
         <w:t xml:space="preserve"> – Csoportokkal köti össze.</w:t>
       </w:r>
+      <w:r>
+        <w:t xml:space="preserve"> 1 vevési listához 1 csoport van hozzá kötve.</w:t>
+      </w:r>
     </w:p>
     <w:p>
       <w:pPr>
@@ -690,6 +737,9 @@
       <w:r>
         <w:t>alKategoria() – Alkategóriákkal köti össze.</w:t>
       </w:r>
+      <w:r>
+        <w:t xml:space="preserve"> 1 vevési objektumhoz 1 alkategória kötődik.</w:t>
+      </w:r>
     </w:p>
     <w:p>
       <w:pPr>
@@ -701,6 +751,9 @@
       </w:pPr>
       <w:r>
         <w:t>vevesLista() – Vevési listákkal köti össze.</w:t>
+      </w:r>
+      <w:r>
+        <w:t xml:space="preserve"> 1 vevési objektumhoz 1 vevési lista kötödik.</w:t>
       </w:r>
     </w:p>
     <w:p>
@@ -776,6 +829,13 @@
       <w:r>
         <w:t>bearer: session token</w:t>
       </w:r>
+      <w:r>
+        <w:br/>
+        <w:t xml:space="preserve">-- Controllere: </w:t>
+      </w:r>
+      <w:r>
+        <w:t>VevesListaController</w:t>
+      </w:r>
     </w:p>
     <w:p/>
     <w:p>
@@ -802,6 +862,13 @@
         <w:br/>
         <w:t>bearer: session token</w:t>
       </w:r>
+      <w:r>
+        <w:br/>
+        <w:t xml:space="preserve">-- Controllere: </w:t>
+      </w:r>
+      <w:r>
+        <w:t>UserController</w:t>
+      </w:r>
     </w:p>
     <w:p/>
     <w:p>
@@ -828,6 +895,13 @@
         <w:br/>
         <w:t>bearer: session token</w:t>
       </w:r>
+      <w:r>
+        <w:br/>
+        <w:t xml:space="preserve">-- Controllere: </w:t>
+      </w:r>
+      <w:r>
+        <w:t>VevesListaController</w:t>
+      </w:r>
     </w:p>
     <w:p/>
     <w:p>
@@ -854,6 +928,13 @@
         <w:br/>
         <w:t>bearer: session token</w:t>
       </w:r>
+      <w:r>
+        <w:br/>
+        <w:t xml:space="preserve">-- Controllere: </w:t>
+      </w:r>
+      <w:r>
+        <w:t>VevesObjektumController</w:t>
+      </w:r>
     </w:p>
     <w:p/>
     <w:p>
@@ -880,6 +961,13 @@
         <w:br/>
         <w:t>bearer: session token</w:t>
       </w:r>
+      <w:r>
+        <w:br/>
+        <w:t xml:space="preserve">-- Controllere: </w:t>
+      </w:r>
+      <w:r>
+        <w:t>VevesObjektumController</w:t>
+      </w:r>
     </w:p>
     <w:p/>
     <w:p>
@@ -906,6 +994,13 @@
         <w:br/>
         <w:t>bearer: session token</w:t>
       </w:r>
+      <w:r>
+        <w:br/>
+        <w:t xml:space="preserve">-- Controllere: </w:t>
+      </w:r>
+      <w:r>
+        <w:t>VevesObjektumController</w:t>
+      </w:r>
     </w:p>
     <w:p/>
     <w:p>
@@ -931,6 +1026,16 @@
         </w:rPr>
         <w:t>(http://127.0.0.1:8000/api/statisztika/all)</w:t>
       </w:r>
+      <w:r>
+        <w:t xml:space="preserve"> </w:t>
+      </w:r>
+      <w:r>
+        <w:br/>
+        <w:t xml:space="preserve">-- Controllere: </w:t>
+      </w:r>
+      <w:r>
+        <w:t>VevesObjektumController</w:t>
+      </w:r>
     </w:p>
     <w:p/>
     <w:p>
@@ -945,6 +1050,7 @@
         </w:rPr>
       </w:pPr>
       <w:r>
+        <w:lastRenderedPageBreak/>
         <w:t>egy alkategória átlag árának havi váltakozása</w:t>
       </w:r>
       <w:r>
@@ -956,6 +1062,13 @@
         </w:rPr>
         <w:t>(http://127.0.0.1:8000/api/statisztika/id/{id})</w:t>
       </w:r>
+      <w:r>
+        <w:br/>
+        <w:t xml:space="preserve">-- Controllere: </w:t>
+      </w:r>
+      <w:r>
+        <w:t>VevesObjektumController</w:t>
+      </w:r>
     </w:p>
     <w:p/>
     <w:p>
@@ -981,6 +1094,13 @@
         </w:rPr>
         <w:t>(http://127.0.0.1:8000/api/statisztika/ev/{ev})</w:t>
       </w:r>
+      <w:r>
+        <w:br/>
+        <w:t xml:space="preserve">-- Controllere: </w:t>
+      </w:r>
+      <w:r>
+        <w:t>VevesObjektumController</w:t>
+      </w:r>
     </w:p>
     <w:p>
       <w:pPr>
@@ -1009,6 +1129,16 @@
         </w:rPr>
         <w:t>(http://127.0.0.1:8000/api/kuponok/get)</w:t>
       </w:r>
+      <w:r>
+        <w:t xml:space="preserve"> </w:t>
+      </w:r>
+      <w:r>
+        <w:br/>
+        <w:t xml:space="preserve">-- Controllere: </w:t>
+      </w:r>
+      <w:r>
+        <w:t>KuponController</w:t>
+      </w:r>
     </w:p>
     <w:p/>
     <w:p>
@@ -1040,6 +1170,13 @@
       <w:r>
         <w:t>bearer: session token</w:t>
       </w:r>
+      <w:r>
+        <w:br/>
+        <w:t xml:space="preserve">-- Controllere: </w:t>
+      </w:r>
+      <w:r>
+        <w:t>UserController</w:t>
+      </w:r>
     </w:p>
     <w:p/>
     <w:p>
@@ -1066,6 +1203,13 @@
         <w:br/>
         <w:t>bearer: session token</w:t>
       </w:r>
+      <w:r>
+        <w:br/>
+        <w:t xml:space="preserve">-- Controllere: </w:t>
+      </w:r>
+      <w:r>
+        <w:t>CsoportTagsagController</w:t>
+      </w:r>
     </w:p>
     <w:p/>
     <w:p>
@@ -1091,6 +1235,16 @@
       <w:r>
         <w:br/>
         <w:t>bearer: session token (csak nagyobb mint 1 jogosultsagu szintu tud)</w:t>
+      </w:r>
+      <w:r>
+        <w:t xml:space="preserve"> </w:t>
+      </w:r>
+      <w:r>
+        <w:br/>
+        <w:t xml:space="preserve">-- Controllere: </w:t>
+      </w:r>
+      <w:r>
+        <w:t>ContactController</w:t>
       </w:r>
     </w:p>
     <w:p/>
@@ -1156,6 +1310,13 @@
         <w:br/>
         <w:t>}</w:t>
       </w:r>
+      <w:r>
+        <w:br/>
+        <w:t xml:space="preserve">-- Controllere: </w:t>
+      </w:r>
+      <w:r>
+        <w:t>UserController</w:t>
+      </w:r>
     </w:p>
     <w:p/>
     <w:p/>
@@ -1195,6 +1356,10 @@
         <w:br/>
         <w:t>}</w:t>
       </w:r>
+      <w:r>
+        <w:br/>
+        <w:t>-- Controllere: UserController</w:t>
+      </w:r>
     </w:p>
     <w:p/>
     <w:p/>
@@ -1207,8 +1372,230 @@
         </w:numPr>
       </w:pPr>
       <w:r>
+        <w:t>csoport létrehozása</w:t>
+      </w:r>
+      <w:r>
+        <w:br/>
+      </w:r>
+      <w:r>
+        <w:rPr>
+          <w:u w:val="single"/>
+        </w:rPr>
+        <w:t>(http://127.0.0.1:8000/api/csoport/create)</w:t>
+      </w:r>
+      <w:r>
+        <w:br/>
+        <w:t>bearer: session token</w:t>
+      </w:r>
+      <w:r>
+        <w:br/>
+        <w:t>{</w:t>
+      </w:r>
+      <w:r>
+        <w:br/>
+        <w:t>"csoport_tipus_id":"", ##Muszály</w:t>
+      </w:r>
+      <w:r>
+        <w:br/>
+        <w:t>"megnevezes":"" ##Muszály</w:t>
+      </w:r>
+      <w:r>
+        <w:br/>
+        <w:t>}</w:t>
+      </w:r>
+      <w:r>
+        <w:br/>
+        <w:t xml:space="preserve">-- Controllere: </w:t>
+      </w:r>
+      <w:r>
+        <w:t>CsoportokController</w:t>
+      </w:r>
+    </w:p>
+    <w:p/>
+    <w:p>
+      <w:pPr>
+        <w:pStyle w:val="Listaszerbekezds"/>
+        <w:numPr>
+          <w:ilvl w:val="0"/>
+          <w:numId w:val="2"/>
+        </w:numPr>
+      </w:pPr>
+      <w:r>
+        <w:t>Kitöltött ürlap létrehozása</w:t>
+      </w:r>
+      <w:r>
+        <w:br/>
+      </w:r>
+      <w:r>
+        <w:rPr>
+          <w:u w:val="single"/>
+        </w:rPr>
+        <w:t>(http://127.0.0.1:8000/api/contact/create)</w:t>
+      </w:r>
+      <w:r>
+        <w:br/>
+        <w:t>bearer: session token</w:t>
+      </w:r>
+      <w:r>
+        <w:br/>
+        <w:t>{</w:t>
+      </w:r>
+      <w:r>
+        <w:br/>
+        <w:t>"contactTipusId":"", ##Muszály</w:t>
+      </w:r>
+      <w:r>
+        <w:br/>
+        <w:t>"text":"" ##Muszály</w:t>
+      </w:r>
+      <w:r>
+        <w:br/>
+        <w:t>}</w:t>
+      </w:r>
+      <w:r>
+        <w:br/>
+        <w:t xml:space="preserve">-- Controllere: </w:t>
+      </w:r>
+      <w:r>
+        <w:t>ContactController</w:t>
+      </w:r>
+    </w:p>
+    <w:p/>
+    <w:p>
+      <w:pPr>
+        <w:pStyle w:val="Listaszerbekezds"/>
+        <w:numPr>
+          <w:ilvl w:val="0"/>
+          <w:numId w:val="2"/>
+        </w:numPr>
+      </w:pPr>
+      <w:r>
+        <w:t>csoport tagság létrehozása</w:t>
+      </w:r>
+      <w:r>
+        <w:br/>
+      </w:r>
+      <w:r>
+        <w:rPr>
+          <w:u w:val="single"/>
+        </w:rPr>
+        <w:t xml:space="preserve">(http://127.0.0.1:8000/api/csoportTagsag/create) </w:t>
+      </w:r>
+      <w:r>
+        <w:rPr>
+          <w:u w:val="single"/>
+        </w:rPr>
+        <w:br/>
+      </w:r>
+      <w:r>
+        <w:t>bearer: session token (csak saját csoportba tudsz ami a tied)</w:t>
+      </w:r>
+      <w:r>
+        <w:br/>
+        <w:t>{</w:t>
+      </w:r>
+      <w:r>
+        <w:br/>
+        <w:t>"csoport_id":"", ##Muszály</w:t>
+      </w:r>
+      <w:r>
+        <w:br/>
+        <w:t>"felhasznalo_id":"" ##Muszály</w:t>
+      </w:r>
+      <w:r>
+        <w:br/>
+        <w:t>}</w:t>
+      </w:r>
+      <w:r>
+        <w:br/>
+        <w:t xml:space="preserve">-- Controllere: </w:t>
+      </w:r>
+      <w:r>
+        <w:t>CsoportTagsagController</w:t>
+      </w:r>
+    </w:p>
+    <w:p/>
+    <w:p>
+      <w:pPr>
+        <w:pStyle w:val="Listaszerbekezds"/>
+        <w:numPr>
+          <w:ilvl w:val="0"/>
+          <w:numId w:val="2"/>
+        </w:numPr>
+      </w:pPr>
+      <w:r>
+        <w:t>kupon létrehozása</w:t>
+      </w:r>
+      <w:r>
+        <w:br/>
+      </w:r>
+      <w:r>
+        <w:rPr>
+          <w:u w:val="single"/>
+        </w:rPr>
+        <w:t>(http://127.0.0.1:8000/api/kuponok/create)</w:t>
+      </w:r>
+      <w:r>
+        <w:t xml:space="preserve"> </w:t>
+      </w:r>
+      <w:r>
+        <w:br/>
+        <w:t>bearer: session token (csak olyan felhasználo tud aki nagyobb jogosultsag mint 0)</w:t>
+      </w:r>
+      <w:r>
+        <w:br/>
+        <w:t>{</w:t>
+      </w:r>
+      <w:r>
+        <w:br/>
+      </w:r>
+      <w:r>
         <w:lastRenderedPageBreak/>
-        <w:t>csoport létrehozása</w:t>
+        <w:t>"kezdesi_datum":"", ##Muszály</w:t>
+      </w:r>
+      <w:r>
+        <w:br/>
+        <w:t>"lejarasi_datum":"", ##Muszály</w:t>
+      </w:r>
+      <w:r>
+        <w:br/>
+        <w:t>"kod":"", ##Muszály</w:t>
+      </w:r>
+      <w:r>
+        <w:br/>
+        <w:t>"kedvezmeny":"", ##Muszály</w:t>
+      </w:r>
+      <w:r>
+        <w:br/>
+        <w:t xml:space="preserve">"megjegyzes":"", </w:t>
+      </w:r>
+      <w:r>
+        <w:br/>
+        <w:t>"hasznalasi_hely":"" ##Muszály</w:t>
+      </w:r>
+      <w:r>
+        <w:br/>
+        <w:t>}</w:t>
+      </w:r>
+      <w:r>
+        <w:br/>
+        <w:t xml:space="preserve">-- Controllere: </w:t>
+      </w:r>
+      <w:r>
+        <w:t>KuponController</w:t>
+      </w:r>
+    </w:p>
+    <w:p/>
+    <w:p>
+      <w:pPr>
+        <w:pStyle w:val="Listaszerbekezds"/>
+        <w:numPr>
+          <w:ilvl w:val="0"/>
+          <w:numId w:val="2"/>
+        </w:numPr>
+      </w:pPr>
+      <w:r>
+        <w:t>vevési objektum létrehozása</w:t>
       </w:r>
       <w:r>
         <w:br/>
@@ -1217,11 +1604,11 @@
         <w:rPr>
           <w:u w:val="single"/>
         </w:rPr>
-        <w:t>(http://127.0.0.1:8000/api/csoport/create)</w:t>
-      </w:r>
-      <w:r>
-        <w:br/>
-        <w:t>bearer: session token</w:t>
+        <w:t>(http://127.0.0.1:8000/api/vevesiObjektum/create)</w:t>
+      </w:r>
+      <w:r>
+        <w:br/>
+        <w:t>bearer: session token (csoportnál csak az tud aki benne van a csoportba és nagyobb jogosultság szint mint 0)</w:t>
       </w:r>
       <w:r>
         <w:br/>
@@ -1229,16 +1616,35 @@
       </w:r>
       <w:r>
         <w:br/>
-        <w:t>"csoport_tipus_id":"", ##Muszály</w:t>
-      </w:r>
-      <w:r>
-        <w:br/>
-        <w:t>"megnevezes":"" ##Muszály</w:t>
+        <w:t>"veves_lista_id":"", ##Muszály</w:t>
+      </w:r>
+      <w:r>
+        <w:br/>
+        <w:t>"alKategoria_id":"", ##Muszály</w:t>
+      </w:r>
+      <w:r>
+        <w:br/>
+        <w:t>"megnevezes":"",</w:t>
+      </w:r>
+      <w:r>
+        <w:br/>
+        <w:t>"ar":"", ##Muszály</w:t>
+      </w:r>
+      <w:r>
+        <w:br/>
+        <w:t>"mennyiseg":"" ##Muszály</w:t>
       </w:r>
       <w:r>
         <w:br/>
         <w:t>}</w:t>
       </w:r>
+      <w:r>
+        <w:br/>
+        <w:t xml:space="preserve">-- Controllere: </w:t>
+      </w:r>
+      <w:r>
+        <w:t>VevesObjektumController</w:t>
+      </w:r>
     </w:p>
     <w:p/>
     <w:p>
@@ -1250,7 +1656,7 @@
         </w:numPr>
       </w:pPr>
       <w:r>
-        <w:t>Kitöltött ürlap létrehozása</w:t>
+        <w:t>vevési lista létrehozása</w:t>
       </w:r>
       <w:r>
         <w:br/>
@@ -1259,11 +1665,11 @@
         <w:rPr>
           <w:u w:val="single"/>
         </w:rPr>
-        <w:t>(http://127.0.0.1:8000/api/contact/create)</w:t>
-      </w:r>
-      <w:r>
-        <w:br/>
-        <w:t>bearer: session token</w:t>
+        <w:t>(http://127.0.0.1:8000/api/vevesiLista/create)</w:t>
+      </w:r>
+      <w:r>
+        <w:br/>
+        <w:t>bearer: session token (csoportnál csak az tud aki benne van a csoportba és nagyobb jogosultság szint mint 0)</w:t>
       </w:r>
       <w:r>
         <w:br/>
@@ -1271,222 +1677,28 @@
       </w:r>
       <w:r>
         <w:br/>
-        <w:t>"contactTipusId":"", ##Muszály</w:t>
-      </w:r>
-      <w:r>
-        <w:br/>
-        <w:t>"text":"" ##Muszály</w:t>
+        <w:t>"felhasznalo_id":"", ##Muszály</w:t>
+      </w:r>
+      <w:r>
+        <w:br/>
+        <w:t>"csoport_id":""</w:t>
       </w:r>
       <w:r>
         <w:br/>
         <w:t>}</w:t>
       </w:r>
-    </w:p>
-    <w:p/>
-    <w:p>
-      <w:pPr>
-        <w:pStyle w:val="Listaszerbekezds"/>
-        <w:numPr>
-          <w:ilvl w:val="0"/>
-          <w:numId w:val="2"/>
-        </w:numPr>
-      </w:pPr>
-      <w:r>
-        <w:t>csoport tagság létrehozása</w:t>
-      </w:r>
-      <w:r>
-        <w:br/>
-      </w:r>
-      <w:r>
-        <w:rPr>
-          <w:u w:val="single"/>
-        </w:rPr>
-        <w:t xml:space="preserve">(http://127.0.0.1:8000/api/csoportTagsag/create) </w:t>
-      </w:r>
-      <w:r>
-        <w:rPr>
-          <w:u w:val="single"/>
-        </w:rPr>
-        <w:br/>
-      </w:r>
-      <w:r>
-        <w:t>bearer: session token (csak saját csoportba tudsz ami a tied)</w:t>
-      </w:r>
-      <w:r>
-        <w:br/>
-        <w:t>{</w:t>
-      </w:r>
-      <w:r>
-        <w:br/>
-        <w:t>"csoport_id":"", ##Muszály</w:t>
-      </w:r>
-      <w:r>
-        <w:br/>
-        <w:t>"felhasznalo_id":"" ##Muszály</w:t>
-      </w:r>
-      <w:r>
-        <w:br/>
-        <w:t>}</w:t>
-      </w:r>
-    </w:p>
-    <w:p/>
-    <w:p>
-      <w:pPr>
-        <w:pStyle w:val="Listaszerbekezds"/>
-        <w:numPr>
-          <w:ilvl w:val="0"/>
-          <w:numId w:val="2"/>
-        </w:numPr>
-      </w:pPr>
-      <w:r>
-        <w:t>kupon létrehozása</w:t>
-      </w:r>
-      <w:r>
-        <w:br/>
-      </w:r>
-      <w:r>
-        <w:rPr>
-          <w:u w:val="single"/>
-        </w:rPr>
-        <w:t>(http://127.0.0.1:8000/api/kuponok/create)</w:t>
-      </w:r>
-      <w:r>
-        <w:t xml:space="preserve"> </w:t>
-      </w:r>
-      <w:r>
-        <w:br/>
-        <w:t>bearer: session token (csak olyan felhasználo tud aki nagyobb jogosultsag mint 0)</w:t>
-      </w:r>
-      <w:r>
-        <w:br/>
-        <w:t>{</w:t>
-      </w:r>
-      <w:r>
-        <w:br/>
-        <w:t>"kezdesi_datum":"", ##Muszály</w:t>
-      </w:r>
-      <w:r>
-        <w:br/>
-        <w:t>"lejarasi_datum":"", ##Muszály</w:t>
-      </w:r>
-      <w:r>
-        <w:br/>
-        <w:t>"kod":"", ##Muszály</w:t>
-      </w:r>
-      <w:r>
-        <w:br/>
-        <w:t>"kedvezmeny":"", ##Muszály</w:t>
-      </w:r>
-      <w:r>
-        <w:br/>
-        <w:t xml:space="preserve">"megjegyzes":"", </w:t>
-      </w:r>
-      <w:r>
-        <w:br/>
-        <w:t>"hasznalasi_hely":"" ##Muszály</w:t>
-      </w:r>
-      <w:r>
-        <w:br/>
-        <w:t>}</w:t>
-      </w:r>
-    </w:p>
-    <w:p/>
-    <w:p>
-      <w:pPr>
-        <w:pStyle w:val="Listaszerbekezds"/>
-        <w:numPr>
-          <w:ilvl w:val="0"/>
-          <w:numId w:val="2"/>
-        </w:numPr>
-      </w:pPr>
-      <w:r>
-        <w:t>vevési objektum létrehozása</w:t>
-      </w:r>
-      <w:r>
-        <w:br/>
-      </w:r>
-      <w:r>
-        <w:rPr>
-          <w:u w:val="single"/>
-        </w:rPr>
-        <w:t>(http://127.0.0.1:8000/api/vevesiObjektum/create)</w:t>
-      </w:r>
-      <w:r>
-        <w:br/>
-        <w:t>bearer: session token (csoportnál csak az tud aki benne van a csoportba és nagyobb jogosultság szint mint 0)</w:t>
-      </w:r>
-      <w:r>
-        <w:br/>
-        <w:t>{</w:t>
-      </w:r>
-      <w:r>
-        <w:br/>
-        <w:t>"veves_lista_id":"", ##Muszály</w:t>
-      </w:r>
-      <w:r>
-        <w:br/>
-        <w:t>"alKategoria_id":"", ##Muszály</w:t>
-      </w:r>
-      <w:r>
-        <w:br/>
-      </w:r>
-      <w:r>
-        <w:lastRenderedPageBreak/>
-        <w:t>"megnevezes":"",</w:t>
-      </w:r>
-      <w:r>
-        <w:br/>
-        <w:t>"ar":"", ##Muszály</w:t>
-      </w:r>
-      <w:r>
-        <w:br/>
-        <w:t>"mennyiseg":"" ##Muszály</w:t>
-      </w:r>
-      <w:r>
-        <w:br/>
-        <w:t>}</w:t>
-      </w:r>
-    </w:p>
-    <w:p/>
-    <w:p>
-      <w:pPr>
-        <w:pStyle w:val="Listaszerbekezds"/>
-        <w:numPr>
-          <w:ilvl w:val="0"/>
-          <w:numId w:val="2"/>
-        </w:numPr>
-      </w:pPr>
-      <w:r>
-        <w:t>vevési lista létrehozása</w:t>
-      </w:r>
-      <w:r>
-        <w:br/>
-      </w:r>
-      <w:r>
-        <w:rPr>
-          <w:u w:val="single"/>
-        </w:rPr>
-        <w:t>(http://127.0.0.1:8000/api/vevesiLista/create)</w:t>
-      </w:r>
-      <w:r>
-        <w:br/>
-        <w:t>bearer: session token (csoportnál csak az tud aki benne van a csoportba és nagyobb jogosultság szint mint 0)</w:t>
-      </w:r>
-      <w:r>
-        <w:br/>
-        <w:t>{</w:t>
-      </w:r>
-      <w:r>
-        <w:br/>
-        <w:t>"felhasznalo_id":"", ##Muszály</w:t>
-      </w:r>
-      <w:r>
-        <w:br/>
-        <w:t>"csoport_id":""</w:t>
-      </w:r>
-      <w:r>
-        <w:br/>
-        <w:t>}</w:t>
+      <w:r>
+        <w:br/>
+        <w:t xml:space="preserve">-- Controllere: </w:t>
+      </w:r>
+      <w:r>
+        <w:t>Veves</w:t>
+      </w:r>
+      <w:r>
+        <w:t>Lista</w:t>
+      </w:r>
+      <w:r>
+        <w:t>Controller</w:t>
       </w:r>
     </w:p>
     <w:p/>
@@ -1556,6 +1768,9 @@
       </w:r>
       <w:r>
         <w:br/>
+      </w:r>
+      <w:r>
+        <w:lastRenderedPageBreak/>
         <w:t>"kuponok":"",</w:t>
       </w:r>
       <w:r>
@@ -1570,6 +1785,18 @@
         <w:br/>
         <w:t>}</w:t>
       </w:r>
+      <w:r>
+        <w:br/>
+        <w:t xml:space="preserve">-- Controllere: </w:t>
+      </w:r>
+      <w:r>
+        <w:t>UserController</w:t>
+      </w:r>
+    </w:p>
+    <w:p>
+      <w:pPr>
+        <w:pStyle w:val="Listaszerbekezds"/>
+      </w:pPr>
     </w:p>
     <w:p>
       <w:pPr>
@@ -1620,6 +1847,13 @@
         <w:br/>
         <w:t>}</w:t>
       </w:r>
+      <w:r>
+        <w:br/>
+        <w:t xml:space="preserve">-- Controllere: </w:t>
+      </w:r>
+      <w:r>
+        <w:t>CsoportokController</w:t>
+      </w:r>
     </w:p>
     <w:p/>
     <w:p>
@@ -1652,9 +1886,6 @@
       </w:r>
       <w:r>
         <w:br/>
-      </w:r>
-      <w:r>
-        <w:lastRenderedPageBreak/>
         <w:t>"becenev":"",</w:t>
       </w:r>
       <w:r>
@@ -1756,6 +1987,9 @@
       </w:r>
       <w:r>
         <w:br/>
+      </w:r>
+      <w:r>
+        <w:lastRenderedPageBreak/>
         <w:t>"kezdesi_datum":"",</w:t>
       </w:r>
       <w:r>
@@ -1984,6 +2218,7 @@
         </w:numPr>
       </w:pPr>
       <w:r>
+        <w:lastRenderedPageBreak/>
         <w:t>Kitöltött ürlap törlése</w:t>
       </w:r>
       <w:r>
@@ -4291,4 +4526,16 @@
     </a:ext>
   </a:extLst>
 </a:theme>
+</file>
+
+<file path=customXml/item1.xml><?xml version="1.0" encoding="utf-8"?>
+<b:Sources xmlns:b="http://schemas.openxmlformats.org/officeDocument/2006/bibliography" xmlns="http://schemas.openxmlformats.org/officeDocument/2006/bibliography" SelectedStyle="\APASixthEditionOfficeOnline.xsl" StyleName="APA" Version="6"/>
+</file>
+
+<file path=customXml/itemProps1.xml><?xml version="1.0" encoding="utf-8"?>
+<ds:datastoreItem xmlns:ds="http://schemas.openxmlformats.org/officeDocument/2006/customXml" ds:itemID="{44DAE259-639F-4B29-9BEE-8C4A7B76E6A2}">
+  <ds:schemaRefs>
+    <ds:schemaRef ds:uri="http://schemas.openxmlformats.org/officeDocument/2006/bibliography"/>
+  </ds:schemaRefs>
+</ds:datastoreItem>
 </file>
--- a/Documents/BackendFejlesztoi.docx
+++ b/Documents/BackendFejlesztoi.docx
@@ -1295,16 +1295,28 @@
         <w:t>"nev":"", ##Muszály</w:t>
       </w:r>
       <w:r>
+        <w:t xml:space="preserve"> szöveg, 255 max hossz, 1 minimum hossz</w:t>
+      </w:r>
+      <w:r>
         <w:br/>
         <w:t>"email":"", ##Muszály</w:t>
       </w:r>
       <w:r>
+        <w:t xml:space="preserve"> szöveg, emailenként 1 felhasználo.</w:t>
+      </w:r>
+      <w:r>
         <w:br/>
         <w:t>"password":"", ##Muszály</w:t>
       </w:r>
       <w:r>
+        <w:t xml:space="preserve"> szöveg, 8 minimum hossz</w:t>
+      </w:r>
+      <w:r>
         <w:br/>
         <w:t>"password_confirmation":"" ##Muszály</w:t>
+      </w:r>
+      <w:r>
+        <w:t xml:space="preserve"> ugyan az mint a password</w:t>
       </w:r>
       <w:r>
         <w:br/>
@@ -1349,8 +1361,14 @@
         <w:t>"email":"", ##Muszály</w:t>
       </w:r>
       <w:r>
+        <w:t xml:space="preserve"> email</w:t>
+      </w:r>
+      <w:r>
         <w:br/>
         <w:t>"password":"" ##Muszály</w:t>
+      </w:r>
+      <w:r>
+        <w:t xml:space="preserve"> szöveg, minimum 8, felhasználó jelszava</w:t>
       </w:r>
       <w:r>
         <w:br/>
@@ -1396,10 +1414,16 @@
         <w:t>"csoport_tipus_id":"", ##Muszály</w:t>
       </w:r>
       <w:r>
+        <w:t xml:space="preserve"> szám, létezö csoport tipus id</w:t>
+      </w:r>
+      <w:r>
         <w:br/>
         <w:t>"megnevezes":"" ##Muszály</w:t>
       </w:r>
       <w:r>
+        <w:t xml:space="preserve"> szöveg, 1 minimum hossz</w:t>
+      </w:r>
+      <w:r>
         <w:br/>
         <w:t>}</w:t>
       </w:r>
@@ -1445,10 +1469,22 @@
         <w:t>"contactTipusId":"", ##Muszály</w:t>
       </w:r>
       <w:r>
+        <w:t xml:space="preserve"> szám,</w:t>
+      </w:r>
+      <w:r>
+        <w:t xml:space="preserve"> létezö contact tipus id</w:t>
+      </w:r>
+      <w:r>
         <w:br/>
         <w:t>"text":"" ##Muszály</w:t>
       </w:r>
       <w:r>
+        <w:t xml:space="preserve"> szöveg,</w:t>
+      </w:r>
+      <w:r>
+        <w:t xml:space="preserve"> 1 minimum hossz</w:t>
+      </w:r>
+      <w:r>
         <w:br/>
         <w:t>}</w:t>
       </w:r>
@@ -1499,8 +1535,20 @@
         <w:t>"csoport_id":"", ##Muszály</w:t>
       </w:r>
       <w:r>
+        <w:t xml:space="preserve"> szám,</w:t>
+      </w:r>
+      <w:r>
+        <w:t xml:space="preserve"> létezö csoport id</w:t>
+      </w:r>
+      <w:r>
         <w:br/>
         <w:t>"felhasznalo_id":"" ##Muszály</w:t>
+      </w:r>
+      <w:r>
+        <w:t xml:space="preserve"> szám,</w:t>
+      </w:r>
+      <w:r>
+        <w:t xml:space="preserve"> létezö felhasználo id</w:t>
       </w:r>
       <w:r>
         <w:br/>
@@ -1554,26 +1602,53 @@
         <w:t>"kezdesi_datum":"", ##Muszály</w:t>
       </w:r>
       <w:r>
+        <w:t xml:space="preserve"> dátum</w:t>
+      </w:r>
+      <w:r>
         <w:br/>
         <w:t>"lejarasi_datum":"", ##Muszály</w:t>
       </w:r>
       <w:r>
+        <w:t xml:space="preserve"> dátum </w:t>
+      </w:r>
+      <w:r>
         <w:br/>
         <w:t>"kod":"", ##Muszály</w:t>
       </w:r>
       <w:r>
+        <w:t xml:space="preserve"> szöveg, 1 minimum hossz</w:t>
+      </w:r>
+      <w:r>
         <w:br/>
         <w:t>"kedvezmeny":"", ##Muszály</w:t>
       </w:r>
       <w:r>
+        <w:t xml:space="preserve"> szöveg,</w:t>
+      </w:r>
+      <w:r>
+        <w:t xml:space="preserve"> 1 minimum hossz</w:t>
+      </w:r>
+      <w:r>
         <w:br/>
         <w:t xml:space="preserve">"megjegyzes":"", </w:t>
       </w:r>
       <w:r>
+        <w:t xml:space="preserve"> ##szöveg</w:t>
+      </w:r>
+      <w:r>
+        <w:t>, 1 minimum hossz</w:t>
+      </w:r>
+      <w:r>
         <w:br/>
         <w:t>"hasznalasi_hely":"" ##Muszály</w:t>
       </w:r>
       <w:r>
+        <w:t xml:space="preserve"> szöveg, 1 minimum hossz</w:t>
+      </w:r>
+      <w:r>
+        <w:tab/>
+      </w:r>
+      <w:r>
         <w:br/>
         <w:t>}</w:t>
       </w:r>
@@ -1619,22 +1694,37 @@
         <w:t>"veves_lista_id":"", ##Muszály</w:t>
       </w:r>
       <w:r>
+        <w:t xml:space="preserve"> szám, létezö vevési lista id</w:t>
+      </w:r>
+      <w:r>
         <w:br/>
         <w:t>"alKategoria_id":"", ##Muszály</w:t>
       </w:r>
       <w:r>
+        <w:t xml:space="preserve"> szám, létezö alkategoria id</w:t>
+      </w:r>
+      <w:r>
         <w:br/>
         <w:t>"megnevezes":"",</w:t>
       </w:r>
       <w:r>
+        <w:t xml:space="preserve"> ##szöveg, 1 minimum hossz</w:t>
+      </w:r>
+      <w:r>
         <w:br/>
         <w:t>"ar":"", ##Muszály</w:t>
       </w:r>
       <w:r>
+        <w:t xml:space="preserve"> szám, minimum 0 </w:t>
+      </w:r>
+      <w:r>
         <w:br/>
         <w:t>"mennyiseg":"" ##Muszály</w:t>
       </w:r>
       <w:r>
+        <w:t xml:space="preserve"> szám, minimum 0</w:t>
+      </w:r>
+      <w:r>
         <w:br/>
         <w:t>}</w:t>
       </w:r>
@@ -1680,8 +1770,27 @@
         <w:t>"felhasznalo_id":"", ##Muszály</w:t>
       </w:r>
       <w:r>
+        <w:t xml:space="preserve"> szám, létezö felhasználó id</w:t>
+      </w:r>
+      <w:r>
         <w:br/>
         <w:t>"csoport_id":""</w:t>
+      </w:r>
+      <w:r>
+        <w:t xml:space="preserve"> ##szám, létezö csoport id</w:t>
+      </w:r>
+      <w:r>
+        <w:br/>
+        <w:t>"</w:t>
+      </w:r>
+      <w:r>
+        <w:t>megnevezes</w:t>
+      </w:r>
+      <w:r>
+        <w:t>":"", ##Muszály</w:t>
+      </w:r>
+      <w:r>
+        <w:t xml:space="preserve"> szöveg, 1 minimum hossz</w:t>
       </w:r>
       <w:r>
         <w:br/>
@@ -1764,13 +1873,13 @@
       </w:r>
       <w:r>
         <w:br/>
+      </w:r>
+      <w:r>
+        <w:lastRenderedPageBreak/>
         <w:t>"profilkep_url":"",</w:t>
       </w:r>
       <w:r>
         <w:br/>
-      </w:r>
-      <w:r>
-        <w:lastRenderedPageBreak/>
         <w:t>"kuponok":"",</w:t>
       </w:r>
       <w:r>
@@ -1899,6 +2008,13 @@
       <w:r>
         <w:br/>
         <w:t>}</w:t>
+      </w:r>
+      <w:r>
+        <w:br/>
+        <w:t xml:space="preserve">-- Controllere: </w:t>
+      </w:r>
+      <w:r>
+        <w:t>CsoportTagsagController</w:t>
       </w:r>
     </w:p>
     <w:p/>
@@ -1955,6 +2071,13 @@
         <w:br/>
         <w:t>}</w:t>
       </w:r>
+      <w:r>
+        <w:br/>
+        <w:t xml:space="preserve">-- Controllere: </w:t>
+      </w:r>
+      <w:r>
+        <w:t>VevesObjektumController</w:t>
+      </w:r>
     </w:p>
     <w:p/>
     <w:p>
@@ -1966,6 +2089,7 @@
         </w:numPr>
       </w:pPr>
       <w:r>
+        <w:lastRenderedPageBreak/>
         <w:t>kupon módosítása</w:t>
       </w:r>
       <w:r>
@@ -1987,9 +2111,6 @@
       </w:r>
       <w:r>
         <w:br/>
-      </w:r>
-      <w:r>
-        <w:lastRenderedPageBreak/>
         <w:t>"kezdesi_datum":"",</w:t>
       </w:r>
       <w:r>
@@ -2015,6 +2136,13 @@
       <w:r>
         <w:br/>
         <w:t>}</w:t>
+      </w:r>
+      <w:r>
+        <w:br/>
+        <w:t xml:space="preserve">-- Controllere: </w:t>
+      </w:r>
+      <w:r>
+        <w:t>KuponController</w:t>
       </w:r>
     </w:p>
     <w:p/>
@@ -2061,6 +2189,16 @@
       <w:r>
         <w:t>bearer: session token (hogy ha a megadott id nem a sajátod akkor csak 2 vagy nagyobb jogosultsagi szinttel tudod azt torolni)</w:t>
       </w:r>
+      <w:r>
+        <w:t xml:space="preserve"> </w:t>
+      </w:r>
+      <w:r>
+        <w:br/>
+        <w:t xml:space="preserve">-- Controllere: </w:t>
+      </w:r>
+      <w:r>
+        <w:t>UserController</w:t>
+      </w:r>
     </w:p>
     <w:p/>
     <w:p>
@@ -2089,6 +2227,16 @@
       <w:r>
         <w:t>bearer: session token (csak olyan vevesi listad tudsz torolni ami a tied vagy, ha csoporthoz tartozik akkor csak nagyobb vagy egyenlo mint 1 jogosultsággal lehet abba a csoportba)</w:t>
       </w:r>
+      <w:r>
+        <w:t xml:space="preserve"> </w:t>
+      </w:r>
+      <w:r>
+        <w:br/>
+        <w:t xml:space="preserve">-- Controllere: </w:t>
+      </w:r>
+      <w:r>
+        <w:t>VevesObjektumController</w:t>
+      </w:r>
     </w:p>
     <w:p/>
     <w:p>
@@ -2117,6 +2265,19 @@
       <w:r>
         <w:t>bearer: session token (csak olyan vevesi listad tudsz torolni ami a tied vagy, ha csoporthoz tartozik akkor csak nagyobb vagy egyenlo mint 1 jogosultsággal lehet abba a csoportba)</w:t>
       </w:r>
+      <w:r>
+        <w:t xml:space="preserve"> </w:t>
+      </w:r>
+      <w:r>
+        <w:br/>
+        <w:t>-- Controllere: Veves</w:t>
+      </w:r>
+      <w:r>
+        <w:t>Lista</w:t>
+      </w:r>
+      <w:r>
+        <w:t>Controller</w:t>
+      </w:r>
     </w:p>
     <w:p/>
     <w:p>
@@ -2145,6 +2306,16 @@
       <w:r>
         <w:t>bearer: session token (csak olyan csoportot tudsz torolni ami a tied)</w:t>
       </w:r>
+      <w:r>
+        <w:t xml:space="preserve"> </w:t>
+      </w:r>
+      <w:r>
+        <w:br/>
+        <w:t xml:space="preserve">-- Controllere: </w:t>
+      </w:r>
+      <w:r>
+        <w:t>CsoportokController</w:t>
+      </w:r>
     </w:p>
     <w:p/>
     <w:p>
@@ -2174,7 +2345,21 @@
         <w:br/>
       </w:r>
       <w:r>
-        <w:t>bearer: session token (csak olyan csoporttagsagot tudsz torolni ami a tied vagy olyan csoportba van ami a tied)</w:t>
+        <w:t xml:space="preserve">bearer: session token (csak olyan csoporttagsagot tudsz torolni ami a tied vagy olyan </w:t>
+      </w:r>
+      <w:r>
+        <w:lastRenderedPageBreak/>
+        <w:t>csoportba van ami a tied)</w:t>
+      </w:r>
+      <w:r>
+        <w:t xml:space="preserve"> </w:t>
+      </w:r>
+      <w:r>
+        <w:br/>
+        <w:t xml:space="preserve">-- Controllere: </w:t>
+      </w:r>
+      <w:r>
+        <w:t>CsoportTagsagController</w:t>
       </w:r>
     </w:p>
     <w:p/>
@@ -2207,6 +2392,16 @@
       <w:r>
         <w:t>bearer: session token (csak nagyobb mint 0 jogosultsagu szintu tud)</w:t>
       </w:r>
+      <w:r>
+        <w:t xml:space="preserve"> </w:t>
+      </w:r>
+      <w:r>
+        <w:br/>
+        <w:t xml:space="preserve">-- Controllere: </w:t>
+      </w:r>
+      <w:r>
+        <w:t>KuponController</w:t>
+      </w:r>
     </w:p>
     <w:p/>
     <w:p>
@@ -2218,7 +2413,6 @@
         </w:numPr>
       </w:pPr>
       <w:r>
-        <w:lastRenderedPageBreak/>
         <w:t>Kitöltött ürlap törlése</w:t>
       </w:r>
       <w:r>
@@ -2238,6 +2432,16 @@
       </w:r>
       <w:r>
         <w:t>bearer: session token (csak nagyobb mint 1 jogosultsagu szintu tud)</w:t>
+      </w:r>
+      <w:r>
+        <w:t xml:space="preserve"> </w:t>
+      </w:r>
+      <w:r>
+        <w:br/>
+        <w:t xml:space="preserve">-- Controllere: </w:t>
+      </w:r>
+      <w:r>
+        <w:t>ContactController</w:t>
       </w:r>
     </w:p>
     <w:sectPr>

--- a/Documents/BackendFejlesztoi.docx
+++ b/Documents/BackendFejlesztoi.docx
@@ -1636,7 +1636,7 @@
         <w:t xml:space="preserve"> ##szöveg</w:t>
       </w:r>
       <w:r>
-        <w:t>, 1 minimum hossz</w:t>
+        <w:t>, lehet üres</w:t>
       </w:r>
       <w:r>
         <w:br/>
@@ -1864,12 +1864,27 @@
         <w:t>"felhasznalo_id_valtoztatni":"",</w:t>
       </w:r>
       <w:r>
+        <w:t xml:space="preserve"> ##szám, létezö felhasználó id</w:t>
+      </w:r>
+      <w:r>
         <w:br/>
         <w:t>"nev":"",</w:t>
       </w:r>
       <w:r>
+        <w:t xml:space="preserve">  ##szöveg, 1 minimum hossz</w:t>
+      </w:r>
+      <w:r>
         <w:br/>
         <w:t>"becenev":"",</w:t>
+      </w:r>
+      <w:r>
+        <w:t xml:space="preserve"> </w:t>
+      </w:r>
+      <w:r>
+        <w:t>##szöveg</w:t>
+      </w:r>
+      <w:r>
+        <w:t>, lehet üres</w:t>
       </w:r>
       <w:r>
         <w:br/>
@@ -1879,18 +1894,60 @@
         <w:t>"profilkep_url":"",</w:t>
       </w:r>
       <w:r>
+        <w:t xml:space="preserve"> </w:t>
+      </w:r>
+      <w:r>
+        <w:t>##szöveg, 1 minimum hossz</w:t>
+      </w:r>
+      <w:r>
         <w:br/>
         <w:t>"kuponok":"",</w:t>
       </w:r>
       <w:r>
+        <w:t xml:space="preserve"> </w:t>
+      </w:r>
+      <w:r>
+        <w:t>##</w:t>
+      </w:r>
+      <w:r>
+        <w:t>szám</w:t>
+      </w:r>
+      <w:r>
+        <w:t xml:space="preserve">, 1 </w:t>
+      </w:r>
+      <w:r>
+        <w:t>vagy 0</w:t>
+      </w:r>
+      <w:r>
         <w:br/>
         <w:t>"termekArKovetes":"",</w:t>
       </w:r>
       <w:r>
+        <w:t xml:space="preserve"> </w:t>
+      </w:r>
+      <w:r>
+        <w:t>##szám, 1 vagy 0</w:t>
+      </w:r>
+      <w:r>
         <w:br/>
         <w:t>"brokerArKovetes":""</w:t>
       </w:r>
       <w:r>
+        <w:t xml:space="preserve">, </w:t>
+      </w:r>
+      <w:r>
+        <w:t>##szám, 1 vagy 0</w:t>
+      </w:r>
+      <w:r>
+        <w:br/>
+      </w:r>
+      <w:r>
+        <w:t>'jogosultsag_szint'</w:t>
+      </w:r>
+      <w:r>
+        <w:t>:”” ##szám, minimum 0</w:t>
+      </w:r>
+      <w:r>
         <w:br/>
         <w:t>}</w:t>
       </w:r>
@@ -1945,14 +2002,34 @@
         <w:t>"megnevezes":"",</w:t>
       </w:r>
       <w:r>
+        <w:t xml:space="preserve"> </w:t>
+      </w:r>
+      <w:r>
+        <w:t>##szöveg, 1 minimum hossz</w:t>
+      </w:r>
+      <w:r>
         <w:br/>
         <w:t>"csoport_tipus_id":"",</w:t>
       </w:r>
       <w:r>
-        <w:br/>
+        <w:t xml:space="preserve"> </w:t>
+      </w:r>
+      <w:r>
+        <w:t>##</w:t>
+      </w:r>
+      <w:r>
+        <w:t>szám, létezö csoport tipus id</w:t>
+      </w:r>
+      <w:r>
+        <w:br/>
+      </w:r>
+      <w:r>
         <w:t>"keszito_felhasznalo_id":""</w:t>
       </w:r>
       <w:r>
+        <w:t xml:space="preserve"> ##szám, létezö felhasználo id</w:t>
+      </w:r>
+      <w:r>
         <w:br/>
         <w:t>}</w:t>
       </w:r>
@@ -1998,12 +2075,21 @@
         <w:t>"becenev":"",</w:t>
       </w:r>
       <w:r>
+        <w:t xml:space="preserve"> ##szöveg, lehet üres</w:t>
+      </w:r>
+      <w:r>
         <w:br/>
         <w:t>"mastValtoztatniId":"",</w:t>
       </w:r>
       <w:r>
+        <w:t xml:space="preserve"> ##szám, létezö felhasználó id</w:t>
+      </w:r>
+      <w:r>
         <w:br/>
         <w:t>"jogosultsag_szint":""</w:t>
+      </w:r>
+      <w:r>
+        <w:t xml:space="preserve"> ##szám, minimum 0</w:t>
       </w:r>
       <w:r>
         <w:br/>
@@ -2052,20 +2138,35 @@
         <w:t>"alKategoria_id":"",</w:t>
       </w:r>
       <w:r>
+        <w:t xml:space="preserve"> ##szám, létezö alkategoria id</w:t>
+      </w:r>
+      <w:r>
         <w:br/>
         <w:t>"megnevezes":"",</w:t>
       </w:r>
       <w:r>
+        <w:t xml:space="preserve"> ##szöveg, minimum 1 hossz</w:t>
+      </w:r>
+      <w:r>
         <w:br/>
         <w:t>"ar":"",</w:t>
       </w:r>
       <w:r>
+        <w:t xml:space="preserve"> ##szám, minimum 0</w:t>
+      </w:r>
+      <w:r>
         <w:br/>
         <w:t>"mennyiseg":"",</w:t>
       </w:r>
       <w:r>
+        <w:t xml:space="preserve"> ##szám, minimum 0</w:t>
+      </w:r>
+      <w:r>
         <w:br/>
         <w:t>"elfogadott_statisztikara":""</w:t>
+      </w:r>
+      <w:r>
+        <w:t xml:space="preserve">  ##szám, 1 vagy 0</w:t>
       </w:r>
       <w:r>
         <w:br/>
@@ -2114,24 +2215,42 @@
         <w:t>"kezdesi_datum":"",</w:t>
       </w:r>
       <w:r>
+        <w:t xml:space="preserve"> ##dátum</w:t>
+      </w:r>
+      <w:r>
         <w:br/>
         <w:t>"lejarasi_datum":"",</w:t>
       </w:r>
       <w:r>
+        <w:t xml:space="preserve"> ##dátum</w:t>
+      </w:r>
+      <w:r>
         <w:br/>
         <w:t>"kod":"",</w:t>
       </w:r>
       <w:r>
+        <w:t xml:space="preserve"> ##szöveg, minimum 1 hossz</w:t>
+      </w:r>
+      <w:r>
         <w:br/>
         <w:t>"kedvezmeny":"",</w:t>
       </w:r>
       <w:r>
+        <w:t xml:space="preserve"> ##szöveg, 1 minimum hossz</w:t>
+      </w:r>
+      <w:r>
         <w:br/>
         <w:t xml:space="preserve">"megjegyzes":"", </w:t>
       </w:r>
       <w:r>
+        <w:t xml:space="preserve"> ##szöveg, lehet üres</w:t>
+      </w:r>
+      <w:r>
         <w:br/>
         <w:t>"hasznalasi_hely":""</w:t>
+      </w:r>
+      <w:r>
+        <w:t xml:space="preserve"> ##szöveg, 1 minimum hossz</w:t>
       </w:r>
       <w:r>
         <w:br/>

--- a/Documents/BackendFejlesztoi.docx
+++ b/Documents/BackendFejlesztoi.docx
@@ -812,6 +812,9 @@
         <w:t>egy felhasználó összes vevési listája</w:t>
       </w:r>
       <w:r>
+        <w:t xml:space="preserve"> (kivéve ami csoporthoz van kötve)</w:t>
+      </w:r>
+      <w:r>
         <w:br/>
       </w:r>
       <w:r>
@@ -864,10 +867,7 @@
       </w:r>
       <w:r>
         <w:br/>
-        <w:t xml:space="preserve">-- Controllere: </w:t>
-      </w:r>
-      <w:r>
-        <w:t>UserController</w:t>
+        <w:t>-- Controllere: UserController</w:t>
       </w:r>
     </w:p>
     <w:p/>
@@ -1134,10 +1134,7 @@
       </w:r>
       <w:r>
         <w:br/>
-        <w:t xml:space="preserve">-- Controllere: </w:t>
-      </w:r>
-      <w:r>
-        <w:t>KuponController</w:t>
+        <w:t>-- Controllere: KuponController</w:t>
       </w:r>
     </w:p>
     <w:p/>
@@ -1172,10 +1169,7 @@
       </w:r>
       <w:r>
         <w:br/>
-        <w:t xml:space="preserve">-- Controllere: </w:t>
-      </w:r>
-      <w:r>
-        <w:t>UserController</w:t>
+        <w:t>-- Controllere: UserController</w:t>
       </w:r>
     </w:p>
     <w:p/>
@@ -1205,10 +1199,7 @@
       </w:r>
       <w:r>
         <w:br/>
-        <w:t xml:space="preserve">-- Controllere: </w:t>
-      </w:r>
-      <w:r>
-        <w:t>CsoportTagsagController</w:t>
+        <w:t>-- Controllere: CsoportTagsagController</w:t>
       </w:r>
     </w:p>
     <w:p/>
@@ -1241,10 +1232,7 @@
       </w:r>
       <w:r>
         <w:br/>
-        <w:t xml:space="preserve">-- Controllere: </w:t>
-      </w:r>
-      <w:r>
-        <w:t>ContactController</w:t>
+        <w:t>-- Controllere: ContactController</w:t>
       </w:r>
     </w:p>
     <w:p/>
@@ -1324,10 +1312,7 @@
       </w:r>
       <w:r>
         <w:br/>
-        <w:t xml:space="preserve">-- Controllere: </w:t>
-      </w:r>
-      <w:r>
-        <w:t>UserController</w:t>
+        <w:t>-- Controllere: UserController</w:t>
       </w:r>
     </w:p>
     <w:p/>
@@ -1429,10 +1414,7 @@
       </w:r>
       <w:r>
         <w:br/>
-        <w:t xml:space="preserve">-- Controllere: </w:t>
-      </w:r>
-      <w:r>
-        <w:t>CsoportokController</w:t>
+        <w:t>-- Controllere: CsoportokController</w:t>
       </w:r>
     </w:p>
     <w:p/>
@@ -1490,10 +1472,7 @@
       </w:r>
       <w:r>
         <w:br/>
-        <w:t xml:space="preserve">-- Controllere: </w:t>
-      </w:r>
-      <w:r>
-        <w:t>ContactController</w:t>
+        <w:t>-- Controllere: ContactController</w:t>
       </w:r>
     </w:p>
     <w:p/>
@@ -1556,10 +1535,7 @@
       </w:r>
       <w:r>
         <w:br/>
-        <w:t xml:space="preserve">-- Controllere: </w:t>
-      </w:r>
-      <w:r>
-        <w:t>CsoportTagsagController</w:t>
+        <w:t>-- Controllere: CsoportTagsagController</w:t>
       </w:r>
     </w:p>
     <w:p/>
@@ -1654,10 +1630,83 @@
       </w:r>
       <w:r>
         <w:br/>
+        <w:t>-- Controllere: KuponController</w:t>
+      </w:r>
+    </w:p>
+    <w:p/>
+    <w:p>
+      <w:pPr>
+        <w:pStyle w:val="Listaszerbekezds"/>
+        <w:numPr>
+          <w:ilvl w:val="0"/>
+          <w:numId w:val="2"/>
+        </w:numPr>
+      </w:pPr>
+      <w:r>
+        <w:t>vevési objektum létrehozása</w:t>
+      </w:r>
+      <w:r>
+        <w:br/>
+      </w:r>
+      <w:r>
+        <w:rPr>
+          <w:u w:val="single"/>
+        </w:rPr>
+        <w:t>(http://127.0.0.1:8000/api/vevesiObjektum/create)</w:t>
+      </w:r>
+      <w:r>
+        <w:br/>
+        <w:t>bearer: session token (csoportnál csak az tud aki benne van a csoportba és nagyobb jogosultság szint mint 0)</w:t>
+      </w:r>
+      <w:r>
+        <w:br/>
+        <w:t>{</w:t>
+      </w:r>
+      <w:r>
+        <w:br/>
+        <w:t>"veves_lista_id":"", ##Muszály</w:t>
+      </w:r>
+      <w:r>
+        <w:t xml:space="preserve"> szám, létezö vevési lista id</w:t>
+      </w:r>
+      <w:r>
+        <w:br/>
+        <w:t>"alKategoria_id":"", ##Muszály</w:t>
+      </w:r>
+      <w:r>
+        <w:t xml:space="preserve"> szám, létezö alkategoria id</w:t>
+      </w:r>
+      <w:r>
+        <w:br/>
+        <w:t>"megnevezes":"",</w:t>
+      </w:r>
+      <w:r>
+        <w:t xml:space="preserve"> ##szöveg, 1 minimum hossz</w:t>
+      </w:r>
+      <w:r>
+        <w:br/>
+        <w:t>"ar":"", ##Muszály</w:t>
+      </w:r>
+      <w:r>
+        <w:t xml:space="preserve"> szám, minimum 0 </w:t>
+      </w:r>
+      <w:r>
+        <w:br/>
+        <w:t>"mennyiseg":"" ##Muszály</w:t>
+      </w:r>
+      <w:r>
+        <w:t xml:space="preserve"> szám, minimum 0</w:t>
+      </w:r>
+      <w:r>
+        <w:br/>
+        <w:t>}</w:t>
+      </w:r>
+      <w:r>
+        <w:br/>
         <w:t xml:space="preserve">-- Controllere: </w:t>
       </w:r>
       <w:r>
-        <w:t>KuponController</w:t>
+        <w:t>VevesObjektumController</w:t>
       </w:r>
     </w:p>
     <w:p/>
@@ -1670,7 +1719,7 @@
         </w:numPr>
       </w:pPr>
       <w:r>
-        <w:t>vevési objektum létrehozása</w:t>
+        <w:t>vevési lista létrehozása</w:t>
       </w:r>
       <w:r>
         <w:br/>
@@ -1679,7 +1728,7 @@
         <w:rPr>
           <w:u w:val="single"/>
         </w:rPr>
-        <w:t>(http://127.0.0.1:8000/api/vevesiObjektum/create)</w:t>
+        <w:t>(http://127.0.0.1:8000/api/vevesiLista/create)</w:t>
       </w:r>
       <w:r>
         <w:br/>
@@ -1691,82 +1740,6 @@
       </w:r>
       <w:r>
         <w:br/>
-        <w:t>"veves_lista_id":"", ##Muszály</w:t>
-      </w:r>
-      <w:r>
-        <w:t xml:space="preserve"> szám, létezö vevési lista id</w:t>
-      </w:r>
-      <w:r>
-        <w:br/>
-        <w:t>"alKategoria_id":"", ##Muszály</w:t>
-      </w:r>
-      <w:r>
-        <w:t xml:space="preserve"> szám, létezö alkategoria id</w:t>
-      </w:r>
-      <w:r>
-        <w:br/>
-        <w:t>"megnevezes":"",</w:t>
-      </w:r>
-      <w:r>
-        <w:t xml:space="preserve"> ##szöveg, 1 minimum hossz</w:t>
-      </w:r>
-      <w:r>
-        <w:br/>
-        <w:t>"ar":"", ##Muszály</w:t>
-      </w:r>
-      <w:r>
-        <w:t xml:space="preserve"> szám, minimum 0 </w:t>
-      </w:r>
-      <w:r>
-        <w:br/>
-        <w:t>"mennyiseg":"" ##Muszály</w:t>
-      </w:r>
-      <w:r>
-        <w:t xml:space="preserve"> szám, minimum 0</w:t>
-      </w:r>
-      <w:r>
-        <w:br/>
-        <w:t>}</w:t>
-      </w:r>
-      <w:r>
-        <w:br/>
-        <w:t xml:space="preserve">-- Controllere: </w:t>
-      </w:r>
-      <w:r>
-        <w:t>VevesObjektumController</w:t>
-      </w:r>
-    </w:p>
-    <w:p/>
-    <w:p>
-      <w:pPr>
-        <w:pStyle w:val="Listaszerbekezds"/>
-        <w:numPr>
-          <w:ilvl w:val="0"/>
-          <w:numId w:val="2"/>
-        </w:numPr>
-      </w:pPr>
-      <w:r>
-        <w:t>vevési lista létrehozása</w:t>
-      </w:r>
-      <w:r>
-        <w:br/>
-      </w:r>
-      <w:r>
-        <w:rPr>
-          <w:u w:val="single"/>
-        </w:rPr>
-        <w:t>(http://127.0.0.1:8000/api/vevesiLista/create)</w:t>
-      </w:r>
-      <w:r>
-        <w:br/>
-        <w:t>bearer: session token (csoportnál csak az tud aki benne van a csoportba és nagyobb jogosultság szint mint 0)</w:t>
-      </w:r>
-      <w:r>
-        <w:br/>
-        <w:t>{</w:t>
-      </w:r>
-      <w:r>
-        <w:br/>
         <w:t>"felhasznalo_id":"", ##Muszály</w:t>
       </w:r>
       <w:r>
@@ -1781,13 +1754,7 @@
       </w:r>
       <w:r>
         <w:br/>
-        <w:t>"</w:t>
-      </w:r>
-      <w:r>
-        <w:t>megnevezes</w:t>
-      </w:r>
-      <w:r>
-        <w:t>":"", ##Muszály</w:t>
+        <w:t>"megnevezes":"", ##Muszály</w:t>
       </w:r>
       <w:r>
         <w:t xml:space="preserve"> szöveg, 1 minimum hossz</w:t>
@@ -1878,13 +1845,7 @@
         <w:t>"becenev":"",</w:t>
       </w:r>
       <w:r>
-        <w:t xml:space="preserve"> </w:t>
-      </w:r>
-      <w:r>
-        <w:t>##szöveg</w:t>
-      </w:r>
-      <w:r>
-        <w:t>, lehet üres</w:t>
+        <w:t xml:space="preserve"> ##szöveg, lehet üres</w:t>
       </w:r>
       <w:r>
         <w:br/>
@@ -1894,58 +1855,32 @@
         <w:t>"profilkep_url":"",</w:t>
       </w:r>
       <w:r>
-        <w:t xml:space="preserve"> </w:t>
-      </w:r>
-      <w:r>
-        <w:t>##szöveg, 1 minimum hossz</w:t>
+        <w:t xml:space="preserve"> ##szöveg, 1 minimum hossz</w:t>
       </w:r>
       <w:r>
         <w:br/>
         <w:t>"kuponok":"",</w:t>
       </w:r>
       <w:r>
-        <w:t xml:space="preserve"> </w:t>
-      </w:r>
-      <w:r>
-        <w:t>##</w:t>
-      </w:r>
-      <w:r>
-        <w:t>szám</w:t>
-      </w:r>
-      <w:r>
-        <w:t xml:space="preserve">, 1 </w:t>
-      </w:r>
-      <w:r>
-        <w:t>vagy 0</w:t>
+        <w:t xml:space="preserve"> ##szám, 1 vagy 0</w:t>
       </w:r>
       <w:r>
         <w:br/>
         <w:t>"termekArKovetes":"",</w:t>
       </w:r>
       <w:r>
-        <w:t xml:space="preserve"> </w:t>
-      </w:r>
-      <w:r>
-        <w:t>##szám, 1 vagy 0</w:t>
+        <w:t xml:space="preserve"> ##szám, 1 vagy 0</w:t>
       </w:r>
       <w:r>
         <w:br/>
         <w:t>"brokerArKovetes":""</w:t>
       </w:r>
       <w:r>
-        <w:t xml:space="preserve">, </w:t>
-      </w:r>
-      <w:r>
-        <w:t>##szám, 1 vagy 0</w:t>
-      </w:r>
-      <w:r>
-        <w:br/>
-      </w:r>
-      <w:r>
-        <w:t>'jogosultsag_szint'</w:t>
-      </w:r>
-      <w:r>
-        <w:t>:”” ##szám, minimum 0</w:t>
+        <w:t>, ##szám, 1 vagy 0</w:t>
+      </w:r>
+      <w:r>
+        <w:br/>
+        <w:t>'jogosultsag_szint':”” ##szám, minimum 0</w:t>
       </w:r>
       <w:r>
         <w:br/>
@@ -1953,10 +1888,7 @@
       </w:r>
       <w:r>
         <w:br/>
-        <w:t xml:space="preserve">-- Controllere: </w:t>
-      </w:r>
-      <w:r>
-        <w:t>UserController</w:t>
+        <w:t>-- Controllere: UserController</w:t>
       </w:r>
     </w:p>
     <w:p>
@@ -2002,23 +1934,14 @@
         <w:t>"megnevezes":"",</w:t>
       </w:r>
       <w:r>
-        <w:t xml:space="preserve"> </w:t>
-      </w:r>
-      <w:r>
-        <w:t>##szöveg, 1 minimum hossz</w:t>
+        <w:t xml:space="preserve"> ##szöveg, 1 minimum hossz</w:t>
       </w:r>
       <w:r>
         <w:br/>
         <w:t>"csoport_tipus_id":"",</w:t>
       </w:r>
       <w:r>
-        <w:t xml:space="preserve"> </w:t>
-      </w:r>
-      <w:r>
-        <w:t>##</w:t>
-      </w:r>
-      <w:r>
-        <w:t>szám, létezö csoport tipus id</w:t>
+        <w:t xml:space="preserve"> ##szám, létezö csoport tipus id</w:t>
       </w:r>
       <w:r>
         <w:br/>
@@ -2035,10 +1958,7 @@
       </w:r>
       <w:r>
         <w:br/>
-        <w:t xml:space="preserve">-- Controllere: </w:t>
-      </w:r>
-      <w:r>
-        <w:t>CsoportokController</w:t>
+        <w:t>-- Controllere: CsoportokController</w:t>
       </w:r>
     </w:p>
     <w:p/>
@@ -2097,10 +2017,7 @@
       </w:r>
       <w:r>
         <w:br/>
-        <w:t xml:space="preserve">-- Controllere: </w:t>
-      </w:r>
-      <w:r>
-        <w:t>CsoportTagsagController</w:t>
+        <w:t>-- Controllere: CsoportTagsagController</w:t>
       </w:r>
     </w:p>
     <w:p/>
@@ -2258,10 +2175,7 @@
       </w:r>
       <w:r>
         <w:br/>
-        <w:t xml:space="preserve">-- Controllere: </w:t>
-      </w:r>
-      <w:r>
-        <w:t>KuponController</w:t>
+        <w:t>-- Controllere: KuponController</w:t>
       </w:r>
     </w:p>
     <w:p/>
@@ -2313,10 +2227,45 @@
       </w:r>
       <w:r>
         <w:br/>
+        <w:t>-- Controllere: UserController</w:t>
+      </w:r>
+    </w:p>
+    <w:p/>
+    <w:p>
+      <w:pPr>
+        <w:pStyle w:val="Listaszerbekezds"/>
+        <w:numPr>
+          <w:ilvl w:val="0"/>
+          <w:numId w:val="4"/>
+        </w:numPr>
+      </w:pPr>
+      <w:r>
+        <w:t>vevési objektum törlése</w:t>
+      </w:r>
+      <w:r>
+        <w:br/>
+      </w:r>
+      <w:r>
+        <w:rPr>
+          <w:u w:val="single"/>
+        </w:rPr>
+        <w:t>(http://127.0.0.1:8000/api/vevesiObjektum/torles/{id})</w:t>
+      </w:r>
+      <w:r>
+        <w:br/>
+      </w:r>
+      <w:r>
+        <w:t>bearer: session token (csak olyan vevesi listad tudsz torolni ami a tied vagy, ha csoporthoz tartozik akkor csak nagyobb vagy egyenlo mint 1 jogosultsággal lehet abba a csoportba)</w:t>
+      </w:r>
+      <w:r>
+        <w:t xml:space="preserve"> </w:t>
+      </w:r>
+      <w:r>
+        <w:br/>
         <w:t xml:space="preserve">-- Controllere: </w:t>
       </w:r>
       <w:r>
-        <w:t>UserController</w:t>
+        <w:t>VevesObjektumController</w:t>
       </w:r>
     </w:p>
     <w:p/>
@@ -2329,7 +2278,7 @@
         </w:numPr>
       </w:pPr>
       <w:r>
-        <w:t>vevési objektum törlése</w:t>
+        <w:t>vevési lista törlése</w:t>
       </w:r>
       <w:r>
         <w:br/>
@@ -2338,7 +2287,7 @@
         <w:rPr>
           <w:u w:val="single"/>
         </w:rPr>
-        <w:t>(http://127.0.0.1:8000/api/vevesiObjektum/torles/{id})</w:t>
+        <w:t>(http://127.0.0.1:8000/api/vevesiLista/torles/{id})</w:t>
       </w:r>
       <w:r>
         <w:br/>
@@ -2351,10 +2300,7 @@
       </w:r>
       <w:r>
         <w:br/>
-        <w:t xml:space="preserve">-- Controllere: </w:t>
-      </w:r>
-      <w:r>
-        <w:t>VevesObjektumController</w:t>
+        <w:t>-- Controllere: VevesListaController</w:t>
       </w:r>
     </w:p>
     <w:p/>
@@ -2367,7 +2313,7 @@
         </w:numPr>
       </w:pPr>
       <w:r>
-        <w:t>vevési lista törlése</w:t>
+        <w:t>csoport törlése</w:t>
       </w:r>
       <w:r>
         <w:br/>
@@ -2376,64 +2322,20 @@
         <w:rPr>
           <w:u w:val="single"/>
         </w:rPr>
-        <w:t>(http://127.0.0.1:8000/api/vevesiLista/torles/{id})</w:t>
-      </w:r>
-      <w:r>
-        <w:br/>
-      </w:r>
-      <w:r>
-        <w:t>bearer: session token (csak olyan vevesi listad tudsz torolni ami a tied vagy, ha csoporthoz tartozik akkor csak nagyobb vagy egyenlo mint 1 jogosultsággal lehet abba a csoportba)</w:t>
+        <w:t>(http://127.0.0.1:8000/api/csoport/torles/{id})</w:t>
+      </w:r>
+      <w:r>
+        <w:br/>
+      </w:r>
+      <w:r>
+        <w:t>bearer: session token (csak olyan csoportot tudsz torolni ami a tied)</w:t>
       </w:r>
       <w:r>
         <w:t xml:space="preserve"> </w:t>
       </w:r>
       <w:r>
         <w:br/>
-        <w:t>-- Controllere: Veves</w:t>
-      </w:r>
-      <w:r>
-        <w:t>Lista</w:t>
-      </w:r>
-      <w:r>
-        <w:t>Controller</w:t>
-      </w:r>
-    </w:p>
-    <w:p/>
-    <w:p>
-      <w:pPr>
-        <w:pStyle w:val="Listaszerbekezds"/>
-        <w:numPr>
-          <w:ilvl w:val="0"/>
-          <w:numId w:val="4"/>
-        </w:numPr>
-      </w:pPr>
-      <w:r>
-        <w:t>csoport törlése</w:t>
-      </w:r>
-      <w:r>
-        <w:br/>
-      </w:r>
-      <w:r>
-        <w:rPr>
-          <w:u w:val="single"/>
-        </w:rPr>
-        <w:t>(http://127.0.0.1:8000/api/csoport/torles/{id})</w:t>
-      </w:r>
-      <w:r>
-        <w:br/>
-      </w:r>
-      <w:r>
-        <w:t>bearer: session token (csak olyan csoportot tudsz torolni ami a tied)</w:t>
-      </w:r>
-      <w:r>
-        <w:t xml:space="preserve"> </w:t>
-      </w:r>
-      <w:r>
-        <w:br/>
-        <w:t xml:space="preserve">-- Controllere: </w:t>
-      </w:r>
-      <w:r>
-        <w:t>CsoportokController</w:t>
+        <w:t>-- Controllere: CsoportokController</w:t>
       </w:r>
     </w:p>
     <w:p/>
@@ -2475,10 +2377,7 @@
       </w:r>
       <w:r>
         <w:br/>
-        <w:t xml:space="preserve">-- Controllere: </w:t>
-      </w:r>
-      <w:r>
-        <w:t>CsoportTagsagController</w:t>
+        <w:t>-- Controllere: CsoportTagsagController</w:t>
       </w:r>
     </w:p>
     <w:p/>
@@ -2516,10 +2415,7 @@
       </w:r>
       <w:r>
         <w:br/>
-        <w:t xml:space="preserve">-- Controllere: </w:t>
-      </w:r>
-      <w:r>
-        <w:t>KuponController</w:t>
+        <w:t>-- Controllere: KuponController</w:t>
       </w:r>
     </w:p>
     <w:p/>
@@ -2557,10 +2453,7 @@
       </w:r>
       <w:r>
         <w:br/>
-        <w:t xml:space="preserve">-- Controllere: </w:t>
-      </w:r>
-      <w:r>
-        <w:t>ContactController</w:t>
+        <w:t>-- Controllere: ContactController</w:t>
       </w:r>
     </w:p>
     <w:sectPr>

--- a/Documents/BackendFejlesztoi.docx
+++ b/Documents/BackendFejlesztoi.docx
@@ -809,6 +809,30 @@
         </w:numPr>
       </w:pPr>
       <w:r>
+        <w:t>összes kategoria alkategoriákkal</w:t>
+      </w:r>
+      <w:r>
+        <w:br/>
+      </w:r>
+      <w:r>
+        <w:t>(http://127.0.0.1:8000/api/alkategoriak)</w:t>
+      </w:r>
+      <w:r>
+        <w:br/>
+      </w:r>
+      <w:r>
+        <w:br/>
+      </w:r>
+    </w:p>
+    <w:p>
+      <w:pPr>
+        <w:pStyle w:val="Listaszerbekezds"/>
+        <w:numPr>
+          <w:ilvl w:val="0"/>
+          <w:numId w:val="1"/>
+        </w:numPr>
+      </w:pPr>
+      <w:r>
         <w:t>egy felhasználó összes vevési listája</w:t>
       </w:r>
       <w:r>
@@ -1015,6 +1039,7 @@
         </w:rPr>
       </w:pPr>
       <w:r>
+        <w:lastRenderedPageBreak/>
         <w:t>összes alkategória átlag árának havi váltakozása</w:t>
       </w:r>
       <w:r>
@@ -1050,7 +1075,6 @@
         </w:rPr>
       </w:pPr>
       <w:r>
-        <w:lastRenderedPageBreak/>
         <w:t>egy alkategória átlag árának havi váltakozása</w:t>
       </w:r>
       <w:r>
@@ -1294,6 +1318,9 @@
       </w:r>
       <w:r>
         <w:br/>
+      </w:r>
+      <w:r>
+        <w:lastRenderedPageBreak/>
         <w:t>"password":"", ##Muszály</w:t>
       </w:r>
       <w:r>
@@ -1548,6 +1575,7 @@
         </w:numPr>
       </w:pPr>
       <w:r>
+        <w:lastRenderedPageBreak/>
         <w:t>kupon létrehozása</w:t>
       </w:r>
       <w:r>
@@ -1572,9 +1600,6 @@
       </w:r>
       <w:r>
         <w:br/>
-      </w:r>
-      <w:r>
-        <w:lastRenderedPageBreak/>
         <w:t>"kezdesi_datum":"", ##Muszály</w:t>
       </w:r>
       <w:r>
@@ -1824,6 +1849,9 @@
       </w:r>
       <w:r>
         <w:br/>
+      </w:r>
+      <w:r>
+        <w:lastRenderedPageBreak/>
         <w:t>{</w:t>
       </w:r>
       <w:r>
@@ -1849,9 +1877,6 @@
       </w:r>
       <w:r>
         <w:br/>
-      </w:r>
-      <w:r>
-        <w:lastRenderedPageBreak/>
         <w:t>"profilkep_url":"",</w:t>
       </w:r>
       <w:r>
@@ -2087,6 +2112,9 @@
       </w:r>
       <w:r>
         <w:br/>
+      </w:r>
+      <w:r>
+        <w:lastRenderedPageBreak/>
         <w:t>}</w:t>
       </w:r>
       <w:r>
@@ -2107,7 +2135,6 @@
         </w:numPr>
       </w:pPr>
       <w:r>
-        <w:lastRenderedPageBreak/>
         <w:t>kupon módosítása</w:t>
       </w:r>
       <w:r>
@@ -2348,6 +2375,7 @@
         </w:numPr>
       </w:pPr>
       <w:r>
+        <w:lastRenderedPageBreak/>
         <w:t>csoport tagság törlése</w:t>
       </w:r>
       <w:r>
@@ -2366,11 +2394,7 @@
         <w:br/>
       </w:r>
       <w:r>
-        <w:t xml:space="preserve">bearer: session token (csak olyan csoporttagsagot tudsz torolni ami a tied vagy olyan </w:t>
-      </w:r>
-      <w:r>
-        <w:lastRenderedPageBreak/>
-        <w:t>csoportba van ami a tied)</w:t>
+        <w:t>bearer: session token (csak olyan csoporttagsagot tudsz torolni ami a tied vagy olyan csoportba van ami a tied)</w:t>
       </w:r>
       <w:r>
         <w:t xml:space="preserve"> </w:t>

--- a/Documents/BackendFejlesztoi.docx
+++ b/Documents/BackendFejlesztoi.docx
@@ -813,12 +813,22 @@
       </w:r>
       <w:r>
         <w:br/>
-      </w:r>
-      <w:r>
-        <w:t>(http://127.0.0.1:8000/api/alkategoriak)</w:t>
-      </w:r>
-      <w:r>
-        <w:br/>
+        <w:t>(</w:t>
+      </w:r>
+      <w:r>
+        <w:t>http://127.0.0.1:8000/api/alkategoriak</w:t>
+      </w:r>
+      <w:r>
+        <w:t>)</w:t>
+      </w:r>
+      <w:r>
+        <w:br/>
+      </w:r>
+      <w:r>
+        <w:t xml:space="preserve">Controllere: </w:t>
+      </w:r>
+      <w:r>
+        <w:t>AlkategoriakController</w:t>
       </w:r>
       <w:r>
         <w:br/>
@@ -833,6 +843,44 @@
         </w:numPr>
       </w:pPr>
       <w:r>
+        <w:t>felhasználo mennyiség</w:t>
+      </w:r>
+      <w:r>
+        <w:br/>
+        <w:t>(http://127.0.0.1:8000/api/</w:t>
+      </w:r>
+      <w:r>
+        <w:t>felhasznaloMennyiseg</w:t>
+      </w:r>
+      <w:r>
+        <w:t>)</w:t>
+      </w:r>
+      <w:r>
+        <w:t xml:space="preserve"> </w:t>
+      </w:r>
+      <w:r>
+        <w:br/>
+        <w:t xml:space="preserve">Controllere: </w:t>
+      </w:r>
+      <w:r>
+        <w:t>UserController</w:t>
+      </w:r>
+      <w:r>
+        <w:br/>
+      </w:r>
+      <w:r>
+        <w:br/>
+      </w:r>
+    </w:p>
+    <w:p>
+      <w:pPr>
+        <w:pStyle w:val="Listaszerbekezds"/>
+        <w:numPr>
+          <w:ilvl w:val="0"/>
+          <w:numId w:val="1"/>
+        </w:numPr>
+      </w:pPr>
+      <w:r>
         <w:t>egy felhasználó összes vevési listája</w:t>
       </w:r>
       <w:r>
@@ -1003,6 +1051,7 @@
         </w:numPr>
       </w:pPr>
       <w:r>
+        <w:lastRenderedPageBreak/>
         <w:t>egy felhasználó összes költsége ebben az évben</w:t>
       </w:r>
       <w:r>
@@ -1039,17 +1088,321 @@
         </w:rPr>
       </w:pPr>
       <w:r>
+        <w:t>összes alkategória átlag árának havi váltakozása</w:t>
+      </w:r>
+      <w:r>
+        <w:br/>
+      </w:r>
+      <w:r>
+        <w:rPr>
+          <w:u w:val="single"/>
+        </w:rPr>
+        <w:t>(http://127.0.0.1:8000/api/statisztika/all)</w:t>
+      </w:r>
+      <w:r>
+        <w:t xml:space="preserve"> </w:t>
+      </w:r>
+      <w:r>
+        <w:br/>
+        <w:t xml:space="preserve">-- Controllere: </w:t>
+      </w:r>
+      <w:r>
+        <w:t>VevesObjektumController</w:t>
+      </w:r>
+    </w:p>
+    <w:p/>
+    <w:p>
+      <w:pPr>
+        <w:pStyle w:val="Listaszerbekezds"/>
+        <w:numPr>
+          <w:ilvl w:val="0"/>
+          <w:numId w:val="1"/>
+        </w:numPr>
+        <w:rPr>
+          <w:u w:val="single"/>
+        </w:rPr>
+      </w:pPr>
+      <w:r>
+        <w:t>egy alkategória átlag árának havi váltakozása</w:t>
+      </w:r>
+      <w:r>
+        <w:br/>
+      </w:r>
+      <w:r>
+        <w:rPr>
+          <w:u w:val="single"/>
+        </w:rPr>
+        <w:t>(http://127.0.0.1:8000/api/statisztika/id/{id})</w:t>
+      </w:r>
+      <w:r>
+        <w:br/>
+        <w:t xml:space="preserve">-- Controllere: </w:t>
+      </w:r>
+      <w:r>
+        <w:t>VevesObjektumController</w:t>
+      </w:r>
+    </w:p>
+    <w:p/>
+    <w:p>
+      <w:pPr>
+        <w:pStyle w:val="Listaszerbekezds"/>
+        <w:numPr>
+          <w:ilvl w:val="0"/>
+          <w:numId w:val="1"/>
+        </w:numPr>
+        <w:rPr>
+          <w:u w:val="single"/>
+        </w:rPr>
+      </w:pPr>
+      <w:r>
+        <w:t>összes alkategória jelenlegi átlagára ebben az évben</w:t>
+      </w:r>
+      <w:r>
+        <w:br/>
+      </w:r>
+      <w:r>
+        <w:rPr>
+          <w:u w:val="single"/>
+        </w:rPr>
+        <w:t>(http://127.0.0.1:8000/api/statisztika/ev/{ev})</w:t>
+      </w:r>
+      <w:r>
+        <w:br/>
+        <w:t xml:space="preserve">-- Controllere: </w:t>
+      </w:r>
+      <w:r>
+        <w:t>VevesObjektumController</w:t>
+      </w:r>
+    </w:p>
+    <w:p>
+      <w:pPr>
+        <w:rPr>
+          <w:u w:val="single"/>
+        </w:rPr>
+      </w:pPr>
+    </w:p>
+    <w:p>
+      <w:pPr>
+        <w:pStyle w:val="Listaszerbekezds"/>
+        <w:numPr>
+          <w:ilvl w:val="0"/>
+          <w:numId w:val="1"/>
+        </w:numPr>
+      </w:pPr>
+      <w:r>
+        <w:t>összes kupon</w:t>
+      </w:r>
+      <w:r>
+        <w:br/>
+      </w:r>
+      <w:r>
+        <w:rPr>
+          <w:u w:val="single"/>
+        </w:rPr>
+        <w:t>(http://127.0.0.1:8000/api/kuponok/get)</w:t>
+      </w:r>
+      <w:r>
+        <w:t xml:space="preserve"> </w:t>
+      </w:r>
+      <w:r>
+        <w:br/>
+        <w:t>-- Controllere: KuponController</w:t>
+      </w:r>
+    </w:p>
+    <w:p/>
+    <w:p>
+      <w:pPr>
+        <w:pStyle w:val="Listaszerbekezds"/>
+        <w:numPr>
+          <w:ilvl w:val="0"/>
+          <w:numId w:val="1"/>
+        </w:numPr>
+      </w:pPr>
+      <w:r>
+        <w:t>felhasználó nyilvános adatai</w:t>
+      </w:r>
+      <w:r>
+        <w:br/>
+      </w:r>
+      <w:r>
+        <w:rPr>
+          <w:u w:val="single"/>
+        </w:rPr>
+        <w:t>(http://127.0.0.1:8000/api/felhasznalo)</w:t>
+      </w:r>
+      <w:r>
+        <w:rPr>
+          <w:u w:val="single"/>
+        </w:rPr>
+        <w:br/>
+      </w:r>
+      <w:r>
+        <w:t>bearer: session token</w:t>
+      </w:r>
+      <w:r>
+        <w:br/>
+        <w:t>-- Controllere: UserController</w:t>
+      </w:r>
+    </w:p>
+    <w:p/>
+    <w:p>
+      <w:pPr>
+        <w:pStyle w:val="Listaszerbekezds"/>
+        <w:numPr>
+          <w:ilvl w:val="0"/>
+          <w:numId w:val="1"/>
+        </w:numPr>
+      </w:pPr>
+      <w:r>
+        <w:t>csoport felhasználoi</w:t>
+      </w:r>
+      <w:r>
+        <w:br/>
+      </w:r>
+      <w:r>
+        <w:rPr>
+          <w:u w:val="single"/>
+        </w:rPr>
+        <w:t>(http://127.0.0.1:8000/api/csoport/{id}/felhasznalok)</w:t>
+      </w:r>
+      <w:r>
+        <w:br/>
+        <w:t>bearer: session token</w:t>
+      </w:r>
+      <w:r>
+        <w:br/>
+        <w:t>-- Controllere: CsoportTagsagController</w:t>
+      </w:r>
+    </w:p>
+    <w:p/>
+    <w:p>
+      <w:pPr>
+        <w:pStyle w:val="Listaszerbekezds"/>
+        <w:numPr>
+          <w:ilvl w:val="0"/>
+          <w:numId w:val="1"/>
+        </w:numPr>
+      </w:pPr>
+      <w:r>
+        <w:t>összes kitöltött ürlap</w:t>
+      </w:r>
+      <w:r>
+        <w:br/>
+      </w:r>
+      <w:r>
+        <w:rPr>
+          <w:u w:val="single"/>
+        </w:rPr>
+        <w:t>(http://127.0.0.1:8000/api/contact)</w:t>
+      </w:r>
+      <w:r>
+        <w:br/>
+        <w:t>bearer: session token (csak nagyobb mint 1 jogosultsagu szintu tud)</w:t>
+      </w:r>
+      <w:r>
+        <w:t xml:space="preserve"> </w:t>
+      </w:r>
+      <w:r>
+        <w:br/>
+        <w:t>-- Controllere: ContactController</w:t>
+      </w:r>
+    </w:p>
+    <w:p>
+      <w:pPr>
+        <w:pStyle w:val="Listaszerbekezds"/>
+      </w:pPr>
+    </w:p>
+    <w:p>
+      <w:pPr>
+        <w:pStyle w:val="Listaszerbekezds"/>
+      </w:pPr>
+      <w:r>
+        <w:t>ADMIN VÉGPONTOK</w:t>
+      </w:r>
+    </w:p>
+    <w:p>
+      <w:pPr>
+        <w:pStyle w:val="Listaszerbekezds"/>
+        <w:numPr>
+          <w:ilvl w:val="0"/>
+          <w:numId w:val="1"/>
+        </w:numPr>
+      </w:pPr>
+      <w:r>
+        <w:t>Legfrissebb aktivitás (csak vevési listák)</w:t>
+      </w:r>
+      <w:r>
+        <w:br/>
+      </w:r>
+      <w:r>
+        <w:rPr>
+          <w:u w:val="single"/>
+        </w:rPr>
+        <w:t>(http://127.0.0.1:8000/</w:t>
+      </w:r>
+      <w:r>
+        <w:rPr>
+          <w:u w:val="single"/>
+        </w:rPr>
+        <w:t>vevesilistak/admin</w:t>
+      </w:r>
+      <w:r>
+        <w:rPr>
+          <w:u w:val="single"/>
+        </w:rPr>
+        <w:t>)</w:t>
+      </w:r>
+      <w:r>
+        <w:t xml:space="preserve"> </w:t>
+      </w:r>
+      <w:r>
+        <w:br/>
+      </w:r>
+      <w:r>
         <w:lastRenderedPageBreak/>
-        <w:t>összes alkategória átlag árának havi váltakozása</w:t>
-      </w:r>
-      <w:r>
-        <w:br/>
-      </w:r>
-      <w:r>
-        <w:rPr>
-          <w:u w:val="single"/>
-        </w:rPr>
-        <w:t>(http://127.0.0.1:8000/api/statisztika/all)</w:t>
+        <w:t>-- Controllere: VevesListaController</w:t>
+      </w:r>
+      <w:r>
+        <w:br/>
+      </w:r>
+    </w:p>
+    <w:p>
+      <w:pPr>
+        <w:pStyle w:val="Listaszerbekezds"/>
+        <w:numPr>
+          <w:ilvl w:val="0"/>
+          <w:numId w:val="1"/>
+        </w:numPr>
+      </w:pPr>
+      <w:r>
+        <w:t>Összes csoport</w:t>
+      </w:r>
+      <w:r>
+        <w:br/>
+      </w:r>
+      <w:r>
+        <w:rPr>
+          <w:u w:val="single"/>
+        </w:rPr>
+        <w:t>(http://127.0.0.1:8000/</w:t>
+      </w:r>
+      <w:r>
+        <w:rPr>
+          <w:u w:val="single"/>
+        </w:rPr>
+        <w:t>csoportok</w:t>
+      </w:r>
+      <w:r>
+        <w:rPr>
+          <w:u w:val="single"/>
+        </w:rPr>
+        <w:t>/admin</w:t>
+      </w:r>
+      <w:r>
+        <w:rPr>
+          <w:u w:val="single"/>
+        </w:rPr>
+        <w:t>)</w:t>
       </w:r>
       <w:r>
         <w:t xml:space="preserve"> </w:t>
@@ -1059,10 +1412,12 @@
         <w:t xml:space="preserve">-- Controllere: </w:t>
       </w:r>
       <w:r>
-        <w:t>VevesObjektumController</w:t>
-      </w:r>
-    </w:p>
-    <w:p/>
+        <w:t>CsoportTagsagController</w:t>
+      </w:r>
+      <w:r>
+        <w:br/>
+      </w:r>
+    </w:p>
     <w:p>
       <w:pPr>
         <w:pStyle w:val="Listaszerbekezds"/>
@@ -1070,194 +1425,52 @@
           <w:ilvl w:val="0"/>
           <w:numId w:val="1"/>
         </w:numPr>
-        <w:rPr>
-          <w:u w:val="single"/>
-        </w:rPr>
-      </w:pPr>
-      <w:r>
-        <w:t>egy alkategória átlag árának havi váltakozása</w:t>
-      </w:r>
-      <w:r>
-        <w:br/>
-      </w:r>
-      <w:r>
-        <w:rPr>
-          <w:u w:val="single"/>
-        </w:rPr>
-        <w:t>(http://127.0.0.1:8000/api/statisztika/id/{id})</w:t>
+      </w:pPr>
+      <w:r>
+        <w:t>Összes felhasználó</w:t>
+      </w:r>
+      <w:r>
+        <w:br/>
+      </w:r>
+      <w:r>
+        <w:rPr>
+          <w:u w:val="single"/>
+        </w:rPr>
+        <w:t>(http://127.0.0.1:8000/</w:t>
+      </w:r>
+      <w:r>
+        <w:rPr>
+          <w:u w:val="single"/>
+        </w:rPr>
+        <w:t>felhasznalo</w:t>
+      </w:r>
+      <w:r>
+        <w:rPr>
+          <w:u w:val="single"/>
+        </w:rPr>
+        <w:t>/admin</w:t>
+      </w:r>
+      <w:r>
+        <w:rPr>
+          <w:u w:val="single"/>
+        </w:rPr>
+        <w:t>)</w:t>
+      </w:r>
+      <w:r>
+        <w:t xml:space="preserve"> </w:t>
       </w:r>
       <w:r>
         <w:br/>
         <w:t xml:space="preserve">-- Controllere: </w:t>
       </w:r>
       <w:r>
-        <w:t>VevesObjektumController</w:t>
-      </w:r>
-    </w:p>
-    <w:p/>
-    <w:p>
-      <w:pPr>
-        <w:pStyle w:val="Listaszerbekezds"/>
-        <w:numPr>
-          <w:ilvl w:val="0"/>
-          <w:numId w:val="1"/>
-        </w:numPr>
-        <w:rPr>
-          <w:u w:val="single"/>
-        </w:rPr>
-      </w:pPr>
-      <w:r>
-        <w:t>összes alkategória jelenlegi átlagára ebben az évben</w:t>
-      </w:r>
-      <w:r>
-        <w:br/>
-      </w:r>
-      <w:r>
-        <w:rPr>
-          <w:u w:val="single"/>
-        </w:rPr>
-        <w:t>(http://127.0.0.1:8000/api/statisztika/ev/{ev})</w:t>
-      </w:r>
-      <w:r>
-        <w:br/>
-        <w:t xml:space="preserve">-- Controllere: </w:t>
-      </w:r>
-      <w:r>
-        <w:t>VevesObjektumController</w:t>
-      </w:r>
-    </w:p>
-    <w:p>
-      <w:pPr>
-        <w:rPr>
-          <w:u w:val="single"/>
-        </w:rPr>
-      </w:pPr>
-    </w:p>
-    <w:p>
-      <w:pPr>
-        <w:pStyle w:val="Listaszerbekezds"/>
-        <w:numPr>
-          <w:ilvl w:val="0"/>
-          <w:numId w:val="1"/>
-        </w:numPr>
-      </w:pPr>
-      <w:r>
-        <w:t>összes kupon</w:t>
-      </w:r>
-      <w:r>
-        <w:br/>
-      </w:r>
-      <w:r>
-        <w:rPr>
-          <w:u w:val="single"/>
-        </w:rPr>
-        <w:t>(http://127.0.0.1:8000/api/kuponok/get)</w:t>
-      </w:r>
-      <w:r>
-        <w:t xml:space="preserve"> </w:t>
-      </w:r>
-      <w:r>
-        <w:br/>
-        <w:t>-- Controllere: KuponController</w:t>
-      </w:r>
-    </w:p>
-    <w:p/>
-    <w:p>
-      <w:pPr>
-        <w:pStyle w:val="Listaszerbekezds"/>
-        <w:numPr>
-          <w:ilvl w:val="0"/>
-          <w:numId w:val="1"/>
-        </w:numPr>
-      </w:pPr>
-      <w:r>
-        <w:t>felhasználó nyilvános adatai</w:t>
-      </w:r>
-      <w:r>
-        <w:br/>
-      </w:r>
-      <w:r>
-        <w:rPr>
-          <w:u w:val="single"/>
-        </w:rPr>
-        <w:t>(http://127.0.0.1:8000/api/felhasznalo)</w:t>
-      </w:r>
-      <w:r>
-        <w:rPr>
-          <w:u w:val="single"/>
-        </w:rPr>
-        <w:br/>
-      </w:r>
-      <w:r>
-        <w:t>bearer: session token</w:t>
-      </w:r>
-      <w:r>
-        <w:br/>
-        <w:t>-- Controllere: UserController</w:t>
-      </w:r>
-    </w:p>
-    <w:p/>
-    <w:p>
-      <w:pPr>
-        <w:pStyle w:val="Listaszerbekezds"/>
-        <w:numPr>
-          <w:ilvl w:val="0"/>
-          <w:numId w:val="1"/>
-        </w:numPr>
-      </w:pPr>
-      <w:r>
-        <w:t>csoport felhasználoi</w:t>
-      </w:r>
-      <w:r>
-        <w:br/>
-      </w:r>
-      <w:r>
-        <w:rPr>
-          <w:u w:val="single"/>
-        </w:rPr>
-        <w:t>(http://127.0.0.1:8000/api/csoport/{id}/felhasznalok)</w:t>
-      </w:r>
-      <w:r>
-        <w:br/>
-        <w:t>bearer: session token</w:t>
-      </w:r>
-      <w:r>
-        <w:br/>
-        <w:t>-- Controllere: CsoportTagsagController</w:t>
-      </w:r>
-    </w:p>
-    <w:p/>
-    <w:p>
-      <w:pPr>
-        <w:pStyle w:val="Listaszerbekezds"/>
-        <w:numPr>
-          <w:ilvl w:val="0"/>
-          <w:numId w:val="1"/>
-        </w:numPr>
-      </w:pPr>
-      <w:r>
-        <w:t>összes kitöltött ürlap</w:t>
-      </w:r>
-      <w:r>
-        <w:br/>
-      </w:r>
-      <w:r>
-        <w:rPr>
-          <w:u w:val="single"/>
-        </w:rPr>
-        <w:t>(http://127.0.0.1:8000/api/contact)</w:t>
-      </w:r>
-      <w:r>
-        <w:br/>
-        <w:t>bearer: session token (csak nagyobb mint 1 jogosultsagu szintu tud)</w:t>
-      </w:r>
-      <w:r>
-        <w:t xml:space="preserve"> </w:t>
-      </w:r>
-      <w:r>
-        <w:br/>
-        <w:t>-- Controllere: ContactController</w:t>
-      </w:r>
+        <w:t>UserController</w:t>
+      </w:r>
+    </w:p>
+    <w:p>
+      <w:pPr>
+        <w:pStyle w:val="Listaszerbekezds"/>
+      </w:pPr>
     </w:p>
     <w:p/>
     <w:p>
@@ -1318,9 +1531,6 @@
       </w:r>
       <w:r>
         <w:br/>
-      </w:r>
-      <w:r>
-        <w:lastRenderedPageBreak/>
         <w:t>"password":"", ##Muszály</w:t>
       </w:r>
       <w:r>
@@ -1575,7 +1785,6 @@
         </w:numPr>
       </w:pPr>
       <w:r>
-        <w:lastRenderedPageBreak/>
         <w:t>kupon létrehozása</w:t>
       </w:r>
       <w:r>
@@ -1849,167 +2058,168 @@
       </w:r>
       <w:r>
         <w:br/>
+        <w:t>{</w:t>
+      </w:r>
+      <w:r>
+        <w:br/>
+        <w:t>"felhasznalo_id_valtoztatni":"",</w:t>
+      </w:r>
+      <w:r>
+        <w:t xml:space="preserve"> ##szám, létezö felhasználó id</w:t>
+      </w:r>
+      <w:r>
+        <w:br/>
+        <w:t>"nev":"",</w:t>
+      </w:r>
+      <w:r>
+        <w:t xml:space="preserve">  ##szöveg, 1 minimum hossz</w:t>
+      </w:r>
+      <w:r>
+        <w:br/>
+        <w:t>"becenev":"",</w:t>
+      </w:r>
+      <w:r>
+        <w:t xml:space="preserve"> ##szöveg, lehet üres</w:t>
+      </w:r>
+      <w:r>
+        <w:br/>
+        <w:t>"profilkep_url":"",</w:t>
+      </w:r>
+      <w:r>
+        <w:t xml:space="preserve"> ##szöveg, 1 minimum hossz</w:t>
+      </w:r>
+      <w:r>
+        <w:br/>
+        <w:t>"kuponok":"",</w:t>
+      </w:r>
+      <w:r>
+        <w:t xml:space="preserve"> ##szám, 1 vagy 0</w:t>
+      </w:r>
+      <w:r>
+        <w:br/>
+        <w:t>"termekArKovetes":"",</w:t>
+      </w:r>
+      <w:r>
+        <w:t xml:space="preserve"> ##szám, 1 vagy 0</w:t>
+      </w:r>
+      <w:r>
+        <w:br/>
+        <w:t>"brokerArKovetes":""</w:t>
+      </w:r>
+      <w:r>
+        <w:t>, ##szám, 1 vagy 0</w:t>
+      </w:r>
+      <w:r>
+        <w:br/>
+        <w:t>'jogosultsag_szint':”” ##szám, minimum 0</w:t>
+      </w:r>
+      <w:r>
+        <w:br/>
+        <w:t>}</w:t>
+      </w:r>
+      <w:r>
+        <w:br/>
+        <w:t>-- Controllere: UserController</w:t>
+      </w:r>
+    </w:p>
+    <w:p>
+      <w:pPr>
+        <w:pStyle w:val="Listaszerbekezds"/>
+      </w:pPr>
+    </w:p>
+    <w:p>
+      <w:pPr>
+        <w:pStyle w:val="Listaszerbekezds"/>
+        <w:numPr>
+          <w:ilvl w:val="0"/>
+          <w:numId w:val="3"/>
+        </w:numPr>
+      </w:pPr>
+      <w:r>
+        <w:t>csoport módosítása</w:t>
+      </w:r>
+      <w:r>
+        <w:br/>
+      </w:r>
+      <w:r>
+        <w:rPr>
+          <w:u w:val="single"/>
+        </w:rPr>
+        <w:t>(http://127.0.0.1:8000/api/csoport/modositas/{csoportId})</w:t>
+      </w:r>
+      <w:r>
+        <w:rPr>
+          <w:u w:val="single"/>
+        </w:rPr>
+        <w:br/>
+      </w:r>
+      <w:r>
+        <w:t>bearer: session token (csak saját csoportot tudsz ezzel változtatni)</w:t>
+      </w:r>
+      <w:r>
+        <w:br/>
+        <w:t>{</w:t>
+      </w:r>
+      <w:r>
+        <w:br/>
+        <w:t>"megnevezes":"",</w:t>
+      </w:r>
+      <w:r>
+        <w:t xml:space="preserve"> ##szöveg, 1 minimum hossz</w:t>
+      </w:r>
+      <w:r>
+        <w:br/>
+        <w:t>"csoport_tipus_id":"",</w:t>
+      </w:r>
+      <w:r>
+        <w:t xml:space="preserve"> ##szám, létezö csoport tipus id</w:t>
+      </w:r>
+      <w:r>
+        <w:br/>
+      </w:r>
+      <w:r>
+        <w:t>"keszito_felhasznalo_id":""</w:t>
+      </w:r>
+      <w:r>
+        <w:t xml:space="preserve"> ##szám, létezö felhasználo id</w:t>
+      </w:r>
+      <w:r>
+        <w:br/>
+        <w:t>}</w:t>
+      </w:r>
+      <w:r>
+        <w:br/>
+        <w:t>-- Controllere: CsoportokController</w:t>
+      </w:r>
+    </w:p>
+    <w:p/>
+    <w:p>
+      <w:pPr>
+        <w:pStyle w:val="Listaszerbekezds"/>
+        <w:numPr>
+          <w:ilvl w:val="0"/>
+          <w:numId w:val="3"/>
+        </w:numPr>
+      </w:pPr>
+      <w:r>
+        <w:t>csoport tagság modositása</w:t>
+      </w:r>
+      <w:r>
+        <w:br/>
+      </w:r>
+      <w:r>
+        <w:rPr>
+          <w:u w:val="single"/>
+        </w:rPr>
+        <w:t>(http://127.0.0.1:8000/api/csoportTagsag/modositas/{csoportId})</w:t>
+      </w:r>
+      <w:r>
+        <w:br/>
+        <w:t xml:space="preserve">bearer: session token (mást változtatni csak saját csoporton belül tudsz, becenevet bármilyen </w:t>
       </w:r>
       <w:r>
         <w:lastRenderedPageBreak/>
-        <w:t>{</w:t>
-      </w:r>
-      <w:r>
-        <w:br/>
-        <w:t>"felhasznalo_id_valtoztatni":"",</w:t>
-      </w:r>
-      <w:r>
-        <w:t xml:space="preserve"> ##szám, létezö felhasználó id</w:t>
-      </w:r>
-      <w:r>
-        <w:br/>
-        <w:t>"nev":"",</w:t>
-      </w:r>
-      <w:r>
-        <w:t xml:space="preserve">  ##szöveg, 1 minimum hossz</w:t>
-      </w:r>
-      <w:r>
-        <w:br/>
-        <w:t>"becenev":"",</w:t>
-      </w:r>
-      <w:r>
-        <w:t xml:space="preserve"> ##szöveg, lehet üres</w:t>
-      </w:r>
-      <w:r>
-        <w:br/>
-        <w:t>"profilkep_url":"",</w:t>
-      </w:r>
-      <w:r>
-        <w:t xml:space="preserve"> ##szöveg, 1 minimum hossz</w:t>
-      </w:r>
-      <w:r>
-        <w:br/>
-        <w:t>"kuponok":"",</w:t>
-      </w:r>
-      <w:r>
-        <w:t xml:space="preserve"> ##szám, 1 vagy 0</w:t>
-      </w:r>
-      <w:r>
-        <w:br/>
-        <w:t>"termekArKovetes":"",</w:t>
-      </w:r>
-      <w:r>
-        <w:t xml:space="preserve"> ##szám, 1 vagy 0</w:t>
-      </w:r>
-      <w:r>
-        <w:br/>
-        <w:t>"brokerArKovetes":""</w:t>
-      </w:r>
-      <w:r>
-        <w:t>, ##szám, 1 vagy 0</w:t>
-      </w:r>
-      <w:r>
-        <w:br/>
-        <w:t>'jogosultsag_szint':”” ##szám, minimum 0</w:t>
-      </w:r>
-      <w:r>
-        <w:br/>
-        <w:t>}</w:t>
-      </w:r>
-      <w:r>
-        <w:br/>
-        <w:t>-- Controllere: UserController</w:t>
-      </w:r>
-    </w:p>
-    <w:p>
-      <w:pPr>
-        <w:pStyle w:val="Listaszerbekezds"/>
-      </w:pPr>
-    </w:p>
-    <w:p>
-      <w:pPr>
-        <w:pStyle w:val="Listaszerbekezds"/>
-        <w:numPr>
-          <w:ilvl w:val="0"/>
-          <w:numId w:val="3"/>
-        </w:numPr>
-      </w:pPr>
-      <w:r>
-        <w:t>csoport módosítása</w:t>
-      </w:r>
-      <w:r>
-        <w:br/>
-      </w:r>
-      <w:r>
-        <w:rPr>
-          <w:u w:val="single"/>
-        </w:rPr>
-        <w:t>(http://127.0.0.1:8000/api/csoport/modositas/{csoportId})</w:t>
-      </w:r>
-      <w:r>
-        <w:rPr>
-          <w:u w:val="single"/>
-        </w:rPr>
-        <w:br/>
-      </w:r>
-      <w:r>
-        <w:t>bearer: session token (csak saját csoportot tudsz ezzel változtatni)</w:t>
-      </w:r>
-      <w:r>
-        <w:br/>
-        <w:t>{</w:t>
-      </w:r>
-      <w:r>
-        <w:br/>
-        <w:t>"megnevezes":"",</w:t>
-      </w:r>
-      <w:r>
-        <w:t xml:space="preserve"> ##szöveg, 1 minimum hossz</w:t>
-      </w:r>
-      <w:r>
-        <w:br/>
-        <w:t>"csoport_tipus_id":"",</w:t>
-      </w:r>
-      <w:r>
-        <w:t xml:space="preserve"> ##szám, létezö csoport tipus id</w:t>
-      </w:r>
-      <w:r>
-        <w:br/>
-      </w:r>
-      <w:r>
-        <w:t>"keszito_felhasznalo_id":""</w:t>
-      </w:r>
-      <w:r>
-        <w:t xml:space="preserve"> ##szám, létezö felhasználo id</w:t>
-      </w:r>
-      <w:r>
-        <w:br/>
-        <w:t>}</w:t>
-      </w:r>
-      <w:r>
-        <w:br/>
-        <w:t>-- Controllere: CsoportokController</w:t>
-      </w:r>
-    </w:p>
-    <w:p/>
-    <w:p>
-      <w:pPr>
-        <w:pStyle w:val="Listaszerbekezds"/>
-        <w:numPr>
-          <w:ilvl w:val="0"/>
-          <w:numId w:val="3"/>
-        </w:numPr>
-      </w:pPr>
-      <w:r>
-        <w:t>csoport tagság modositása</w:t>
-      </w:r>
-      <w:r>
-        <w:br/>
-      </w:r>
-      <w:r>
-        <w:rPr>
-          <w:u w:val="single"/>
-        </w:rPr>
-        <w:t>(http://127.0.0.1:8000/api/csoportTagsag/modositas/{csoportId})</w:t>
-      </w:r>
-      <w:r>
-        <w:br/>
-        <w:t>bearer: session token (mást változtatni csak saját csoporton belül tudsz, becenevet bármilyen csoportba amibe vagy)</w:t>
+        <w:t>csoportba amibe vagy)</w:t>
       </w:r>
       <w:r>
         <w:br/>
@@ -2112,9 +2322,6 @@
       </w:r>
       <w:r>
         <w:br/>
-      </w:r>
-      <w:r>
-        <w:lastRenderedPageBreak/>
         <w:t>}</w:t>
       </w:r>
       <w:r>
@@ -2375,7 +2582,6 @@
         </w:numPr>
       </w:pPr>
       <w:r>
-        <w:lastRenderedPageBreak/>
         <w:t>csoport tagság törlése</w:t>
       </w:r>
       <w:r>
@@ -4504,6 +4710,29 @@
       <w:szCs w:val="56"/>
     </w:rPr>
   </w:style>
+  <w:style w:type="character" w:styleId="Hiperhivatkozs">
+    <w:name w:val="Hyperlink"/>
+    <w:basedOn w:val="Bekezdsalapbettpusa"/>
+    <w:uiPriority w:val="99"/>
+    <w:unhideWhenUsed/>
+    <w:rsid w:val="004A0C3C"/>
+    <w:rPr>
+      <w:color w:val="0563C1" w:themeColor="hyperlink"/>
+      <w:u w:val="single"/>
+    </w:rPr>
+  </w:style>
+  <w:style w:type="character" w:styleId="Feloldatlanmegemlts">
+    <w:name w:val="Unresolved Mention"/>
+    <w:basedOn w:val="Bekezdsalapbettpusa"/>
+    <w:uiPriority w:val="99"/>
+    <w:semiHidden/>
+    <w:unhideWhenUsed/>
+    <w:rsid w:val="004A0C3C"/>
+    <w:rPr>
+      <w:color w:val="605E5C"/>
+      <w:shd w:val="clear" w:color="auto" w:fill="E1DFDD"/>
+    </w:rPr>
+  </w:style>
 </w:styles>
 </file>
 

--- a/Documents/BackendFejlesztoi.docx
+++ b/Documents/BackendFejlesztoi.docx
@@ -868,9 +868,6 @@
       <w:r>
         <w:br/>
       </w:r>
-      <w:r>
-        <w:br/>
-      </w:r>
     </w:p>
     <w:p>
       <w:pPr>
@@ -881,6 +878,44 @@
         </w:numPr>
       </w:pPr>
       <w:r>
+        <w:t>legtöbbet vett alkategoria</w:t>
+      </w:r>
+      <w:r>
+        <w:br/>
+        <w:t>(http://127.0.0.1:8000/api/</w:t>
+      </w:r>
+      <w:r>
+        <w:t>legtobbetVett</w:t>
+      </w:r>
+      <w:r>
+        <w:t>)</w:t>
+      </w:r>
+      <w:r>
+        <w:t xml:space="preserve"> </w:t>
+      </w:r>
+      <w:r>
+        <w:br/>
+        <w:t xml:space="preserve">Controllere: </w:t>
+      </w:r>
+      <w:r>
+        <w:t>VevesObjektumController</w:t>
+      </w:r>
+      <w:r>
+        <w:br/>
+      </w:r>
+      <w:r>
+        <w:br/>
+      </w:r>
+    </w:p>
+    <w:p>
+      <w:pPr>
+        <w:pStyle w:val="Listaszerbekezds"/>
+        <w:numPr>
+          <w:ilvl w:val="0"/>
+          <w:numId w:val="1"/>
+        </w:numPr>
+      </w:pPr>
+      <w:r>
         <w:t>egy felhasználó összes vevési listája</w:t>
       </w:r>
       <w:r>
@@ -1051,315 +1086,312 @@
         </w:numPr>
       </w:pPr>
       <w:r>
+        <w:t>egy felhasználó összes költsége ebben az évben</w:t>
+      </w:r>
+      <w:r>
+        <w:br/>
+      </w:r>
+      <w:r>
+        <w:rPr>
+          <w:u w:val="single"/>
+        </w:rPr>
+        <w:t>(http://127.0.0.1:8000/api/felhasznalo/eEviKoltesei)</w:t>
+      </w:r>
+      <w:r>
+        <w:br/>
+        <w:t>bearer: session token</w:t>
+      </w:r>
+      <w:r>
+        <w:br/>
+        <w:t xml:space="preserve">-- Controllere: </w:t>
+      </w:r>
+      <w:r>
+        <w:t>VevesObjektumController</w:t>
+      </w:r>
+    </w:p>
+    <w:p/>
+    <w:p>
+      <w:pPr>
+        <w:pStyle w:val="Listaszerbekezds"/>
+        <w:numPr>
+          <w:ilvl w:val="0"/>
+          <w:numId w:val="1"/>
+        </w:numPr>
+        <w:rPr>
+          <w:u w:val="single"/>
+        </w:rPr>
+      </w:pPr>
+      <w:r>
+        <w:t>összes alkategória átlag árának havi váltakozása</w:t>
+      </w:r>
+      <w:r>
+        <w:br/>
+      </w:r>
+      <w:r>
+        <w:rPr>
+          <w:u w:val="single"/>
+        </w:rPr>
+        <w:t>(http://127.0.0.1:8000/api/statisztika/all)</w:t>
+      </w:r>
+      <w:r>
+        <w:t xml:space="preserve"> </w:t>
+      </w:r>
+      <w:r>
+        <w:br/>
+        <w:t xml:space="preserve">-- Controllere: </w:t>
+      </w:r>
+      <w:r>
+        <w:t>VevesObjektumController</w:t>
+      </w:r>
+    </w:p>
+    <w:p/>
+    <w:p>
+      <w:pPr>
+        <w:pStyle w:val="Listaszerbekezds"/>
+        <w:numPr>
+          <w:ilvl w:val="0"/>
+          <w:numId w:val="1"/>
+        </w:numPr>
+        <w:rPr>
+          <w:u w:val="single"/>
+        </w:rPr>
+      </w:pPr>
+      <w:r>
+        <w:t>egy alkategória átlag árának havi váltakozása</w:t>
+      </w:r>
+      <w:r>
+        <w:br/>
+      </w:r>
+      <w:r>
+        <w:rPr>
+          <w:u w:val="single"/>
+        </w:rPr>
+        <w:t>(http://127.0.0.1:8000/api/statisztika/id/{id})</w:t>
+      </w:r>
+      <w:r>
+        <w:br/>
+        <w:t xml:space="preserve">-- Controllere: </w:t>
+      </w:r>
+      <w:r>
+        <w:t>VevesObjektumController</w:t>
+      </w:r>
+    </w:p>
+    <w:p/>
+    <w:p>
+      <w:pPr>
+        <w:pStyle w:val="Listaszerbekezds"/>
+        <w:numPr>
+          <w:ilvl w:val="0"/>
+          <w:numId w:val="1"/>
+        </w:numPr>
+        <w:rPr>
+          <w:u w:val="single"/>
+        </w:rPr>
+      </w:pPr>
+      <w:r>
+        <w:t>összes alkategória jelenlegi átlagára ebben az évben</w:t>
+      </w:r>
+      <w:r>
+        <w:br/>
+      </w:r>
+      <w:r>
+        <w:rPr>
+          <w:u w:val="single"/>
+        </w:rPr>
+        <w:t>(http://127.0.0.1:8000/api/statisztika/ev/{ev})</w:t>
+      </w:r>
+      <w:r>
+        <w:br/>
+        <w:t xml:space="preserve">-- Controllere: </w:t>
+      </w:r>
+      <w:r>
+        <w:t>VevesObjektumController</w:t>
+      </w:r>
+    </w:p>
+    <w:p>
+      <w:pPr>
+        <w:rPr>
+          <w:u w:val="single"/>
+        </w:rPr>
+      </w:pPr>
+    </w:p>
+    <w:p>
+      <w:pPr>
+        <w:pStyle w:val="Listaszerbekezds"/>
+        <w:numPr>
+          <w:ilvl w:val="0"/>
+          <w:numId w:val="1"/>
+        </w:numPr>
+      </w:pPr>
+      <w:r>
+        <w:t>összes kupon</w:t>
+      </w:r>
+      <w:r>
+        <w:br/>
+      </w:r>
+      <w:r>
+        <w:rPr>
+          <w:u w:val="single"/>
+        </w:rPr>
+        <w:t>(http://127.0.0.1:8000/api/kuponok/get)</w:t>
+      </w:r>
+      <w:r>
+        <w:t xml:space="preserve"> </w:t>
+      </w:r>
+      <w:r>
+        <w:br/>
+        <w:t>-- Controllere: KuponController</w:t>
+      </w:r>
+    </w:p>
+    <w:p/>
+    <w:p>
+      <w:pPr>
+        <w:pStyle w:val="Listaszerbekezds"/>
+        <w:numPr>
+          <w:ilvl w:val="0"/>
+          <w:numId w:val="1"/>
+        </w:numPr>
+      </w:pPr>
+      <w:r>
+        <w:t>felhasználó nyilvános adatai</w:t>
+      </w:r>
+      <w:r>
+        <w:br/>
+      </w:r>
+      <w:r>
+        <w:rPr>
+          <w:u w:val="single"/>
+        </w:rPr>
+        <w:t>(http://127.0.0.1:8000/api/felhasznalo)</w:t>
+      </w:r>
+      <w:r>
+        <w:rPr>
+          <w:u w:val="single"/>
+        </w:rPr>
+        <w:br/>
+      </w:r>
+      <w:r>
+        <w:t>bearer: session token</w:t>
+      </w:r>
+      <w:r>
+        <w:br/>
+        <w:t>-- Controllere: UserController</w:t>
+      </w:r>
+    </w:p>
+    <w:p/>
+    <w:p>
+      <w:pPr>
+        <w:pStyle w:val="Listaszerbekezds"/>
+        <w:numPr>
+          <w:ilvl w:val="0"/>
+          <w:numId w:val="1"/>
+        </w:numPr>
+      </w:pPr>
+      <w:r>
+        <w:t>csoport felhasználoi</w:t>
+      </w:r>
+      <w:r>
+        <w:br/>
+      </w:r>
+      <w:r>
+        <w:rPr>
+          <w:u w:val="single"/>
+        </w:rPr>
+        <w:t>(http://127.0.0.1:8000/api/csoport/{id}/felhasznalok)</w:t>
+      </w:r>
+      <w:r>
+        <w:br/>
+        <w:t>bearer: session token</w:t>
+      </w:r>
+      <w:r>
+        <w:br/>
+        <w:t>-- Controllere: CsoportTagsagController</w:t>
+      </w:r>
+    </w:p>
+    <w:p/>
+    <w:p>
+      <w:pPr>
+        <w:pStyle w:val="Listaszerbekezds"/>
+        <w:numPr>
+          <w:ilvl w:val="0"/>
+          <w:numId w:val="1"/>
+        </w:numPr>
+      </w:pPr>
+      <w:r>
+        <w:t>összes kitöltött ürlap</w:t>
+      </w:r>
+      <w:r>
+        <w:br/>
+      </w:r>
+      <w:r>
+        <w:rPr>
+          <w:u w:val="single"/>
+        </w:rPr>
+        <w:t>(http://127.0.0.1:8000/api/contact)</w:t>
+      </w:r>
+      <w:r>
+        <w:br/>
+        <w:t>bearer: session token (csak nagyobb mint 1 jogosultsagu szintu tud)</w:t>
+      </w:r>
+      <w:r>
+        <w:t xml:space="preserve"> </w:t>
+      </w:r>
+      <w:r>
+        <w:br/>
+        <w:t>-- Controllere: ContactController</w:t>
+      </w:r>
+    </w:p>
+    <w:p>
+      <w:pPr>
+        <w:pStyle w:val="Listaszerbekezds"/>
+      </w:pPr>
+    </w:p>
+    <w:p>
+      <w:pPr>
+        <w:pStyle w:val="Listaszerbekezds"/>
+      </w:pPr>
+      <w:r>
+        <w:t>ADMIN VÉGPONTOK</w:t>
+      </w:r>
+    </w:p>
+    <w:p>
+      <w:pPr>
+        <w:pStyle w:val="Listaszerbekezds"/>
+        <w:numPr>
+          <w:ilvl w:val="0"/>
+          <w:numId w:val="1"/>
+        </w:numPr>
+      </w:pPr>
+      <w:r>
         <w:lastRenderedPageBreak/>
-        <w:t>egy felhasználó összes költsége ebben az évben</w:t>
-      </w:r>
-      <w:r>
-        <w:br/>
-      </w:r>
-      <w:r>
-        <w:rPr>
-          <w:u w:val="single"/>
-        </w:rPr>
-        <w:t>(http://127.0.0.1:8000/api/felhasznalo/eEviKoltesei)</w:t>
-      </w:r>
-      <w:r>
-        <w:br/>
-        <w:t>bearer: session token</w:t>
-      </w:r>
-      <w:r>
-        <w:br/>
-        <w:t xml:space="preserve">-- Controllere: </w:t>
-      </w:r>
-      <w:r>
-        <w:t>VevesObjektumController</w:t>
-      </w:r>
-    </w:p>
-    <w:p/>
-    <w:p>
-      <w:pPr>
-        <w:pStyle w:val="Listaszerbekezds"/>
-        <w:numPr>
-          <w:ilvl w:val="0"/>
-          <w:numId w:val="1"/>
-        </w:numPr>
-        <w:rPr>
-          <w:u w:val="single"/>
-        </w:rPr>
-      </w:pPr>
-      <w:r>
-        <w:t>összes alkategória átlag árának havi váltakozása</w:t>
-      </w:r>
-      <w:r>
-        <w:br/>
-      </w:r>
-      <w:r>
-        <w:rPr>
-          <w:u w:val="single"/>
-        </w:rPr>
-        <w:t>(http://127.0.0.1:8000/api/statisztika/all)</w:t>
+        <w:t>Legfrissebb aktivitás (csak vevési listák)</w:t>
+      </w:r>
+      <w:r>
+        <w:br/>
+      </w:r>
+      <w:r>
+        <w:rPr>
+          <w:u w:val="single"/>
+        </w:rPr>
+        <w:t>(http://127.0.0.1:8000/</w:t>
+      </w:r>
+      <w:r>
+        <w:rPr>
+          <w:u w:val="single"/>
+        </w:rPr>
+        <w:t>vevesilistak/admin</w:t>
+      </w:r>
+      <w:r>
+        <w:rPr>
+          <w:u w:val="single"/>
+        </w:rPr>
+        <w:t>)</w:t>
       </w:r>
       <w:r>
         <w:t xml:space="preserve"> </w:t>
       </w:r>
       <w:r>
         <w:br/>
-        <w:t xml:space="preserve">-- Controllere: </w:t>
-      </w:r>
-      <w:r>
-        <w:t>VevesObjektumController</w:t>
-      </w:r>
-    </w:p>
-    <w:p/>
-    <w:p>
-      <w:pPr>
-        <w:pStyle w:val="Listaszerbekezds"/>
-        <w:numPr>
-          <w:ilvl w:val="0"/>
-          <w:numId w:val="1"/>
-        </w:numPr>
-        <w:rPr>
-          <w:u w:val="single"/>
-        </w:rPr>
-      </w:pPr>
-      <w:r>
-        <w:t>egy alkategória átlag árának havi váltakozása</w:t>
-      </w:r>
-      <w:r>
-        <w:br/>
-      </w:r>
-      <w:r>
-        <w:rPr>
-          <w:u w:val="single"/>
-        </w:rPr>
-        <w:t>(http://127.0.0.1:8000/api/statisztika/id/{id})</w:t>
-      </w:r>
-      <w:r>
-        <w:br/>
-        <w:t xml:space="preserve">-- Controllere: </w:t>
-      </w:r>
-      <w:r>
-        <w:t>VevesObjektumController</w:t>
-      </w:r>
-    </w:p>
-    <w:p/>
-    <w:p>
-      <w:pPr>
-        <w:pStyle w:val="Listaszerbekezds"/>
-        <w:numPr>
-          <w:ilvl w:val="0"/>
-          <w:numId w:val="1"/>
-        </w:numPr>
-        <w:rPr>
-          <w:u w:val="single"/>
-        </w:rPr>
-      </w:pPr>
-      <w:r>
-        <w:t>összes alkategória jelenlegi átlagára ebben az évben</w:t>
-      </w:r>
-      <w:r>
-        <w:br/>
-      </w:r>
-      <w:r>
-        <w:rPr>
-          <w:u w:val="single"/>
-        </w:rPr>
-        <w:t>(http://127.0.0.1:8000/api/statisztika/ev/{ev})</w:t>
-      </w:r>
-      <w:r>
-        <w:br/>
-        <w:t xml:space="preserve">-- Controllere: </w:t>
-      </w:r>
-      <w:r>
-        <w:t>VevesObjektumController</w:t>
-      </w:r>
-    </w:p>
-    <w:p>
-      <w:pPr>
-        <w:rPr>
-          <w:u w:val="single"/>
-        </w:rPr>
-      </w:pPr>
-    </w:p>
-    <w:p>
-      <w:pPr>
-        <w:pStyle w:val="Listaszerbekezds"/>
-        <w:numPr>
-          <w:ilvl w:val="0"/>
-          <w:numId w:val="1"/>
-        </w:numPr>
-      </w:pPr>
-      <w:r>
-        <w:t>összes kupon</w:t>
-      </w:r>
-      <w:r>
-        <w:br/>
-      </w:r>
-      <w:r>
-        <w:rPr>
-          <w:u w:val="single"/>
-        </w:rPr>
-        <w:t>(http://127.0.0.1:8000/api/kuponok/get)</w:t>
-      </w:r>
-      <w:r>
-        <w:t xml:space="preserve"> </w:t>
-      </w:r>
-      <w:r>
-        <w:br/>
-        <w:t>-- Controllere: KuponController</w:t>
-      </w:r>
-    </w:p>
-    <w:p/>
-    <w:p>
-      <w:pPr>
-        <w:pStyle w:val="Listaszerbekezds"/>
-        <w:numPr>
-          <w:ilvl w:val="0"/>
-          <w:numId w:val="1"/>
-        </w:numPr>
-      </w:pPr>
-      <w:r>
-        <w:t>felhasználó nyilvános adatai</w:t>
-      </w:r>
-      <w:r>
-        <w:br/>
-      </w:r>
-      <w:r>
-        <w:rPr>
-          <w:u w:val="single"/>
-        </w:rPr>
-        <w:t>(http://127.0.0.1:8000/api/felhasznalo)</w:t>
-      </w:r>
-      <w:r>
-        <w:rPr>
-          <w:u w:val="single"/>
-        </w:rPr>
-        <w:br/>
-      </w:r>
-      <w:r>
-        <w:t>bearer: session token</w:t>
-      </w:r>
-      <w:r>
-        <w:br/>
-        <w:t>-- Controllere: UserController</w:t>
-      </w:r>
-    </w:p>
-    <w:p/>
-    <w:p>
-      <w:pPr>
-        <w:pStyle w:val="Listaszerbekezds"/>
-        <w:numPr>
-          <w:ilvl w:val="0"/>
-          <w:numId w:val="1"/>
-        </w:numPr>
-      </w:pPr>
-      <w:r>
-        <w:t>csoport felhasználoi</w:t>
-      </w:r>
-      <w:r>
-        <w:br/>
-      </w:r>
-      <w:r>
-        <w:rPr>
-          <w:u w:val="single"/>
-        </w:rPr>
-        <w:t>(http://127.0.0.1:8000/api/csoport/{id}/felhasznalok)</w:t>
-      </w:r>
-      <w:r>
-        <w:br/>
-        <w:t>bearer: session token</w:t>
-      </w:r>
-      <w:r>
-        <w:br/>
-        <w:t>-- Controllere: CsoportTagsagController</w:t>
-      </w:r>
-    </w:p>
-    <w:p/>
-    <w:p>
-      <w:pPr>
-        <w:pStyle w:val="Listaszerbekezds"/>
-        <w:numPr>
-          <w:ilvl w:val="0"/>
-          <w:numId w:val="1"/>
-        </w:numPr>
-      </w:pPr>
-      <w:r>
-        <w:t>összes kitöltött ürlap</w:t>
-      </w:r>
-      <w:r>
-        <w:br/>
-      </w:r>
-      <w:r>
-        <w:rPr>
-          <w:u w:val="single"/>
-        </w:rPr>
-        <w:t>(http://127.0.0.1:8000/api/contact)</w:t>
-      </w:r>
-      <w:r>
-        <w:br/>
-        <w:t>bearer: session token (csak nagyobb mint 1 jogosultsagu szintu tud)</w:t>
-      </w:r>
-      <w:r>
-        <w:t xml:space="preserve"> </w:t>
-      </w:r>
-      <w:r>
-        <w:br/>
-        <w:t>-- Controllere: ContactController</w:t>
-      </w:r>
-    </w:p>
-    <w:p>
-      <w:pPr>
-        <w:pStyle w:val="Listaszerbekezds"/>
-      </w:pPr>
-    </w:p>
-    <w:p>
-      <w:pPr>
-        <w:pStyle w:val="Listaszerbekezds"/>
-      </w:pPr>
-      <w:r>
-        <w:t>ADMIN VÉGPONTOK</w:t>
-      </w:r>
-    </w:p>
-    <w:p>
-      <w:pPr>
-        <w:pStyle w:val="Listaszerbekezds"/>
-        <w:numPr>
-          <w:ilvl w:val="0"/>
-          <w:numId w:val="1"/>
-        </w:numPr>
-      </w:pPr>
-      <w:r>
-        <w:t>Legfrissebb aktivitás (csak vevési listák)</w:t>
-      </w:r>
-      <w:r>
-        <w:br/>
-      </w:r>
-      <w:r>
-        <w:rPr>
-          <w:u w:val="single"/>
-        </w:rPr>
-        <w:t>(http://127.0.0.1:8000/</w:t>
-      </w:r>
-      <w:r>
-        <w:rPr>
-          <w:u w:val="single"/>
-        </w:rPr>
-        <w:t>vevesilistak/admin</w:t>
-      </w:r>
-      <w:r>
-        <w:rPr>
-          <w:u w:val="single"/>
-        </w:rPr>
-        <w:t>)</w:t>
-      </w:r>
-      <w:r>
-        <w:t xml:space="preserve"> </w:t>
-      </w:r>
-      <w:r>
-        <w:br/>
-      </w:r>
-      <w:r>
-        <w:lastRenderedPageBreak/>
         <w:t>-- Controllere: VevesListaController</w:t>
       </w:r>
       <w:r>
@@ -1647,6 +1679,9 @@
       </w:r>
       <w:r>
         <w:br/>
+      </w:r>
+      <w:r>
+        <w:lastRenderedPageBreak/>
         <w:t>}</w:t>
       </w:r>
       <w:r>
@@ -1926,6 +1961,9 @@
       </w:r>
       <w:r>
         <w:br/>
+      </w:r>
+      <w:r>
+        <w:lastRenderedPageBreak/>
         <w:t>"mennyiseg":"" ##Muszály</w:t>
       </w:r>
       <w:r>
@@ -2202,6 +2240,7 @@
         </w:numPr>
       </w:pPr>
       <w:r>
+        <w:lastRenderedPageBreak/>
         <w:t>csoport tagság modositása</w:t>
       </w:r>
       <w:r>
@@ -2215,11 +2254,7 @@
       </w:r>
       <w:r>
         <w:br/>
-        <w:t xml:space="preserve">bearer: session token (mást változtatni csak saját csoporton belül tudsz, becenevet bármilyen </w:t>
-      </w:r>
-      <w:r>
-        <w:lastRenderedPageBreak/>
-        <w:t>csoportba amibe vagy)</w:t>
+        <w:t>bearer: session token (mást változtatni csak saját csoporton belül tudsz, becenevet bármilyen csoportba amibe vagy)</w:t>
       </w:r>
       <w:r>
         <w:br/>
@@ -2454,6 +2489,7 @@
         <w:br/>
       </w:r>
       <w:r>
+        <w:lastRenderedPageBreak/>
         <w:t>bearer: session token (hogy ha a megadott id nem a sajátod akkor csak 2 vagy nagyobb jogosultsagi szinttel tudod azt torolni)</w:t>
       </w:r>
       <w:r>

--- a/Documents/BackendFejlesztoi.docx
+++ b/Documents/BackendFejlesztoi.docx
@@ -947,6 +947,60 @@
         <w:t>VevesListaController</w:t>
       </w:r>
     </w:p>
+    <w:p>
+      <w:pPr>
+        <w:pStyle w:val="Listaszerbekezds"/>
+      </w:pPr>
+    </w:p>
+    <w:p>
+      <w:pPr>
+        <w:pStyle w:val="Listaszerbekezds"/>
+        <w:numPr>
+          <w:ilvl w:val="0"/>
+          <w:numId w:val="1"/>
+        </w:numPr>
+      </w:pPr>
+      <w:r>
+        <w:t>egy felhasználo minden csoport meghivása</w:t>
+      </w:r>
+      <w:r>
+        <w:br/>
+      </w:r>
+      <w:r>
+        <w:rPr>
+          <w:u w:val="single"/>
+        </w:rPr>
+        <w:t>(http://127.0.0.1:8000/api/</w:t>
+      </w:r>
+      <w:r>
+        <w:rPr>
+          <w:u w:val="single"/>
+        </w:rPr>
+        <w:t>csoportMeghivas/all</w:t>
+      </w:r>
+      <w:r>
+        <w:rPr>
+          <w:u w:val="single"/>
+        </w:rPr>
+        <w:t xml:space="preserve">) </w:t>
+      </w:r>
+      <w:r>
+        <w:rPr>
+          <w:u w:val="single"/>
+        </w:rPr>
+        <w:br/>
+      </w:r>
+      <w:r>
+        <w:t>bearer: session token</w:t>
+      </w:r>
+      <w:r>
+        <w:br/>
+        <w:t xml:space="preserve">-- Controllere: </w:t>
+      </w:r>
+      <w:r>
+        <w:t>CsoportMeghivasController</w:t>
+      </w:r>
+    </w:p>
     <w:p/>
     <w:p>
       <w:pPr>
@@ -1318,6 +1372,7 @@
         </w:numPr>
       </w:pPr>
       <w:r>
+        <w:lastRenderedPageBreak/>
         <w:t>összes kitöltött ürlap</w:t>
       </w:r>
       <w:r>
@@ -1363,7 +1418,6 @@
         </w:numPr>
       </w:pPr>
       <w:r>
-        <w:lastRenderedPageBreak/>
         <w:t>Legfrissebb aktivitás (csak vevési listák)</w:t>
       </w:r>
       <w:r>
@@ -1644,6 +1698,7 @@
         </w:numPr>
       </w:pPr>
       <w:r>
+        <w:lastRenderedPageBreak/>
         <w:t>csoport létrehozása</w:t>
       </w:r>
       <w:r>
@@ -1679,14 +1734,301 @@
       </w:r>
       <w:r>
         <w:br/>
+        <w:t>}</w:t>
+      </w:r>
+      <w:r>
+        <w:br/>
+        <w:t>-- Controllere: CsoportokController</w:t>
+      </w:r>
+      <w:r>
+        <w:br/>
+      </w:r>
+    </w:p>
+    <w:p>
+      <w:pPr>
+        <w:pStyle w:val="Listaszerbekezds"/>
+        <w:numPr>
+          <w:ilvl w:val="0"/>
+          <w:numId w:val="2"/>
+        </w:numPr>
+      </w:pPr>
+      <w:r>
+        <w:t>Csoport meghivás</w:t>
+      </w:r>
+      <w:r>
+        <w:t xml:space="preserve"> létrehozása</w:t>
+      </w:r>
+      <w:r>
+        <w:br/>
+      </w:r>
+      <w:r>
+        <w:rPr>
+          <w:u w:val="single"/>
+        </w:rPr>
+        <w:t>(http://127.0.0.1:8000/api/</w:t>
+      </w:r>
+      <w:r>
+        <w:rPr>
+          <w:u w:val="single"/>
+        </w:rPr>
+        <w:t>csoportMeghivas/meghivas</w:t>
+      </w:r>
+      <w:r>
+        <w:rPr>
+          <w:u w:val="single"/>
+        </w:rPr>
+        <w:t>)</w:t>
+      </w:r>
+      <w:r>
+        <w:t xml:space="preserve"> </w:t>
+      </w:r>
+      <w:r>
+        <w:br/>
+        <w:t>bearer: session token</w:t>
+      </w:r>
+      <w:r>
+        <w:t xml:space="preserve"> (csak a csoport tulajdonosa tud meghivni)</w:t>
+      </w:r>
+      <w:r>
+        <w:br/>
+        <w:t>{</w:t>
+      </w:r>
+      <w:r>
+        <w:br/>
+      </w:r>
+      <w:r>
+        <w:t xml:space="preserve"> ”csoport_id”:””, ##Muszály, létezö csoport id</w:t>
+      </w:r>
+      <w:r>
+        <w:br/>
+        <w:t xml:space="preserve"> ”felhasznalo_id”:”” ##Muszály, létezö felhasználo id</w:t>
+      </w:r>
+      <w:r>
+        <w:br/>
+        <w:t>}</w:t>
+      </w:r>
+      <w:r>
+        <w:br/>
+        <w:t xml:space="preserve">-- Controllere: </w:t>
+      </w:r>
+      <w:r>
+        <w:t>CsoportMeghivasController</w:t>
+      </w:r>
+    </w:p>
+    <w:p/>
+    <w:p>
+      <w:pPr>
+        <w:pStyle w:val="Listaszerbekezds"/>
+        <w:numPr>
+          <w:ilvl w:val="0"/>
+          <w:numId w:val="2"/>
+        </w:numPr>
+      </w:pPr>
+      <w:r>
+        <w:t>Kitöltött ürlap létrehozása</w:t>
+      </w:r>
+      <w:r>
+        <w:br/>
+      </w:r>
+      <w:r>
+        <w:rPr>
+          <w:u w:val="single"/>
+        </w:rPr>
+        <w:t>(http://127.0.0.1:8000/api/contact/create)</w:t>
+      </w:r>
+      <w:r>
+        <w:br/>
+        <w:t>bearer: session token</w:t>
+      </w:r>
+      <w:r>
+        <w:br/>
+        <w:t>{</w:t>
+      </w:r>
+      <w:r>
+        <w:br/>
+        <w:t>"contactTipusId":"", ##Muszály</w:t>
+      </w:r>
+      <w:r>
+        <w:t xml:space="preserve"> szám,</w:t>
+      </w:r>
+      <w:r>
+        <w:t xml:space="preserve"> létezö contact tipus id</w:t>
+      </w:r>
+      <w:r>
+        <w:br/>
+        <w:t>"text":"" ##Muszály</w:t>
+      </w:r>
+      <w:r>
+        <w:t xml:space="preserve"> szöveg,</w:t>
+      </w:r>
+      <w:r>
+        <w:t xml:space="preserve"> 1 minimum hossz</w:t>
+      </w:r>
+      <w:r>
+        <w:br/>
+        <w:t>}</w:t>
+      </w:r>
+      <w:r>
+        <w:br/>
+        <w:t>-- Controllere: ContactController</w:t>
+      </w:r>
+    </w:p>
+    <w:p/>
+    <w:p>
+      <w:pPr>
+        <w:pStyle w:val="Listaszerbekezds"/>
+        <w:numPr>
+          <w:ilvl w:val="0"/>
+          <w:numId w:val="2"/>
+        </w:numPr>
+      </w:pPr>
+      <w:r>
+        <w:t>csoport tagság létrehozása</w:t>
+      </w:r>
+      <w:r>
+        <w:br/>
+      </w:r>
+      <w:r>
+        <w:rPr>
+          <w:u w:val="single"/>
+        </w:rPr>
+        <w:t xml:space="preserve">(http://127.0.0.1:8000/api/csoportTagsag/create) </w:t>
+      </w:r>
+      <w:r>
+        <w:rPr>
+          <w:u w:val="single"/>
+        </w:rPr>
+        <w:br/>
+      </w:r>
+      <w:r>
+        <w:t>bearer: session token (csak saját csoportba tudsz ami a tied)</w:t>
+      </w:r>
+      <w:r>
+        <w:br/>
+        <w:t>{</w:t>
+      </w:r>
+      <w:r>
+        <w:br/>
+        <w:t>"csoport_id":"", ##Muszály</w:t>
+      </w:r>
+      <w:r>
+        <w:t xml:space="preserve"> szám,</w:t>
+      </w:r>
+      <w:r>
+        <w:t xml:space="preserve"> létezö csoport id</w:t>
+      </w:r>
+      <w:r>
+        <w:br/>
+        <w:t>"felhasznalo_id":"" ##Muszály</w:t>
+      </w:r>
+      <w:r>
+        <w:t xml:space="preserve"> szám,</w:t>
+      </w:r>
+      <w:r>
+        <w:t xml:space="preserve"> létezö felhasználo id</w:t>
+      </w:r>
+      <w:r>
+        <w:br/>
+        <w:t>}</w:t>
+      </w:r>
+      <w:r>
+        <w:br/>
+        <w:t>-- Controllere: CsoportTagsagController</w:t>
+      </w:r>
+    </w:p>
+    <w:p/>
+    <w:p>
+      <w:pPr>
+        <w:pStyle w:val="Listaszerbekezds"/>
+        <w:numPr>
+          <w:ilvl w:val="0"/>
+          <w:numId w:val="2"/>
+        </w:numPr>
+      </w:pPr>
+      <w:r>
+        <w:t>kupon létrehozása</w:t>
+      </w:r>
+      <w:r>
+        <w:br/>
+      </w:r>
+      <w:r>
+        <w:rPr>
+          <w:u w:val="single"/>
+        </w:rPr>
+        <w:t>(http://127.0.0.1:8000/api/kuponok/create)</w:t>
+      </w:r>
+      <w:r>
+        <w:t xml:space="preserve"> </w:t>
+      </w:r>
+      <w:r>
+        <w:br/>
+        <w:t>bearer: session token (csak olyan felhasználo tud aki nagyobb jogosultsag mint 0)</w:t>
+      </w:r>
+      <w:r>
+        <w:br/>
+        <w:t>{</w:t>
+      </w:r>
+      <w:r>
+        <w:br/>
+        <w:t>"kezdesi_datum":"", ##Muszály</w:t>
+      </w:r>
+      <w:r>
+        <w:t xml:space="preserve"> dátum</w:t>
+      </w:r>
+      <w:r>
+        <w:br/>
+        <w:t>"lejarasi_datum":"", ##Muszály</w:t>
+      </w:r>
+      <w:r>
+        <w:t xml:space="preserve"> dátum </w:t>
+      </w:r>
+      <w:r>
+        <w:br/>
+        <w:t>"kod":"", ##Muszály</w:t>
+      </w:r>
+      <w:r>
+        <w:t xml:space="preserve"> szöveg, 1 minimum hossz</w:t>
+      </w:r>
+      <w:r>
+        <w:br/>
+        <w:t>"kedvezmeny":"", ##Muszály</w:t>
+      </w:r>
+      <w:r>
+        <w:t xml:space="preserve"> szöveg,</w:t>
+      </w:r>
+      <w:r>
+        <w:t xml:space="preserve"> 1 minimum hossz</w:t>
+      </w:r>
+      <w:r>
+        <w:br/>
       </w:r>
       <w:r>
         <w:lastRenderedPageBreak/>
+        <w:t xml:space="preserve">"megjegyzes":"", </w:t>
+      </w:r>
+      <w:r>
+        <w:t xml:space="preserve"> ##szöveg</w:t>
+      </w:r>
+      <w:r>
+        <w:t>, lehet üres</w:t>
+      </w:r>
+      <w:r>
+        <w:br/>
+        <w:t>"hasznalasi_hely":"" ##Muszály</w:t>
+      </w:r>
+      <w:r>
+        <w:t xml:space="preserve"> szöveg, 1 minimum hossz</w:t>
+      </w:r>
+      <w:r>
+        <w:tab/>
+      </w:r>
+      <w:r>
+        <w:br/>
         <w:t>}</w:t>
       </w:r>
       <w:r>
         <w:br/>
-        <w:t>-- Controllere: CsoportokController</w:t>
+        <w:t>-- Controllere: KuponController</w:t>
       </w:r>
     </w:p>
     <w:p/>
@@ -1699,20 +2041,20 @@
         </w:numPr>
       </w:pPr>
       <w:r>
-        <w:t>Kitöltött ürlap létrehozása</w:t>
-      </w:r>
-      <w:r>
-        <w:br/>
-      </w:r>
-      <w:r>
-        <w:rPr>
-          <w:u w:val="single"/>
-        </w:rPr>
-        <w:t>(http://127.0.0.1:8000/api/contact/create)</w:t>
-      </w:r>
-      <w:r>
-        <w:br/>
-        <w:t>bearer: session token</w:t>
+        <w:t>vevési objektum létrehozása</w:t>
+      </w:r>
+      <w:r>
+        <w:br/>
+      </w:r>
+      <w:r>
+        <w:rPr>
+          <w:u w:val="single"/>
+        </w:rPr>
+        <w:t>(http://127.0.0.1:8000/api/vevesiObjektum/create)</w:t>
+      </w:r>
+      <w:r>
+        <w:br/>
+        <w:t>bearer: session token (csoportnál csak az tud aki benne van a csoportba és nagyobb jogosultság szint mint 0)</w:t>
       </w:r>
       <w:r>
         <w:br/>
@@ -1720,219 +2062,6 @@
       </w:r>
       <w:r>
         <w:br/>
-        <w:t>"contactTipusId":"", ##Muszály</w:t>
-      </w:r>
-      <w:r>
-        <w:t xml:space="preserve"> szám,</w:t>
-      </w:r>
-      <w:r>
-        <w:t xml:space="preserve"> létezö contact tipus id</w:t>
-      </w:r>
-      <w:r>
-        <w:br/>
-        <w:t>"text":"" ##Muszály</w:t>
-      </w:r>
-      <w:r>
-        <w:t xml:space="preserve"> szöveg,</w:t>
-      </w:r>
-      <w:r>
-        <w:t xml:space="preserve"> 1 minimum hossz</w:t>
-      </w:r>
-      <w:r>
-        <w:br/>
-        <w:t>}</w:t>
-      </w:r>
-      <w:r>
-        <w:br/>
-        <w:t>-- Controllere: ContactController</w:t>
-      </w:r>
-    </w:p>
-    <w:p/>
-    <w:p>
-      <w:pPr>
-        <w:pStyle w:val="Listaszerbekezds"/>
-        <w:numPr>
-          <w:ilvl w:val="0"/>
-          <w:numId w:val="2"/>
-        </w:numPr>
-      </w:pPr>
-      <w:r>
-        <w:t>csoport tagság létrehozása</w:t>
-      </w:r>
-      <w:r>
-        <w:br/>
-      </w:r>
-      <w:r>
-        <w:rPr>
-          <w:u w:val="single"/>
-        </w:rPr>
-        <w:t xml:space="preserve">(http://127.0.0.1:8000/api/csoportTagsag/create) </w:t>
-      </w:r>
-      <w:r>
-        <w:rPr>
-          <w:u w:val="single"/>
-        </w:rPr>
-        <w:br/>
-      </w:r>
-      <w:r>
-        <w:t>bearer: session token (csak saját csoportba tudsz ami a tied)</w:t>
-      </w:r>
-      <w:r>
-        <w:br/>
-        <w:t>{</w:t>
-      </w:r>
-      <w:r>
-        <w:br/>
-        <w:t>"csoport_id":"", ##Muszály</w:t>
-      </w:r>
-      <w:r>
-        <w:t xml:space="preserve"> szám,</w:t>
-      </w:r>
-      <w:r>
-        <w:t xml:space="preserve"> létezö csoport id</w:t>
-      </w:r>
-      <w:r>
-        <w:br/>
-        <w:t>"felhasznalo_id":"" ##Muszály</w:t>
-      </w:r>
-      <w:r>
-        <w:t xml:space="preserve"> szám,</w:t>
-      </w:r>
-      <w:r>
-        <w:t xml:space="preserve"> létezö felhasználo id</w:t>
-      </w:r>
-      <w:r>
-        <w:br/>
-        <w:t>}</w:t>
-      </w:r>
-      <w:r>
-        <w:br/>
-        <w:t>-- Controllere: CsoportTagsagController</w:t>
-      </w:r>
-    </w:p>
-    <w:p/>
-    <w:p>
-      <w:pPr>
-        <w:pStyle w:val="Listaszerbekezds"/>
-        <w:numPr>
-          <w:ilvl w:val="0"/>
-          <w:numId w:val="2"/>
-        </w:numPr>
-      </w:pPr>
-      <w:r>
-        <w:t>kupon létrehozása</w:t>
-      </w:r>
-      <w:r>
-        <w:br/>
-      </w:r>
-      <w:r>
-        <w:rPr>
-          <w:u w:val="single"/>
-        </w:rPr>
-        <w:t>(http://127.0.0.1:8000/api/kuponok/create)</w:t>
-      </w:r>
-      <w:r>
-        <w:t xml:space="preserve"> </w:t>
-      </w:r>
-      <w:r>
-        <w:br/>
-        <w:t>bearer: session token (csak olyan felhasználo tud aki nagyobb jogosultsag mint 0)</w:t>
-      </w:r>
-      <w:r>
-        <w:br/>
-        <w:t>{</w:t>
-      </w:r>
-      <w:r>
-        <w:br/>
-        <w:t>"kezdesi_datum":"", ##Muszály</w:t>
-      </w:r>
-      <w:r>
-        <w:t xml:space="preserve"> dátum</w:t>
-      </w:r>
-      <w:r>
-        <w:br/>
-        <w:t>"lejarasi_datum":"", ##Muszály</w:t>
-      </w:r>
-      <w:r>
-        <w:t xml:space="preserve"> dátum </w:t>
-      </w:r>
-      <w:r>
-        <w:br/>
-        <w:t>"kod":"", ##Muszály</w:t>
-      </w:r>
-      <w:r>
-        <w:t xml:space="preserve"> szöveg, 1 minimum hossz</w:t>
-      </w:r>
-      <w:r>
-        <w:br/>
-        <w:t>"kedvezmeny":"", ##Muszály</w:t>
-      </w:r>
-      <w:r>
-        <w:t xml:space="preserve"> szöveg,</w:t>
-      </w:r>
-      <w:r>
-        <w:t xml:space="preserve"> 1 minimum hossz</w:t>
-      </w:r>
-      <w:r>
-        <w:br/>
-        <w:t xml:space="preserve">"megjegyzes":"", </w:t>
-      </w:r>
-      <w:r>
-        <w:t xml:space="preserve"> ##szöveg</w:t>
-      </w:r>
-      <w:r>
-        <w:t>, lehet üres</w:t>
-      </w:r>
-      <w:r>
-        <w:br/>
-        <w:t>"hasznalasi_hely":"" ##Muszály</w:t>
-      </w:r>
-      <w:r>
-        <w:t xml:space="preserve"> szöveg, 1 minimum hossz</w:t>
-      </w:r>
-      <w:r>
-        <w:tab/>
-      </w:r>
-      <w:r>
-        <w:br/>
-        <w:t>}</w:t>
-      </w:r>
-      <w:r>
-        <w:br/>
-        <w:t>-- Controllere: KuponController</w:t>
-      </w:r>
-    </w:p>
-    <w:p/>
-    <w:p>
-      <w:pPr>
-        <w:pStyle w:val="Listaszerbekezds"/>
-        <w:numPr>
-          <w:ilvl w:val="0"/>
-          <w:numId w:val="2"/>
-        </w:numPr>
-      </w:pPr>
-      <w:r>
-        <w:t>vevési objektum létrehozása</w:t>
-      </w:r>
-      <w:r>
-        <w:br/>
-      </w:r>
-      <w:r>
-        <w:rPr>
-          <w:u w:val="single"/>
-        </w:rPr>
-        <w:t>(http://127.0.0.1:8000/api/vevesiObjektum/create)</w:t>
-      </w:r>
-      <w:r>
-        <w:br/>
-        <w:t>bearer: session token (csoportnál csak az tud aki benne van a csoportba és nagyobb jogosultság szint mint 0)</w:t>
-      </w:r>
-      <w:r>
-        <w:br/>
-        <w:t>{</w:t>
-      </w:r>
-      <w:r>
-        <w:br/>
         <w:t>"veves_lista_id":"", ##Muszály</w:t>
       </w:r>
       <w:r>
@@ -1961,9 +2090,6 @@
       </w:r>
       <w:r>
         <w:br/>
-      </w:r>
-      <w:r>
-        <w:lastRenderedPageBreak/>
         <w:t>"mennyiseg":"" ##Muszály</w:t>
       </w:r>
       <w:r>
@@ -2149,6 +2275,9 @@
       </w:r>
       <w:r>
         <w:br/>
+      </w:r>
+      <w:r>
+        <w:lastRenderedPageBreak/>
         <w:t>'jogosultsag_szint':”” ##szám, minimum 0</w:t>
       </w:r>
       <w:r>
@@ -2240,7 +2369,6 @@
         </w:numPr>
       </w:pPr>
       <w:r>
-        <w:lastRenderedPageBreak/>
         <w:t>csoport tagság modositása</w:t>
       </w:r>
       <w:r>
@@ -2289,6 +2417,84 @@
         <w:br/>
         <w:t>-- Controllere: CsoportTagsagController</w:t>
       </w:r>
+      <w:r>
+        <w:br/>
+      </w:r>
+    </w:p>
+    <w:p>
+      <w:pPr>
+        <w:pStyle w:val="Listaszerbekezds"/>
+      </w:pPr>
+    </w:p>
+    <w:p>
+      <w:pPr>
+        <w:pStyle w:val="Listaszerbekezds"/>
+        <w:numPr>
+          <w:ilvl w:val="0"/>
+          <w:numId w:val="3"/>
+        </w:numPr>
+      </w:pPr>
+      <w:r>
+        <w:t xml:space="preserve">csoport </w:t>
+      </w:r>
+      <w:r>
+        <w:t xml:space="preserve">meghivás eldöntése </w:t>
+      </w:r>
+      <w:r>
+        <w:br/>
+      </w:r>
+      <w:r>
+        <w:rPr>
+          <w:u w:val="single"/>
+        </w:rPr>
+        <w:t>(http://127.0.0.1:8000/api</w:t>
+      </w:r>
+      <w:r>
+        <w:rPr>
+          <w:u w:val="single"/>
+        </w:rPr>
+        <w:t>/csoportMeghivas/decision/{csoport_id}</w:t>
+      </w:r>
+      <w:r>
+        <w:t>)</w:t>
+      </w:r>
+      <w:r>
+        <w:br/>
+        <w:t>bearer: session token (</w:t>
+      </w:r>
+      <w:r>
+        <w:t>csak olyat tudsz elfogadni vagy elutasitani ami a tied</w:t>
+      </w:r>
+      <w:r>
+        <w:t>)</w:t>
+      </w:r>
+      <w:r>
+        <w:br/>
+        <w:t>{</w:t>
+      </w:r>
+      <w:r>
+        <w:br/>
+        <w:t>"":"", ##</w:t>
+      </w:r>
+      <w:r>
+        <w:t>Muszály, 0 = elutasitás, 1 = elfogadás</w:t>
+      </w:r>
+      <w:r>
+        <w:br/>
+        <w:t>}</w:t>
+      </w:r>
+      <w:r>
+        <w:br/>
+        <w:t xml:space="preserve">-- Controllere: </w:t>
+      </w:r>
+      <w:r>
+        <w:t>CsoportMeghivasController</w:t>
+      </w:r>
+    </w:p>
+    <w:p>
+      <w:pPr>
+        <w:pStyle w:val="Listaszerbekezds"/>
+      </w:pPr>
     </w:p>
     <w:p/>
     <w:p/>
@@ -2343,6 +2549,9 @@
       </w:r>
       <w:r>
         <w:br/>
+      </w:r>
+      <w:r>
+        <w:lastRenderedPageBreak/>
         <w:t>"mennyiseg":"",</w:t>
       </w:r>
       <w:r>
@@ -2489,7 +2698,6 @@
         <w:br/>
       </w:r>
       <w:r>
-        <w:lastRenderedPageBreak/>
         <w:t>bearer: session token (hogy ha a megadott id nem a sajátod akkor csak 2 vagy nagyobb jogosultsagi szinttel tudod azt torolni)</w:t>
       </w:r>
       <w:r>
